--- a/дз17/Домашнее задание №17 КручининС.В..docx
+++ b/дз17/Домашнее задание №17 КручининС.В..docx
@@ -10,6 +10,15 @@
           <w:sz w:val="28"/>
         </w:rPr>
         <w:t>Домашнее задание №17</w:t>
+      </w:r>
+    </w:p>
+    <w:p>
+      <w:r>
+        <w:rPr>
+          <w:rFonts w:ascii="Times New Roman" w:hAnsi="Times New Roman" w:eastAsia="Times New Roman"/>
+          <w:sz w:val="24"/>
+        </w:rPr>
+        <w:t>Урок 46.</w:t>
       </w:r>
     </w:p>
     <w:p>

--- a/дз17/Домашнее задание №17 КручининС.В..docx
+++ b/дз17/Домашнее задание №17 КручининС.В..docx
@@ -5,7 +5,7 @@
     <w:p>
       <w:r>
         <w:rPr>
-          <w:rFonts w:ascii="Times New Roman" w:hAnsi="Times New Roman"/>
+          <w:rFonts w:ascii="Times New Roman" w:hAnsi="Times New Roman" w:eastAsia="Times New Roman"/>
           <w:b/>
           <w:sz w:val="28"/>
         </w:rPr>
@@ -16,6 +16,7 @@
       <w:r>
         <w:rPr>
           <w:rFonts w:ascii="Times New Roman" w:hAnsi="Times New Roman" w:eastAsia="Times New Roman"/>
+          <w:b w:val="0"/>
           <w:sz w:val="24"/>
         </w:rPr>
         <w:t>Урок 46.</w:t>
@@ -24,7 +25,7 @@
     <w:p>
       <w:r>
         <w:rPr>
-          <w:rFonts w:ascii="Times New Roman" w:hAnsi="Times New Roman"/>
+          <w:rFonts w:ascii="Times New Roman" w:hAnsi="Times New Roman" w:eastAsia="Times New Roman"/>
           <w:b w:val="0"/>
           <w:sz w:val="24"/>
         </w:rPr>
@@ -38,38 +39,18 @@
           <w:b w:val="0"/>
           <w:sz w:val="24"/>
         </w:rPr>
-        <w:t>Папка дз17. В ней блокнот dz17_lasso_ridge.ipynb и таблица priznaki.csv.</w:t>
+        <w:t>Папка дз17. В ней блокнот dz17_lasso_ridge.ipynb, график dz17_scatter.png и таблица priznaki.csv.</w:t>
       </w:r>
     </w:p>
     <w:p/>
     <w:p>
       <w:r>
         <w:rPr>
-          <w:rFonts w:ascii="Times New Roman" w:hAnsi="Times New Roman"/>
+          <w:rFonts w:ascii="Times New Roman" w:hAnsi="Times New Roman" w:eastAsia="Times New Roman"/>
           <w:b/>
           <w:sz w:val="24"/>
         </w:rPr>
-        <w:t>Задача.</w:t>
-      </w:r>
-    </w:p>
-    <w:p>
-      <w:r>
-        <w:rPr>
-          <w:rFonts w:ascii="Times New Roman" w:hAnsi="Times New Roman"/>
-          <w:b w:val="0"/>
-          <w:sz w:val="24"/>
-        </w:rPr>
-        <w:t>Снова предсказать оценку книги. На лекции разбирали нелинейную форму и штраф на коэффициенты. Нужно масштабировать признаки, обучить Lasso и Ridge на разных наборах и оставить лучший по тесту.</w:t>
-      </w:r>
-    </w:p>
-    <w:p>
-      <w:r>
-        <w:rPr>
-          <w:rFonts w:ascii="Times New Roman" w:hAnsi="Times New Roman"/>
-          <w:b/>
-          <w:sz w:val="24"/>
-        </w:rPr>
-        <w:t>Переменные.</w:t>
+        <w:t>Вопрос:</w:t>
       </w:r>
     </w:p>
     <w:p>
@@ -79,147 +60,17 @@
           <w:b w:val="0"/>
           <w:sz w:val="24"/>
         </w:rPr>
-        <w:t>Те же 81 строка с оценкой. Таблица в папке дз17, файл priznaki.csv.</w:t>
+        <w:t>На основе датасета, который был использован для промежуточной аттестации.</w:t>
       </w:r>
     </w:p>
     <w:p>
       <w:r>
         <w:rPr>
-          <w:rFonts w:ascii="Times New Roman" w:hAnsi="Times New Roman"/>
-          <w:b w:val="0"/>
-          <w:sz w:val="24"/>
-        </w:rPr>
-        <w:t>vozrast, tema_sovpala, zhanr_sovpal, skok_brali.</w:t>
-      </w:r>
-    </w:p>
-    <w:p>
-      <w:r>
-        <w:rPr>
-          <w:rFonts w:ascii="Times New Roman" w:hAnsi="Times New Roman"/>
-          <w:b w:val="0"/>
-          <w:sz w:val="24"/>
-        </w:rPr>
-        <w:t>Отдельная спецификация: vozrast и vozrast в квадрате, плюс тема. Квадрат — это полином с лекции.</w:t>
-      </w:r>
-    </w:p>
-    <w:p>
-      <w:r>
-        <w:rPr>
-          <w:rFonts w:ascii="Times New Roman" w:hAnsi="Times New Roman"/>
+          <w:rFonts w:ascii="Times New Roman" w:hAnsi="Times New Roman" w:eastAsia="Times New Roman"/>
           <w:b/>
           <w:sz w:val="24"/>
         </w:rPr>
-        <w:t>Решение.</w:t>
-      </w:r>
-    </w:p>
-    <w:p>
-      <w:r>
-        <w:rPr>
-          <w:rFonts w:ascii="Times New Roman" w:hAnsi="Times New Roman"/>
-          <w:b w:val="0"/>
-          <w:sz w:val="24"/>
-        </w:rPr>
-        <w:t>В тетради Lasso и Ridge считают только после масштаба. StandardScaler учил на train, на тест применил тот же. test_size = 0.33, random_state = 42, alpha = 0.1.</w:t>
-      </w:r>
-    </w:p>
-    <w:p>
-      <w:r>
-        <w:rPr>
-          <w:rFonts w:ascii="Times New Roman" w:hAnsi="Times New Roman"/>
-          <w:b w:val="0"/>
-          <w:sz w:val="24"/>
-        </w:rPr>
-        <w:t>Lasso, возраст: MSE 1.16, R2 0.01.</w:t>
-      </w:r>
-    </w:p>
-    <w:p>
-      <w:r>
-        <w:rPr>
-          <w:rFonts w:ascii="Times New Roman" w:hAnsi="Times New Roman"/>
-          <w:b w:val="0"/>
-          <w:sz w:val="24"/>
-        </w:rPr>
-        <w:t>Lasso, тема: MSE 1.00, R2 0.15.</w:t>
-      </w:r>
-    </w:p>
-    <w:p>
-      <w:r>
-        <w:rPr>
-          <w:rFonts w:ascii="Times New Roman" w:hAnsi="Times New Roman"/>
-          <w:b w:val="0"/>
-          <w:sz w:val="24"/>
-        </w:rPr>
-        <w:t>Lasso, возраст и тема: MSE 0.94, R2 0.20.</w:t>
-      </w:r>
-    </w:p>
-    <w:p>
-      <w:r>
-        <w:rPr>
-          <w:rFonts w:ascii="Times New Roman" w:hAnsi="Times New Roman"/>
-          <w:b w:val="0"/>
-          <w:sz w:val="24"/>
-        </w:rPr>
-        <w:t>Lasso, возраст, квадрат возраста и тема: вес квадрата 0. MSE и R2 те же, 0.94 и 0.20.</w:t>
-      </w:r>
-    </w:p>
-    <w:p>
-      <w:r>
-        <w:rPr>
-          <w:rFonts w:ascii="Times New Roman" w:hAnsi="Times New Roman"/>
-          <w:b w:val="0"/>
-          <w:sz w:val="24"/>
-        </w:rPr>
-        <w:t>Lasso, все четыре: число выдач обнулил. MSE 0.98, R2 0.16.</w:t>
-      </w:r>
-    </w:p>
-    <w:p>
-      <w:r>
-        <w:rPr>
-          <w:rFonts w:ascii="Times New Roman" w:hAnsi="Times New Roman"/>
-          <w:b w:val="0"/>
-          <w:sz w:val="24"/>
-        </w:rPr>
-        <w:t>Ridge, возраст и тема: MSE 0.92, MAE 0.82, R2 0.22.</w:t>
-      </w:r>
-    </w:p>
-    <w:p>
-      <w:r>
-        <w:rPr>
-          <w:rFonts w:ascii="Times New Roman" w:hAnsi="Times New Roman"/>
-          <w:b w:val="0"/>
-          <w:sz w:val="24"/>
-        </w:rPr>
-        <w:t>Ridge с квадратом возраста: R2 0.15, хуже.</w:t>
-      </w:r>
-    </w:p>
-    <w:p>
-      <w:r>
-        <w:rPr>
-          <w:rFonts w:ascii="Times New Roman" w:hAnsi="Times New Roman"/>
-          <w:b/>
-          <w:sz w:val="24"/>
-        </w:rPr>
-        <w:t>Ответ.</w:t>
-      </w:r>
-    </w:p>
-    <w:p>
-      <w:r>
-        <w:rPr>
-          <w:rFonts w:ascii="Times New Roman" w:hAnsi="Times New Roman"/>
-          <w:b w:val="0"/>
-          <w:sz w:val="24"/>
-        </w:rPr>
-        <w:t>Квадрат возраста не нужен. Lasso его выкинул, у Ridge с ним ошибка выросла. Связь ближе к прямой, чем к параболе.</w:t>
-      </w:r>
-    </w:p>
-    <w:p>
-      <w:r>
-        <w:rPr>
-          <w:rFonts w:ascii="Times New Roman" w:hAnsi="Times New Roman"/>
-          <w:b w:val="0"/>
-          <w:sz w:val="24"/>
-        </w:rPr>
-        <w:t>Лучшая модель — Ridge, возраст и тема. MSE 0.92, R2 0.22. После масштаба свободный член 3.80, это средняя оценка. Вес темы 0.42, вес возраста 0.30. Тема сильнее. Та же пара признаков, что в задании 16.</w:t>
+        <w:t>Решение:</w:t>
       </w:r>
     </w:p>
     <w:p>
@@ -229,14 +80,7428 @@
           <w:b w:val="0"/>
           <w:sz w:val="24"/>
         </w:rPr>
-        <w:t>Счёт в папке дз17, блокнот dz17_lasso_ridge.ipynb.</w:t>
+        <w:t>Взял priznaki.csv из аттестации. Где книга ещё на руках, оценки нет, эти строки убрал.</w:t>
       </w:r>
     </w:p>
     <w:p>
       <w:r>
         <w:rPr>
           <w:rFonts w:ascii="Times New Roman" w:hAnsi="Times New Roman" w:eastAsia="Times New Roman"/>
-          <w:color w:val="000000"/>
+          <w:b/>
+          <w:sz w:val="24"/>
+        </w:rPr>
+        <w:t>Ответ:</w:t>
+      </w:r>
+    </w:p>
+    <w:p>
+      <w:r>
+        <w:rPr>
+          <w:rFonts w:ascii="Times New Roman" w:hAnsi="Times New Roman" w:eastAsia="Times New Roman"/>
+          <w:b w:val="0"/>
+          <w:sz w:val="24"/>
+        </w:rPr>
+        <w:t>Было 96 строк, с оценкой осталось 81.</w:t>
+      </w:r>
+    </w:p>
+    <w:p/>
+    <w:p>
+      <w:r>
+        <w:rPr>
+          <w:rFonts w:ascii="Times New Roman" w:hAnsi="Times New Roman" w:eastAsia="Times New Roman"/>
+          <w:b/>
+          <w:sz w:val="24"/>
+        </w:rPr>
+        <w:t>Вопрос:</w:t>
+      </w:r>
+    </w:p>
+    <w:p>
+      <w:r>
+        <w:rPr>
+          <w:rFonts w:ascii="Times New Roman" w:hAnsi="Times New Roman" w:eastAsia="Times New Roman"/>
+          <w:b w:val="0"/>
+          <w:sz w:val="24"/>
+        </w:rPr>
+        <w:t>Выберите вещественную переменную в качестве таргета и несколько объясняющих переменных.</w:t>
+      </w:r>
+    </w:p>
+    <w:p>
+      <w:r>
+        <w:rPr>
+          <w:rFonts w:ascii="Times New Roman" w:hAnsi="Times New Roman" w:eastAsia="Times New Roman"/>
+          <w:b/>
+          <w:sz w:val="24"/>
+        </w:rPr>
+        <w:t>Решение:</w:t>
+      </w:r>
+    </w:p>
+    <w:p>
+      <w:r>
+        <w:rPr>
+          <w:rFonts w:ascii="Times New Roman" w:hAnsi="Times New Roman" w:eastAsia="Times New Roman"/>
+          <w:b w:val="0"/>
+          <w:sz w:val="24"/>
+        </w:rPr>
+        <w:t>Таргет нужен числом. Оценка книги число от 1 до 5. Признаки те же, что в линейной регрессии.</w:t>
+      </w:r>
+    </w:p>
+    <w:p>
+      <w:r>
+        <w:rPr>
+          <w:rFonts w:ascii="Times New Roman" w:hAnsi="Times New Roman" w:eastAsia="Times New Roman"/>
+          <w:b/>
+          <w:sz w:val="24"/>
+        </w:rPr>
+        <w:t>Ответ:</w:t>
+      </w:r>
+    </w:p>
+    <w:p>
+      <w:r>
+        <w:rPr>
+          <w:rFonts w:ascii="Times New Roman" w:hAnsi="Times New Roman" w:eastAsia="Times New Roman"/>
+          <w:b w:val="0"/>
+          <w:sz w:val="24"/>
+        </w:rPr>
+        <w:t>Таргет: otsenka.</w:t>
+      </w:r>
+    </w:p>
+    <w:p>
+      <w:r>
+        <w:rPr>
+          <w:rFonts w:ascii="Times New Roman" w:hAnsi="Times New Roman" w:eastAsia="Times New Roman"/>
+          <w:b w:val="0"/>
+          <w:sz w:val="24"/>
+        </w:rPr>
+        <w:t>Объясняющие: vozrast, tema_sovpala, zhanr_sovpal, skok_brali.</w:t>
+      </w:r>
+    </w:p>
+    <w:p/>
+    <w:p>
+      <w:r>
+        <w:rPr>
+          <w:rFonts w:ascii="Times New Roman" w:hAnsi="Times New Roman" w:eastAsia="Times New Roman"/>
+          <w:b/>
+          <w:sz w:val="24"/>
+        </w:rPr>
+        <w:t>Вопрос:</w:t>
+      </w:r>
+    </w:p>
+    <w:p>
+      <w:r>
+        <w:rPr>
+          <w:rFonts w:ascii="Times New Roman" w:hAnsi="Times New Roman" w:eastAsia="Times New Roman"/>
+          <w:b w:val="0"/>
+          <w:sz w:val="24"/>
+        </w:rPr>
+        <w:t>Постройте точечные диаграммы для таргета и каждой фичи, опишите форму взаимосвязи.</w:t>
+      </w:r>
+    </w:p>
+    <w:p>
+      <w:r>
+        <w:rPr>
+          <w:rFonts w:ascii="Times New Roman" w:hAnsi="Times New Roman" w:eastAsia="Times New Roman"/>
+          <w:b/>
+          <w:sz w:val="24"/>
+        </w:rPr>
+        <w:t>Решение:</w:t>
+      </w:r>
+    </w:p>
+    <w:p>
+      <w:r>
+        <w:rPr>
+          <w:rFonts w:ascii="Times New Roman" w:hAnsi="Times New Roman" w:eastAsia="Times New Roman"/>
+          <w:b w:val="0"/>
+          <w:sz w:val="24"/>
+        </w:rPr>
+        <w:t>Четыре графика, по вертикали оценка. Рисунок dz17_scatter.png.</w:t>
+      </w:r>
+    </w:p>
+    <w:p>
+      <w:r>
+        <w:rPr>
+          <w:rFonts w:ascii="Times New Roman" w:hAnsi="Times New Roman" w:eastAsia="Times New Roman"/>
+          <w:b/>
+          <w:sz w:val="24"/>
+        </w:rPr>
+        <w:t>Ответ:</w:t>
+      </w:r>
+    </w:p>
+    <w:p>
+      <w:r>
+        <w:rPr>
+          <w:rFonts w:ascii="Times New Roman" w:hAnsi="Times New Roman" w:eastAsia="Times New Roman"/>
+          <w:b w:val="0"/>
+          <w:sz w:val="24"/>
+        </w:rPr>
+        <w:t>Возраст: облако, слабый подъём слева направо, изгиба нет.</w:t>
+      </w:r>
+    </w:p>
+    <w:p>
+      <w:r>
+        <w:rPr>
+          <w:rFonts w:ascii="Times New Roman" w:hAnsi="Times New Roman" w:eastAsia="Times New Roman"/>
+          <w:b w:val="0"/>
+          <w:sz w:val="24"/>
+        </w:rPr>
+        <w:t>Тема совпала: две полосы, 0 и 1. При 0 оценки от 1 до 5, средняя 3.51. При 1 оценки от 4 до 5, средняя 4.55. Если тема совпала, оценки выше.</w:t>
+      </w:r>
+    </w:p>
+    <w:p>
+      <w:r>
+        <w:rPr>
+          <w:rFonts w:ascii="Times New Roman" w:hAnsi="Times New Roman" w:eastAsia="Times New Roman"/>
+          <w:b w:val="0"/>
+          <w:sz w:val="24"/>
+        </w:rPr>
+        <w:t>Жанр совпал: тоже две полосы, разброс с обеих сторон похожий, связи почти нет.</w:t>
+      </w:r>
+    </w:p>
+    <w:p>
+      <w:r>
+        <w:rPr>
+          <w:rFonts w:ascii="Times New Roman" w:hAnsi="Times New Roman" w:eastAsia="Times New Roman"/>
+          <w:b w:val="0"/>
+          <w:sz w:val="24"/>
+        </w:rPr>
+        <w:t>Сколько раз брали: точки размазаны по всем оценкам, наклона нет.</w:t>
+      </w:r>
+    </w:p>
+    <w:p/>
+    <w:p>
+      <w:r>
+        <w:rPr>
+          <w:rFonts w:ascii="Times New Roman" w:hAnsi="Times New Roman" w:eastAsia="Times New Roman"/>
+          <w:b/>
+          <w:sz w:val="24"/>
+        </w:rPr>
+        <w:t>Вопрос:</w:t>
+      </w:r>
+    </w:p>
+    <w:p>
+      <w:r>
+        <w:rPr>
+          <w:rFonts w:ascii="Times New Roman" w:hAnsi="Times New Roman" w:eastAsia="Times New Roman"/>
+          <w:b w:val="0"/>
+          <w:sz w:val="24"/>
+        </w:rPr>
+        <w:t>Разделите датасет на обучающую и тестовую выборки.</w:t>
+      </w:r>
+    </w:p>
+    <w:p>
+      <w:r>
+        <w:rPr>
+          <w:rFonts w:ascii="Times New Roman" w:hAnsi="Times New Roman" w:eastAsia="Times New Roman"/>
+          <w:b/>
+          <w:sz w:val="24"/>
+        </w:rPr>
+        <w:t>Решение:</w:t>
+      </w:r>
+    </w:p>
+    <w:p>
+      <w:r>
+        <w:rPr>
+          <w:rFonts w:ascii="Times New Roman" w:hAnsi="Times New Roman" w:eastAsia="Times New Roman"/>
+          <w:b w:val="0"/>
+          <w:sz w:val="24"/>
+        </w:rPr>
+        <w:t>train_test_split, test_size = 0.33, random_state = 42. Как в тетради. Деление одно на все модели.</w:t>
+      </w:r>
+    </w:p>
+    <w:p>
+      <w:r>
+        <w:rPr>
+          <w:rFonts w:ascii="Times New Roman" w:hAnsi="Times New Roman" w:eastAsia="Times New Roman"/>
+          <w:b/>
+          <w:sz w:val="24"/>
+        </w:rPr>
+        <w:t>Ответ:</w:t>
+      </w:r>
+    </w:p>
+    <w:p>
+      <w:r>
+        <w:rPr>
+          <w:rFonts w:ascii="Times New Roman" w:hAnsi="Times New Roman" w:eastAsia="Times New Roman"/>
+          <w:b w:val="0"/>
+          <w:sz w:val="24"/>
+        </w:rPr>
+        <w:t>Обучение 54, тест 27.</w:t>
+      </w:r>
+    </w:p>
+    <w:p/>
+    <w:p>
+      <w:r>
+        <w:rPr>
+          <w:rFonts w:ascii="Times New Roman" w:hAnsi="Times New Roman" w:eastAsia="Times New Roman"/>
+          <w:b/>
+          <w:sz w:val="24"/>
+        </w:rPr>
+        <w:t>Вопрос:</w:t>
+      </w:r>
+    </w:p>
+    <w:p>
+      <w:r>
+        <w:rPr>
+          <w:rFonts w:ascii="Times New Roman" w:hAnsi="Times New Roman" w:eastAsia="Times New Roman"/>
+          <w:b w:val="0"/>
+          <w:sz w:val="24"/>
+        </w:rPr>
+        <w:t>Сделайте масштабирование объясняющих переменных.</w:t>
+      </w:r>
+    </w:p>
+    <w:p>
+      <w:r>
+        <w:rPr>
+          <w:rFonts w:ascii="Times New Roman" w:hAnsi="Times New Roman" w:eastAsia="Times New Roman"/>
+          <w:b/>
+          <w:sz w:val="24"/>
+        </w:rPr>
+        <w:t>Решение:</w:t>
+      </w:r>
+    </w:p>
+    <w:p>
+      <w:r>
+        <w:rPr>
+          <w:rFonts w:ascii="Times New Roman" w:hAnsi="Times New Roman" w:eastAsia="Times New Roman"/>
+          <w:b w:val="0"/>
+          <w:sz w:val="24"/>
+        </w:rPr>
+        <w:t>StandardScaler. fit только на обучении, тест тем же масштабом. Перед Lasso и Ridge так и надо, в тетради это отдельно сказано.</w:t>
+      </w:r>
+    </w:p>
+    <w:p>
+      <w:r>
+        <w:rPr>
+          <w:rFonts w:ascii="Times New Roman" w:hAnsi="Times New Roman" w:eastAsia="Times New Roman"/>
+          <w:b/>
+          <w:sz w:val="24"/>
+        </w:rPr>
+        <w:t>Ответ:</w:t>
+      </w:r>
+    </w:p>
+    <w:p>
+      <w:r>
+        <w:rPr>
+          <w:rFonts w:ascii="Times New Roman" w:hAnsi="Times New Roman" w:eastAsia="Times New Roman"/>
+          <w:b w:val="0"/>
+          <w:sz w:val="24"/>
+        </w:rPr>
+        <w:t>Среднее на обучении, четыре признака: возраст 28.704, тема 0.259, жанр 0.333, сколько брали 5.278.</w:t>
+      </w:r>
+    </w:p>
+    <w:p>
+      <w:r>
+        <w:rPr>
+          <w:rFonts w:ascii="Times New Roman" w:hAnsi="Times New Roman" w:eastAsia="Times New Roman"/>
+          <w:b w:val="0"/>
+          <w:sz w:val="24"/>
+        </w:rPr>
+        <w:t>Масштаб: 7.591, 0.438, 0.471, 3.525.</w:t>
+      </w:r>
+    </w:p>
+    <w:p>
+      <w:r>
+        <w:rPr>
+          <w:rFonts w:ascii="Times New Roman" w:hAnsi="Times New Roman" w:eastAsia="Times New Roman"/>
+          <w:b w:val="0"/>
+          <w:sz w:val="24"/>
+        </w:rPr>
+        <w:t>Для ln(возраст), квадрата и 1/возраст масштаб свой, по этому столбцу. Веса моделей ниже уже после масштаба.</w:t>
+      </w:r>
+    </w:p>
+    <w:p/>
+    <w:p>
+      <w:r>
+        <w:rPr>
+          <w:rFonts w:ascii="Times New Roman" w:hAnsi="Times New Roman" w:eastAsia="Times New Roman"/>
+          <w:b/>
+          <w:sz w:val="24"/>
+        </w:rPr>
+        <w:t>Вопрос:</w:t>
+      </w:r>
+    </w:p>
+    <w:p>
+      <w:r>
+        <w:rPr>
+          <w:rFonts w:ascii="Times New Roman" w:hAnsi="Times New Roman" w:eastAsia="Times New Roman"/>
+          <w:b w:val="0"/>
+          <w:sz w:val="24"/>
+        </w:rPr>
+        <w:t>Обучите модели Lasso и Ridge на разных наборах переменных и для разных спецификаций модели на обучающей выборке.</w:t>
+      </w:r>
+    </w:p>
+    <w:p>
+      <w:r>
+        <w:rPr>
+          <w:rFonts w:ascii="Times New Roman" w:hAnsi="Times New Roman" w:eastAsia="Times New Roman"/>
+          <w:b/>
+          <w:sz w:val="24"/>
+        </w:rPr>
+        <w:t>Решение:</w:t>
+      </w:r>
+    </w:p>
+    <w:p>
+      <w:r>
+        <w:rPr>
+          <w:rFonts w:ascii="Times New Roman" w:hAnsi="Times New Roman" w:eastAsia="Times New Roman"/>
+          <w:b w:val="0"/>
+          <w:sz w:val="24"/>
+        </w:rPr>
+        <w:t>Lasso и Ridge, alpha = 0.1, как в тетради. fit только на обучении.</w:t>
+      </w:r>
+    </w:p>
+    <w:p>
+      <w:r>
+        <w:rPr>
+          <w:rFonts w:ascii="Times New Roman" w:hAnsi="Times New Roman" w:eastAsia="Times New Roman"/>
+          <w:b w:val="0"/>
+          <w:sz w:val="24"/>
+        </w:rPr>
+        <w:t>Наборы: возраст; тема; возраст и тема; все четыре.</w:t>
+      </w:r>
+    </w:p>
+    <w:p>
+      <w:r>
+        <w:rPr>
+          <w:rFonts w:ascii="Times New Roman" w:hAnsi="Times New Roman" w:eastAsia="Times New Roman"/>
+          <w:b w:val="0"/>
+          <w:sz w:val="24"/>
+        </w:rPr>
+        <w:t>Формы возраста как на лекции: прямая, ln(возраст), возраст в квадрате, 1/возраст.</w:t>
+      </w:r>
+    </w:p>
+    <w:p>
+      <w:r>
+        <w:rPr>
+          <w:rFonts w:ascii="Times New Roman" w:hAnsi="Times New Roman" w:eastAsia="Times New Roman"/>
+          <w:b/>
+          <w:sz w:val="24"/>
+        </w:rPr>
+        <w:t>Ответ:</w:t>
+      </w:r>
+    </w:p>
+    <w:p>
+      <w:r>
+        <w:rPr>
+          <w:rFonts w:ascii="Times New Roman" w:hAnsi="Times New Roman" w:eastAsia="Times New Roman"/>
+          <w:b w:val="0"/>
+          <w:sz w:val="24"/>
+        </w:rPr>
+        <w:t>Lasso, возраст: w0 3.796, w 0.248</w:t>
+      </w:r>
+    </w:p>
+    <w:p>
+      <w:r>
+        <w:rPr>
+          <w:rFonts w:ascii="Times New Roman" w:hAnsi="Times New Roman" w:eastAsia="Times New Roman"/>
+          <w:b w:val="0"/>
+          <w:sz w:val="24"/>
+        </w:rPr>
+        <w:t>Ridge, возраст: w0 3.796, w 0.348</w:t>
+      </w:r>
+    </w:p>
+    <w:p>
+      <w:r>
+        <w:rPr>
+          <w:rFonts w:ascii="Times New Roman" w:hAnsi="Times New Roman" w:eastAsia="Times New Roman"/>
+          <w:b w:val="0"/>
+          <w:sz w:val="24"/>
+        </w:rPr>
+        <w:t>Lasso, тема: w0 3.796, w 0.359</w:t>
+      </w:r>
+    </w:p>
+    <w:p>
+      <w:r>
+        <w:rPr>
+          <w:rFonts w:ascii="Times New Roman" w:hAnsi="Times New Roman" w:eastAsia="Times New Roman"/>
+          <w:b w:val="0"/>
+          <w:sz w:val="24"/>
+        </w:rPr>
+        <w:t>Ridge, тема: w0 3.796, w 0.458</w:t>
+      </w:r>
+    </w:p>
+    <w:p>
+      <w:r>
+        <w:rPr>
+          <w:rFonts w:ascii="Times New Roman" w:hAnsi="Times New Roman" w:eastAsia="Times New Roman"/>
+          <w:b w:val="0"/>
+          <w:sz w:val="24"/>
+        </w:rPr>
+        <w:t>Lasso, возраст и тема: w0 3.796, w 0.209, 0.334</w:t>
+      </w:r>
+    </w:p>
+    <w:p>
+      <w:r>
+        <w:rPr>
+          <w:rFonts w:ascii="Times New Roman" w:hAnsi="Times New Roman" w:eastAsia="Times New Roman"/>
+          <w:b w:val="0"/>
+          <w:sz w:val="24"/>
+        </w:rPr>
+        <w:t>Ridge, возраст и тема: w0 3.796, w 0.298, 0.423</w:t>
+      </w:r>
+    </w:p>
+    <w:p>
+      <w:r>
+        <w:rPr>
+          <w:rFonts w:ascii="Times New Roman" w:hAnsi="Times New Roman" w:eastAsia="Times New Roman"/>
+          <w:b w:val="0"/>
+          <w:sz w:val="24"/>
+        </w:rPr>
+        <w:t>Lasso, все четыре: w0 3.796, w 0.237, 0.391, -0.126, 0.0</w:t>
+      </w:r>
+    </w:p>
+    <w:p>
+      <w:r>
+        <w:rPr>
+          <w:rFonts w:ascii="Times New Roman" w:hAnsi="Times New Roman" w:eastAsia="Times New Roman"/>
+          <w:b w:val="0"/>
+          <w:sz w:val="24"/>
+        </w:rPr>
+        <w:t>Ridge, все четыре: w0 3.796, w 0.376, 0.585, -0.356, 0.009</w:t>
+      </w:r>
+    </w:p>
+    <w:p>
+      <w:r>
+        <w:rPr>
+          <w:rFonts w:ascii="Times New Roman" w:hAnsi="Times New Roman" w:eastAsia="Times New Roman"/>
+          <w:b w:val="0"/>
+          <w:sz w:val="24"/>
+        </w:rPr>
+        <w:t>Lasso, ln(возраст): w0 3.796, w 0.281</w:t>
+      </w:r>
+    </w:p>
+    <w:p>
+      <w:r>
+        <w:rPr>
+          <w:rFonts w:ascii="Times New Roman" w:hAnsi="Times New Roman" w:eastAsia="Times New Roman"/>
+          <w:b w:val="0"/>
+          <w:sz w:val="24"/>
+        </w:rPr>
+        <w:t>Ridge, ln(возраст): w0 3.796, w 0.381</w:t>
+      </w:r>
+    </w:p>
+    <w:p>
+      <w:r>
+        <w:rPr>
+          <w:rFonts w:ascii="Times New Roman" w:hAnsi="Times New Roman" w:eastAsia="Times New Roman"/>
+          <w:b w:val="0"/>
+          <w:sz w:val="24"/>
+        </w:rPr>
+        <w:t>Lasso, возраст^2: w0 3.796, w 0.215</w:t>
+      </w:r>
+    </w:p>
+    <w:p>
+      <w:r>
+        <w:rPr>
+          <w:rFonts w:ascii="Times New Roman" w:hAnsi="Times New Roman" w:eastAsia="Times New Roman"/>
+          <w:b w:val="0"/>
+          <w:sz w:val="24"/>
+        </w:rPr>
+        <w:t>Ridge, возраст^2: w0 3.796, w 0.314</w:t>
+      </w:r>
+    </w:p>
+    <w:p>
+      <w:r>
+        <w:rPr>
+          <w:rFonts w:ascii="Times New Roman" w:hAnsi="Times New Roman" w:eastAsia="Times New Roman"/>
+          <w:b w:val="0"/>
+          <w:sz w:val="24"/>
+        </w:rPr>
+        <w:t>Lasso, 1/возраст: w0 3.796, w -0.311</w:t>
+      </w:r>
+    </w:p>
+    <w:p>
+      <w:r>
+        <w:rPr>
+          <w:rFonts w:ascii="Times New Roman" w:hAnsi="Times New Roman" w:eastAsia="Times New Roman"/>
+          <w:b w:val="0"/>
+          <w:sz w:val="24"/>
+        </w:rPr>
+        <w:t>Ridge, 1/возраст: w0 3.796, w -0.41</w:t>
+      </w:r>
+    </w:p>
+    <w:p/>
+    <w:p>
+      <w:r>
+        <w:rPr>
+          <w:rFonts w:ascii="Times New Roman" w:hAnsi="Times New Roman" w:eastAsia="Times New Roman"/>
+          <w:b/>
+          <w:sz w:val="24"/>
+        </w:rPr>
+        <w:t>Вопрос:</w:t>
+      </w:r>
+    </w:p>
+    <w:p>
+      <w:r>
+        <w:rPr>
+          <w:rFonts w:ascii="Times New Roman" w:hAnsi="Times New Roman" w:eastAsia="Times New Roman"/>
+          <w:b w:val="0"/>
+          <w:sz w:val="24"/>
+        </w:rPr>
+        <w:t>Сделайте предсказания целевой переменной для тестовой выборки.</w:t>
+      </w:r>
+    </w:p>
+    <w:p>
+      <w:r>
+        <w:rPr>
+          <w:rFonts w:ascii="Times New Roman" w:hAnsi="Times New Roman" w:eastAsia="Times New Roman"/>
+          <w:b/>
+          <w:sz w:val="24"/>
+        </w:rPr>
+        <w:t>Решение:</w:t>
+      </w:r>
+    </w:p>
+    <w:p>
+      <w:r>
+        <w:rPr>
+          <w:rFonts w:ascii="Times New Roman" w:hAnsi="Times New Roman" w:eastAsia="Times New Roman"/>
+          <w:b w:val="0"/>
+          <w:sz w:val="24"/>
+        </w:rPr>
+        <w:t>predict на тех же 27 строках теста, для Lasso и для Ridge.</w:t>
+      </w:r>
+    </w:p>
+    <w:p>
+      <w:r>
+        <w:rPr>
+          <w:rFonts w:ascii="Times New Roman" w:hAnsi="Times New Roman" w:eastAsia="Times New Roman"/>
+          <w:b/>
+          <w:sz w:val="24"/>
+        </w:rPr>
+        <w:t>Ответ:</w:t>
+      </w:r>
+    </w:p>
+    <w:p>
+      <w:r>
+        <w:rPr>
+          <w:rFonts w:ascii="Times New Roman" w:hAnsi="Times New Roman" w:eastAsia="Times New Roman"/>
+          <w:b w:val="0"/>
+          <w:sz w:val="24"/>
+        </w:rPr>
+        <w:t>27 строк теста. Факт и прогноз.</w:t>
+      </w:r>
+    </w:p>
+    <w:p>
+      <w:r>
+        <w:rPr>
+          <w:rFonts w:ascii="Times New Roman" w:hAnsi="Times New Roman" w:eastAsia="Times New Roman"/>
+          <w:b w:val="0"/>
+          <w:sz w:val="24"/>
+        </w:rPr>
+        <w:t>Lasso.</w:t>
+      </w:r>
+    </w:p>
+    <w:tbl>
+      <w:tblPr>
+        <w:tblStyle w:val="TableGrid"/>
+        <w:tblW w:type="auto" w:w="0"/>
+        <w:tblLook w:firstColumn="1" w:firstRow="1" w:lastColumn="0" w:lastRow="0" w:noHBand="0" w:noVBand="1" w:val="04A0"/>
+      </w:tblPr>
+      <w:tblGrid>
+        <w:gridCol w:w="1218"/>
+        <w:gridCol w:w="1218"/>
+        <w:gridCol w:w="1218"/>
+        <w:gridCol w:w="1218"/>
+        <w:gridCol w:w="1218"/>
+        <w:gridCol w:w="1218"/>
+        <w:gridCol w:w="1218"/>
+        <w:gridCol w:w="1218"/>
+      </w:tblGrid>
+      <w:tr>
+        <w:tc>
+          <w:tcPr>
+            <w:tcW w:type="dxa" w:w="1218"/>
+          </w:tcPr>
+          <w:p>
+            <w:r>
+              <w:rPr>
+                <w:rFonts w:ascii="Times New Roman" w:hAnsi="Times New Roman"/>
+                <w:b/>
+                <w:sz w:val="20"/>
+              </w:rPr>
+              <w:t>факт</w:t>
+            </w:r>
+          </w:p>
+        </w:tc>
+        <w:tc>
+          <w:tcPr>
+            <w:tcW w:type="dxa" w:w="1218"/>
+          </w:tcPr>
+          <w:p>
+            <w:r>
+              <w:rPr>
+                <w:rFonts w:ascii="Times New Roman" w:hAnsi="Times New Roman"/>
+                <w:b/>
+                <w:sz w:val="20"/>
+              </w:rPr>
+              <w:t>возр</w:t>
+            </w:r>
+          </w:p>
+        </w:tc>
+        <w:tc>
+          <w:tcPr>
+            <w:tcW w:type="dxa" w:w="1218"/>
+          </w:tcPr>
+          <w:p>
+            <w:r>
+              <w:rPr>
+                <w:rFonts w:ascii="Times New Roman" w:hAnsi="Times New Roman"/>
+                <w:b/>
+                <w:sz w:val="20"/>
+              </w:rPr>
+              <w:t>тема</w:t>
+            </w:r>
+          </w:p>
+        </w:tc>
+        <w:tc>
+          <w:tcPr>
+            <w:tcW w:type="dxa" w:w="1218"/>
+          </w:tcPr>
+          <w:p>
+            <w:r>
+              <w:rPr>
+                <w:rFonts w:ascii="Times New Roman" w:hAnsi="Times New Roman"/>
+                <w:b/>
+                <w:sz w:val="20"/>
+              </w:rPr>
+              <w:t>возр+тема</w:t>
+            </w:r>
+          </w:p>
+        </w:tc>
+        <w:tc>
+          <w:tcPr>
+            <w:tcW w:type="dxa" w:w="1218"/>
+          </w:tcPr>
+          <w:p>
+            <w:r>
+              <w:rPr>
+                <w:rFonts w:ascii="Times New Roman" w:hAnsi="Times New Roman"/>
+                <w:b/>
+                <w:sz w:val="20"/>
+              </w:rPr>
+              <w:t>все 4</w:t>
+            </w:r>
+          </w:p>
+        </w:tc>
+        <w:tc>
+          <w:tcPr>
+            <w:tcW w:type="dxa" w:w="1218"/>
+          </w:tcPr>
+          <w:p>
+            <w:r>
+              <w:rPr>
+                <w:rFonts w:ascii="Times New Roman" w:hAnsi="Times New Roman"/>
+                <w:b/>
+                <w:sz w:val="20"/>
+              </w:rPr>
+              <w:t>ln</w:t>
+            </w:r>
+          </w:p>
+        </w:tc>
+        <w:tc>
+          <w:tcPr>
+            <w:tcW w:type="dxa" w:w="1218"/>
+          </w:tcPr>
+          <w:p>
+            <w:r>
+              <w:rPr>
+                <w:rFonts w:ascii="Times New Roman" w:hAnsi="Times New Roman"/>
+                <w:b/>
+                <w:sz w:val="20"/>
+              </w:rPr>
+              <w:t>квадр</w:t>
+            </w:r>
+          </w:p>
+        </w:tc>
+        <w:tc>
+          <w:tcPr>
+            <w:tcW w:type="dxa" w:w="1218"/>
+          </w:tcPr>
+          <w:p>
+            <w:r>
+              <w:rPr>
+                <w:rFonts w:ascii="Times New Roman" w:hAnsi="Times New Roman"/>
+                <w:b/>
+                <w:sz w:val="20"/>
+              </w:rPr>
+              <w:t>1/возр</w:t>
+            </w:r>
+          </w:p>
+        </w:tc>
+      </w:tr>
+      <w:tr>
+        <w:tc>
+          <w:tcPr>
+            <w:tcW w:type="dxa" w:w="1218"/>
+          </w:tcPr>
+          <w:p>
+            <w:r>
+              <w:rPr>
+                <w:rFonts w:ascii="Times New Roman" w:hAnsi="Times New Roman"/>
+                <w:sz w:val="20"/>
+              </w:rPr>
+              <w:t>1</w:t>
+            </w:r>
+          </w:p>
+        </w:tc>
+        <w:tc>
+          <w:tcPr>
+            <w:tcW w:type="dxa" w:w="1218"/>
+          </w:tcPr>
+          <w:p>
+            <w:r>
+              <w:rPr>
+                <w:rFonts w:ascii="Times New Roman" w:hAnsi="Times New Roman"/>
+                <w:sz w:val="20"/>
+              </w:rPr>
+              <w:t>3.41</w:t>
+            </w:r>
+          </w:p>
+        </w:tc>
+        <w:tc>
+          <w:tcPr>
+            <w:tcW w:type="dxa" w:w="1218"/>
+          </w:tcPr>
+          <w:p>
+            <w:r>
+              <w:rPr>
+                <w:rFonts w:ascii="Times New Roman" w:hAnsi="Times New Roman"/>
+                <w:sz w:val="20"/>
+              </w:rPr>
+              <w:t>3.58</w:t>
+            </w:r>
+          </w:p>
+        </w:tc>
+        <w:tc>
+          <w:tcPr>
+            <w:tcW w:type="dxa" w:w="1218"/>
+          </w:tcPr>
+          <w:p>
+            <w:r>
+              <w:rPr>
+                <w:rFonts w:ascii="Times New Roman" w:hAnsi="Times New Roman"/>
+                <w:sz w:val="20"/>
+              </w:rPr>
+              <w:t>3.28</w:t>
+            </w:r>
+          </w:p>
+        </w:tc>
+        <w:tc>
+          <w:tcPr>
+            <w:tcW w:type="dxa" w:w="1218"/>
+          </w:tcPr>
+          <w:p>
+            <w:r>
+              <w:rPr>
+                <w:rFonts w:ascii="Times New Roman" w:hAnsi="Times New Roman"/>
+                <w:sz w:val="20"/>
+              </w:rPr>
+              <w:t>3.29</w:t>
+            </w:r>
+          </w:p>
+        </w:tc>
+        <w:tc>
+          <w:tcPr>
+            <w:tcW w:type="dxa" w:w="1218"/>
+          </w:tcPr>
+          <w:p>
+            <w:r>
+              <w:rPr>
+                <w:rFonts w:ascii="Times New Roman" w:hAnsi="Times New Roman"/>
+                <w:sz w:val="20"/>
+              </w:rPr>
+              <w:t>3.27</w:t>
+            </w:r>
+          </w:p>
+        </w:tc>
+        <w:tc>
+          <w:tcPr>
+            <w:tcW w:type="dxa" w:w="1218"/>
+          </w:tcPr>
+          <w:p>
+            <w:r>
+              <w:rPr>
+                <w:rFonts w:ascii="Times New Roman" w:hAnsi="Times New Roman"/>
+                <w:sz w:val="20"/>
+              </w:rPr>
+              <w:t>3.53</w:t>
+            </w:r>
+          </w:p>
+        </w:tc>
+        <w:tc>
+          <w:tcPr>
+            <w:tcW w:type="dxa" w:w="1218"/>
+          </w:tcPr>
+          <w:p>
+            <w:r>
+              <w:rPr>
+                <w:rFonts w:ascii="Times New Roman" w:hAnsi="Times New Roman"/>
+                <w:sz w:val="20"/>
+              </w:rPr>
+              <w:t>3.11</w:t>
+            </w:r>
+          </w:p>
+        </w:tc>
+      </w:tr>
+      <w:tr>
+        <w:tc>
+          <w:tcPr>
+            <w:tcW w:type="dxa" w:w="1218"/>
+          </w:tcPr>
+          <w:p>
+            <w:r>
+              <w:rPr>
+                <w:rFonts w:ascii="Times New Roman" w:hAnsi="Times New Roman"/>
+                <w:sz w:val="20"/>
+              </w:rPr>
+              <w:t>3</w:t>
+            </w:r>
+          </w:p>
+        </w:tc>
+        <w:tc>
+          <w:tcPr>
+            <w:tcW w:type="dxa" w:w="1218"/>
+          </w:tcPr>
+          <w:p>
+            <w:r>
+              <w:rPr>
+                <w:rFonts w:ascii="Times New Roman" w:hAnsi="Times New Roman"/>
+                <w:sz w:val="20"/>
+              </w:rPr>
+              <w:t>3.58</w:t>
+            </w:r>
+          </w:p>
+        </w:tc>
+        <w:tc>
+          <w:tcPr>
+            <w:tcW w:type="dxa" w:w="1218"/>
+          </w:tcPr>
+          <w:p>
+            <w:r>
+              <w:rPr>
+                <w:rFonts w:ascii="Times New Roman" w:hAnsi="Times New Roman"/>
+                <w:sz w:val="20"/>
+              </w:rPr>
+              <w:t>3.58</w:t>
+            </w:r>
+          </w:p>
+        </w:tc>
+        <w:tc>
+          <w:tcPr>
+            <w:tcW w:type="dxa" w:w="1218"/>
+          </w:tcPr>
+          <w:p>
+            <w:r>
+              <w:rPr>
+                <w:rFonts w:ascii="Times New Roman" w:hAnsi="Times New Roman"/>
+                <w:sz w:val="20"/>
+              </w:rPr>
+              <w:t>3.41</w:t>
+            </w:r>
+          </w:p>
+        </w:tc>
+        <w:tc>
+          <w:tcPr>
+            <w:tcW w:type="dxa" w:w="1218"/>
+          </w:tcPr>
+          <w:p>
+            <w:r>
+              <w:rPr>
+                <w:rFonts w:ascii="Times New Roman" w:hAnsi="Times New Roman"/>
+                <w:sz w:val="20"/>
+              </w:rPr>
+              <w:t>3.44</w:t>
+            </w:r>
+          </w:p>
+        </w:tc>
+        <w:tc>
+          <w:tcPr>
+            <w:tcW w:type="dxa" w:w="1218"/>
+          </w:tcPr>
+          <w:p>
+            <w:r>
+              <w:rPr>
+                <w:rFonts w:ascii="Times New Roman" w:hAnsi="Times New Roman"/>
+                <w:sz w:val="20"/>
+              </w:rPr>
+              <w:t>3.55</w:t>
+            </w:r>
+          </w:p>
+        </w:tc>
+        <w:tc>
+          <w:tcPr>
+            <w:tcW w:type="dxa" w:w="1218"/>
+          </w:tcPr>
+          <w:p>
+            <w:r>
+              <w:rPr>
+                <w:rFonts w:ascii="Times New Roman" w:hAnsi="Times New Roman"/>
+                <w:sz w:val="20"/>
+              </w:rPr>
+              <w:t>3.61</w:t>
+            </w:r>
+          </w:p>
+        </w:tc>
+        <w:tc>
+          <w:tcPr>
+            <w:tcW w:type="dxa" w:w="1218"/>
+          </w:tcPr>
+          <w:p>
+            <w:r>
+              <w:rPr>
+                <w:rFonts w:ascii="Times New Roman" w:hAnsi="Times New Roman"/>
+                <w:sz w:val="20"/>
+              </w:rPr>
+              <w:t>3.54</w:t>
+            </w:r>
+          </w:p>
+        </w:tc>
+      </w:tr>
+      <w:tr>
+        <w:tc>
+          <w:tcPr>
+            <w:tcW w:type="dxa" w:w="1218"/>
+          </w:tcPr>
+          <w:p>
+            <w:r>
+              <w:rPr>
+                <w:rFonts w:ascii="Times New Roman" w:hAnsi="Times New Roman"/>
+                <w:sz w:val="20"/>
+              </w:rPr>
+              <w:t>3</w:t>
+            </w:r>
+          </w:p>
+        </w:tc>
+        <w:tc>
+          <w:tcPr>
+            <w:tcW w:type="dxa" w:w="1218"/>
+          </w:tcPr>
+          <w:p>
+            <w:r>
+              <w:rPr>
+                <w:rFonts w:ascii="Times New Roman" w:hAnsi="Times New Roman"/>
+                <w:sz w:val="20"/>
+              </w:rPr>
+              <w:t>3.77</w:t>
+            </w:r>
+          </w:p>
+        </w:tc>
+        <w:tc>
+          <w:tcPr>
+            <w:tcW w:type="dxa" w:w="1218"/>
+          </w:tcPr>
+          <w:p>
+            <w:r>
+              <w:rPr>
+                <w:rFonts w:ascii="Times New Roman" w:hAnsi="Times New Roman"/>
+                <w:sz w:val="20"/>
+              </w:rPr>
+              <w:t>3.58</w:t>
+            </w:r>
+          </w:p>
+        </w:tc>
+        <w:tc>
+          <w:tcPr>
+            <w:tcW w:type="dxa" w:w="1218"/>
+          </w:tcPr>
+          <w:p>
+            <w:r>
+              <w:rPr>
+                <w:rFonts w:ascii="Times New Roman" w:hAnsi="Times New Roman"/>
+                <w:sz w:val="20"/>
+              </w:rPr>
+              <w:t>3.58</w:t>
+            </w:r>
+          </w:p>
+        </w:tc>
+        <w:tc>
+          <w:tcPr>
+            <w:tcW w:type="dxa" w:w="1218"/>
+          </w:tcPr>
+          <w:p>
+            <w:r>
+              <w:rPr>
+                <w:rFonts w:ascii="Times New Roman" w:hAnsi="Times New Roman"/>
+                <w:sz w:val="20"/>
+              </w:rPr>
+              <w:t>3.63</w:t>
+            </w:r>
+          </w:p>
+        </w:tc>
+        <w:tc>
+          <w:tcPr>
+            <w:tcW w:type="dxa" w:w="1218"/>
+          </w:tcPr>
+          <w:p>
+            <w:r>
+              <w:rPr>
+                <w:rFonts w:ascii="Times New Roman" w:hAnsi="Times New Roman"/>
+                <w:sz w:val="20"/>
+              </w:rPr>
+              <w:t>3.81</w:t>
+            </w:r>
+          </w:p>
+        </w:tc>
+        <w:tc>
+          <w:tcPr>
+            <w:tcW w:type="dxa" w:w="1218"/>
+          </w:tcPr>
+          <w:p>
+            <w:r>
+              <w:rPr>
+                <w:rFonts w:ascii="Times New Roman" w:hAnsi="Times New Roman"/>
+                <w:sz w:val="20"/>
+              </w:rPr>
+              <w:t>3.75</w:t>
+            </w:r>
+          </w:p>
+        </w:tc>
+        <w:tc>
+          <w:tcPr>
+            <w:tcW w:type="dxa" w:w="1218"/>
+          </w:tcPr>
+          <w:p>
+            <w:r>
+              <w:rPr>
+                <w:rFonts w:ascii="Times New Roman" w:hAnsi="Times New Roman"/>
+                <w:sz w:val="20"/>
+              </w:rPr>
+              <w:t>3.85</w:t>
+            </w:r>
+          </w:p>
+        </w:tc>
+      </w:tr>
+      <w:tr>
+        <w:tc>
+          <w:tcPr>
+            <w:tcW w:type="dxa" w:w="1218"/>
+          </w:tcPr>
+          <w:p>
+            <w:r>
+              <w:rPr>
+                <w:rFonts w:ascii="Times New Roman" w:hAnsi="Times New Roman"/>
+                <w:sz w:val="20"/>
+              </w:rPr>
+              <w:t>4</w:t>
+            </w:r>
+          </w:p>
+        </w:tc>
+        <w:tc>
+          <w:tcPr>
+            <w:tcW w:type="dxa" w:w="1218"/>
+          </w:tcPr>
+          <w:p>
+            <w:r>
+              <w:rPr>
+                <w:rFonts w:ascii="Times New Roman" w:hAnsi="Times New Roman"/>
+                <w:sz w:val="20"/>
+              </w:rPr>
+              <w:t>3.51</w:t>
+            </w:r>
+          </w:p>
+        </w:tc>
+        <w:tc>
+          <w:tcPr>
+            <w:tcW w:type="dxa" w:w="1218"/>
+          </w:tcPr>
+          <w:p>
+            <w:r>
+              <w:rPr>
+                <w:rFonts w:ascii="Times New Roman" w:hAnsi="Times New Roman"/>
+                <w:sz w:val="20"/>
+              </w:rPr>
+              <w:t>3.58</w:t>
+            </w:r>
+          </w:p>
+        </w:tc>
+        <w:tc>
+          <w:tcPr>
+            <w:tcW w:type="dxa" w:w="1218"/>
+          </w:tcPr>
+          <w:p>
+            <w:r>
+              <w:rPr>
+                <w:rFonts w:ascii="Times New Roman" w:hAnsi="Times New Roman"/>
+                <w:sz w:val="20"/>
+              </w:rPr>
+              <w:t>3.36</w:t>
+            </w:r>
+          </w:p>
+        </w:tc>
+        <w:tc>
+          <w:tcPr>
+            <w:tcW w:type="dxa" w:w="1218"/>
+          </w:tcPr>
+          <w:p>
+            <w:r>
+              <w:rPr>
+                <w:rFonts w:ascii="Times New Roman" w:hAnsi="Times New Roman"/>
+                <w:sz w:val="20"/>
+              </w:rPr>
+              <w:t>3.38</w:t>
+            </w:r>
+          </w:p>
+        </w:tc>
+        <w:tc>
+          <w:tcPr>
+            <w:tcW w:type="dxa" w:w="1218"/>
+          </w:tcPr>
+          <w:p>
+            <w:r>
+              <w:rPr>
+                <w:rFonts w:ascii="Times New Roman" w:hAnsi="Times New Roman"/>
+                <w:sz w:val="20"/>
+              </w:rPr>
+              <w:t>3.45</w:t>
+            </w:r>
+          </w:p>
+        </w:tc>
+        <w:tc>
+          <w:tcPr>
+            <w:tcW w:type="dxa" w:w="1218"/>
+          </w:tcPr>
+          <w:p>
+            <w:r>
+              <w:rPr>
+                <w:rFonts w:ascii="Times New Roman" w:hAnsi="Times New Roman"/>
+                <w:sz w:val="20"/>
+              </w:rPr>
+              <w:t>3.58</w:t>
+            </w:r>
+          </w:p>
+        </w:tc>
+        <w:tc>
+          <w:tcPr>
+            <w:tcW w:type="dxa" w:w="1218"/>
+          </w:tcPr>
+          <w:p>
+            <w:r>
+              <w:rPr>
+                <w:rFonts w:ascii="Times New Roman" w:hAnsi="Times New Roman"/>
+                <w:sz w:val="20"/>
+              </w:rPr>
+              <w:t>3.39</w:t>
+            </w:r>
+          </w:p>
+        </w:tc>
+      </w:tr>
+      <w:tr>
+        <w:tc>
+          <w:tcPr>
+            <w:tcW w:type="dxa" w:w="1218"/>
+          </w:tcPr>
+          <w:p>
+            <w:r>
+              <w:rPr>
+                <w:rFonts w:ascii="Times New Roman" w:hAnsi="Times New Roman"/>
+                <w:sz w:val="20"/>
+              </w:rPr>
+              <w:t>4</w:t>
+            </w:r>
+          </w:p>
+        </w:tc>
+        <w:tc>
+          <w:tcPr>
+            <w:tcW w:type="dxa" w:w="1218"/>
+          </w:tcPr>
+          <w:p>
+            <w:r>
+              <w:rPr>
+                <w:rFonts w:ascii="Times New Roman" w:hAnsi="Times New Roman"/>
+                <w:sz w:val="20"/>
+              </w:rPr>
+              <w:t>3.90</w:t>
+            </w:r>
+          </w:p>
+        </w:tc>
+        <w:tc>
+          <w:tcPr>
+            <w:tcW w:type="dxa" w:w="1218"/>
+          </w:tcPr>
+          <w:p>
+            <w:r>
+              <w:rPr>
+                <w:rFonts w:ascii="Times New Roman" w:hAnsi="Times New Roman"/>
+                <w:sz w:val="20"/>
+              </w:rPr>
+              <w:t>3.58</w:t>
+            </w:r>
+          </w:p>
+        </w:tc>
+        <w:tc>
+          <w:tcPr>
+            <w:tcW w:type="dxa" w:w="1218"/>
+          </w:tcPr>
+          <w:p>
+            <w:r>
+              <w:rPr>
+                <w:rFonts w:ascii="Times New Roman" w:hAnsi="Times New Roman"/>
+                <w:sz w:val="20"/>
+              </w:rPr>
+              <w:t>3.69</w:t>
+            </w:r>
+          </w:p>
+        </w:tc>
+        <w:tc>
+          <w:tcPr>
+            <w:tcW w:type="dxa" w:w="1218"/>
+          </w:tcPr>
+          <w:p>
+            <w:r>
+              <w:rPr>
+                <w:rFonts w:ascii="Times New Roman" w:hAnsi="Times New Roman"/>
+                <w:sz w:val="20"/>
+              </w:rPr>
+              <w:t>3.76</w:t>
+            </w:r>
+          </w:p>
+        </w:tc>
+        <w:tc>
+          <w:tcPr>
+            <w:tcW w:type="dxa" w:w="1218"/>
+          </w:tcPr>
+          <w:p>
+            <w:r>
+              <w:rPr>
+                <w:rFonts w:ascii="Times New Roman" w:hAnsi="Times New Roman"/>
+                <w:sz w:val="20"/>
+              </w:rPr>
+              <w:t>3.95</w:t>
+            </w:r>
+          </w:p>
+        </w:tc>
+        <w:tc>
+          <w:tcPr>
+            <w:tcW w:type="dxa" w:w="1218"/>
+          </w:tcPr>
+          <w:p>
+            <w:r>
+              <w:rPr>
+                <w:rFonts w:ascii="Times New Roman" w:hAnsi="Times New Roman"/>
+                <w:sz w:val="20"/>
+              </w:rPr>
+              <w:t>3.86</w:t>
+            </w:r>
+          </w:p>
+        </w:tc>
+        <w:tc>
+          <w:tcPr>
+            <w:tcW w:type="dxa" w:w="1218"/>
+          </w:tcPr>
+          <w:p>
+            <w:r>
+              <w:rPr>
+                <w:rFonts w:ascii="Times New Roman" w:hAnsi="Times New Roman"/>
+                <w:sz w:val="20"/>
+              </w:rPr>
+              <w:t>3.99</w:t>
+            </w:r>
+          </w:p>
+        </w:tc>
+      </w:tr>
+      <w:tr>
+        <w:tc>
+          <w:tcPr>
+            <w:tcW w:type="dxa" w:w="1218"/>
+          </w:tcPr>
+          <w:p>
+            <w:r>
+              <w:rPr>
+                <w:rFonts w:ascii="Times New Roman" w:hAnsi="Times New Roman"/>
+                <w:sz w:val="20"/>
+              </w:rPr>
+              <w:t>5</w:t>
+            </w:r>
+          </w:p>
+        </w:tc>
+        <w:tc>
+          <w:tcPr>
+            <w:tcW w:type="dxa" w:w="1218"/>
+          </w:tcPr>
+          <w:p>
+            <w:r>
+              <w:rPr>
+                <w:rFonts w:ascii="Times New Roman" w:hAnsi="Times New Roman"/>
+                <w:sz w:val="20"/>
+              </w:rPr>
+              <w:t>3.94</w:t>
+            </w:r>
+          </w:p>
+        </w:tc>
+        <w:tc>
+          <w:tcPr>
+            <w:tcW w:type="dxa" w:w="1218"/>
+          </w:tcPr>
+          <w:p>
+            <w:r>
+              <w:rPr>
+                <w:rFonts w:ascii="Times New Roman" w:hAnsi="Times New Roman"/>
+                <w:sz w:val="20"/>
+              </w:rPr>
+              <w:t>3.58</w:t>
+            </w:r>
+          </w:p>
+        </w:tc>
+        <w:tc>
+          <w:tcPr>
+            <w:tcW w:type="dxa" w:w="1218"/>
+          </w:tcPr>
+          <w:p>
+            <w:r>
+              <w:rPr>
+                <w:rFonts w:ascii="Times New Roman" w:hAnsi="Times New Roman"/>
+                <w:sz w:val="20"/>
+              </w:rPr>
+              <w:t>3.72</w:t>
+            </w:r>
+          </w:p>
+        </w:tc>
+        <w:tc>
+          <w:tcPr>
+            <w:tcW w:type="dxa" w:w="1218"/>
+          </w:tcPr>
+          <w:p>
+            <w:r>
+              <w:rPr>
+                <w:rFonts w:ascii="Times New Roman" w:hAnsi="Times New Roman"/>
+                <w:sz w:val="20"/>
+              </w:rPr>
+              <w:t>3.79</w:t>
+            </w:r>
+          </w:p>
+        </w:tc>
+        <w:tc>
+          <w:tcPr>
+            <w:tcW w:type="dxa" w:w="1218"/>
+          </w:tcPr>
+          <w:p>
+            <w:r>
+              <w:rPr>
+                <w:rFonts w:ascii="Times New Roman" w:hAnsi="Times New Roman"/>
+                <w:sz w:val="20"/>
+              </w:rPr>
+              <w:t>3.98</w:t>
+            </w:r>
+          </w:p>
+        </w:tc>
+        <w:tc>
+          <w:tcPr>
+            <w:tcW w:type="dxa" w:w="1218"/>
+          </w:tcPr>
+          <w:p>
+            <w:r>
+              <w:rPr>
+                <w:rFonts w:ascii="Times New Roman" w:hAnsi="Times New Roman"/>
+                <w:sz w:val="20"/>
+              </w:rPr>
+              <w:t>3.89</w:t>
+            </w:r>
+          </w:p>
+        </w:tc>
+        <w:tc>
+          <w:tcPr>
+            <w:tcW w:type="dxa" w:w="1218"/>
+          </w:tcPr>
+          <w:p>
+            <w:r>
+              <w:rPr>
+                <w:rFonts w:ascii="Times New Roman" w:hAnsi="Times New Roman"/>
+                <w:sz w:val="20"/>
+              </w:rPr>
+              <w:t>4.02</w:t>
+            </w:r>
+          </w:p>
+        </w:tc>
+      </w:tr>
+      <w:tr>
+        <w:tc>
+          <w:tcPr>
+            <w:tcW w:type="dxa" w:w="1218"/>
+          </w:tcPr>
+          <w:p>
+            <w:r>
+              <w:rPr>
+                <w:rFonts w:ascii="Times New Roman" w:hAnsi="Times New Roman"/>
+                <w:sz w:val="20"/>
+              </w:rPr>
+              <w:t>2</w:t>
+            </w:r>
+          </w:p>
+        </w:tc>
+        <w:tc>
+          <w:tcPr>
+            <w:tcW w:type="dxa" w:w="1218"/>
+          </w:tcPr>
+          <w:p>
+            <w:r>
+              <w:rPr>
+                <w:rFonts w:ascii="Times New Roman" w:hAnsi="Times New Roman"/>
+                <w:sz w:val="20"/>
+              </w:rPr>
+              <w:t>4.00</w:t>
+            </w:r>
+          </w:p>
+        </w:tc>
+        <w:tc>
+          <w:tcPr>
+            <w:tcW w:type="dxa" w:w="1218"/>
+          </w:tcPr>
+          <w:p>
+            <w:r>
+              <w:rPr>
+                <w:rFonts w:ascii="Times New Roman" w:hAnsi="Times New Roman"/>
+                <w:sz w:val="20"/>
+              </w:rPr>
+              <w:t>3.58</w:t>
+            </w:r>
+          </w:p>
+        </w:tc>
+        <w:tc>
+          <w:tcPr>
+            <w:tcW w:type="dxa" w:w="1218"/>
+          </w:tcPr>
+          <w:p>
+            <w:r>
+              <w:rPr>
+                <w:rFonts w:ascii="Times New Roman" w:hAnsi="Times New Roman"/>
+                <w:sz w:val="20"/>
+              </w:rPr>
+              <w:t>3.77</w:t>
+            </w:r>
+          </w:p>
+        </w:tc>
+        <w:tc>
+          <w:tcPr>
+            <w:tcW w:type="dxa" w:w="1218"/>
+          </w:tcPr>
+          <w:p>
+            <w:r>
+              <w:rPr>
+                <w:rFonts w:ascii="Times New Roman" w:hAnsi="Times New Roman"/>
+                <w:sz w:val="20"/>
+              </w:rPr>
+              <w:t>3.85</w:t>
+            </w:r>
+          </w:p>
+        </w:tc>
+        <w:tc>
+          <w:tcPr>
+            <w:tcW w:type="dxa" w:w="1218"/>
+          </w:tcPr>
+          <w:p>
+            <w:r>
+              <w:rPr>
+                <w:rFonts w:ascii="Times New Roman" w:hAnsi="Times New Roman"/>
+                <w:sz w:val="20"/>
+              </w:rPr>
+              <w:t>4.05</w:t>
+            </w:r>
+          </w:p>
+        </w:tc>
+        <w:tc>
+          <w:tcPr>
+            <w:tcW w:type="dxa" w:w="1218"/>
+          </w:tcPr>
+          <w:p>
+            <w:r>
+              <w:rPr>
+                <w:rFonts w:ascii="Times New Roman" w:hAnsi="Times New Roman"/>
+                <w:sz w:val="20"/>
+              </w:rPr>
+              <w:t>3.95</w:t>
+            </w:r>
+          </w:p>
+        </w:tc>
+        <w:tc>
+          <w:tcPr>
+            <w:tcW w:type="dxa" w:w="1218"/>
+          </w:tcPr>
+          <w:p>
+            <w:r>
+              <w:rPr>
+                <w:rFonts w:ascii="Times New Roman" w:hAnsi="Times New Roman"/>
+                <w:sz w:val="20"/>
+              </w:rPr>
+              <w:t>4.08</w:t>
+            </w:r>
+          </w:p>
+        </w:tc>
+      </w:tr>
+      <w:tr>
+        <w:tc>
+          <w:tcPr>
+            <w:tcW w:type="dxa" w:w="1218"/>
+          </w:tcPr>
+          <w:p>
+            <w:r>
+              <w:rPr>
+                <w:rFonts w:ascii="Times New Roman" w:hAnsi="Times New Roman"/>
+                <w:sz w:val="20"/>
+              </w:rPr>
+              <w:t>5</w:t>
+            </w:r>
+          </w:p>
+        </w:tc>
+        <w:tc>
+          <w:tcPr>
+            <w:tcW w:type="dxa" w:w="1218"/>
+          </w:tcPr>
+          <w:p>
+            <w:r>
+              <w:rPr>
+                <w:rFonts w:ascii="Times New Roman" w:hAnsi="Times New Roman"/>
+                <w:sz w:val="20"/>
+              </w:rPr>
+              <w:t>3.45</w:t>
+            </w:r>
+          </w:p>
+        </w:tc>
+        <w:tc>
+          <w:tcPr>
+            <w:tcW w:type="dxa" w:w="1218"/>
+          </w:tcPr>
+          <w:p>
+            <w:r>
+              <w:rPr>
+                <w:rFonts w:ascii="Times New Roman" w:hAnsi="Times New Roman"/>
+                <w:sz w:val="20"/>
+              </w:rPr>
+              <w:t>3.58</w:t>
+            </w:r>
+          </w:p>
+        </w:tc>
+        <w:tc>
+          <w:tcPr>
+            <w:tcW w:type="dxa" w:w="1218"/>
+          </w:tcPr>
+          <w:p>
+            <w:r>
+              <w:rPr>
+                <w:rFonts w:ascii="Times New Roman" w:hAnsi="Times New Roman"/>
+                <w:sz w:val="20"/>
+              </w:rPr>
+              <w:t>3.30</w:t>
+            </w:r>
+          </w:p>
+        </w:tc>
+        <w:tc>
+          <w:tcPr>
+            <w:tcW w:type="dxa" w:w="1218"/>
+          </w:tcPr>
+          <w:p>
+            <w:r>
+              <w:rPr>
+                <w:rFonts w:ascii="Times New Roman" w:hAnsi="Times New Roman"/>
+                <w:sz w:val="20"/>
+              </w:rPr>
+              <w:t>3.32</w:t>
+            </w:r>
+          </w:p>
+        </w:tc>
+        <w:tc>
+          <w:tcPr>
+            <w:tcW w:type="dxa" w:w="1218"/>
+          </w:tcPr>
+          <w:p>
+            <w:r>
+              <w:rPr>
+                <w:rFonts w:ascii="Times New Roman" w:hAnsi="Times New Roman"/>
+                <w:sz w:val="20"/>
+              </w:rPr>
+              <w:t>3.33</w:t>
+            </w:r>
+          </w:p>
+        </w:tc>
+        <w:tc>
+          <w:tcPr>
+            <w:tcW w:type="dxa" w:w="1218"/>
+          </w:tcPr>
+          <w:p>
+            <w:r>
+              <w:rPr>
+                <w:rFonts w:ascii="Times New Roman" w:hAnsi="Times New Roman"/>
+                <w:sz w:val="20"/>
+              </w:rPr>
+              <w:t>3.54</w:t>
+            </w:r>
+          </w:p>
+        </w:tc>
+        <w:tc>
+          <w:tcPr>
+            <w:tcW w:type="dxa" w:w="1218"/>
+          </w:tcPr>
+          <w:p>
+            <w:r>
+              <w:rPr>
+                <w:rFonts w:ascii="Times New Roman" w:hAnsi="Times New Roman"/>
+                <w:sz w:val="20"/>
+              </w:rPr>
+              <w:t>3.21</w:t>
+            </w:r>
+          </w:p>
+        </w:tc>
+      </w:tr>
+      <w:tr>
+        <w:tc>
+          <w:tcPr>
+            <w:tcW w:type="dxa" w:w="1218"/>
+          </w:tcPr>
+          <w:p>
+            <w:r>
+              <w:rPr>
+                <w:rFonts w:ascii="Times New Roman" w:hAnsi="Times New Roman"/>
+                <w:sz w:val="20"/>
+              </w:rPr>
+              <w:t>3</w:t>
+            </w:r>
+          </w:p>
+        </w:tc>
+        <w:tc>
+          <w:tcPr>
+            <w:tcW w:type="dxa" w:w="1218"/>
+          </w:tcPr>
+          <w:p>
+            <w:r>
+              <w:rPr>
+                <w:rFonts w:ascii="Times New Roman" w:hAnsi="Times New Roman"/>
+                <w:sz w:val="20"/>
+              </w:rPr>
+              <w:t>3.54</w:t>
+            </w:r>
+          </w:p>
+        </w:tc>
+        <w:tc>
+          <w:tcPr>
+            <w:tcW w:type="dxa" w:w="1218"/>
+          </w:tcPr>
+          <w:p>
+            <w:r>
+              <w:rPr>
+                <w:rFonts w:ascii="Times New Roman" w:hAnsi="Times New Roman"/>
+                <w:sz w:val="20"/>
+              </w:rPr>
+              <w:t>3.58</w:t>
+            </w:r>
+          </w:p>
+        </w:tc>
+        <w:tc>
+          <w:tcPr>
+            <w:tcW w:type="dxa" w:w="1218"/>
+          </w:tcPr>
+          <w:p>
+            <w:r>
+              <w:rPr>
+                <w:rFonts w:ascii="Times New Roman" w:hAnsi="Times New Roman"/>
+                <w:sz w:val="20"/>
+              </w:rPr>
+              <w:t>3.39</w:t>
+            </w:r>
+          </w:p>
+        </w:tc>
+        <w:tc>
+          <w:tcPr>
+            <w:tcW w:type="dxa" w:w="1218"/>
+          </w:tcPr>
+          <w:p>
+            <w:r>
+              <w:rPr>
+                <w:rFonts w:ascii="Times New Roman" w:hAnsi="Times New Roman"/>
+                <w:sz w:val="20"/>
+              </w:rPr>
+              <w:t>3.41</w:t>
+            </w:r>
+          </w:p>
+        </w:tc>
+        <w:tc>
+          <w:tcPr>
+            <w:tcW w:type="dxa" w:w="1218"/>
+          </w:tcPr>
+          <w:p>
+            <w:r>
+              <w:rPr>
+                <w:rFonts w:ascii="Times New Roman" w:hAnsi="Times New Roman"/>
+                <w:sz w:val="20"/>
+              </w:rPr>
+              <w:t>3.50</w:t>
+            </w:r>
+          </w:p>
+        </w:tc>
+        <w:tc>
+          <w:tcPr>
+            <w:tcW w:type="dxa" w:w="1218"/>
+          </w:tcPr>
+          <w:p>
+            <w:r>
+              <w:rPr>
+                <w:rFonts w:ascii="Times New Roman" w:hAnsi="Times New Roman"/>
+                <w:sz w:val="20"/>
+              </w:rPr>
+              <w:t>3.59</w:t>
+            </w:r>
+          </w:p>
+        </w:tc>
+        <w:tc>
+          <w:tcPr>
+            <w:tcW w:type="dxa" w:w="1218"/>
+          </w:tcPr>
+          <w:p>
+            <w:r>
+              <w:rPr>
+                <w:rFonts w:ascii="Times New Roman" w:hAnsi="Times New Roman"/>
+                <w:sz w:val="20"/>
+              </w:rPr>
+              <w:t>3.47</w:t>
+            </w:r>
+          </w:p>
+        </w:tc>
+      </w:tr>
+      <w:tr>
+        <w:tc>
+          <w:tcPr>
+            <w:tcW w:type="dxa" w:w="1218"/>
+          </w:tcPr>
+          <w:p>
+            <w:r>
+              <w:rPr>
+                <w:rFonts w:ascii="Times New Roman" w:hAnsi="Times New Roman"/>
+                <w:sz w:val="20"/>
+              </w:rPr>
+              <w:t>5</w:t>
+            </w:r>
+          </w:p>
+        </w:tc>
+        <w:tc>
+          <w:tcPr>
+            <w:tcW w:type="dxa" w:w="1218"/>
+          </w:tcPr>
+          <w:p>
+            <w:r>
+              <w:rPr>
+                <w:rFonts w:ascii="Times New Roman" w:hAnsi="Times New Roman"/>
+                <w:sz w:val="20"/>
+              </w:rPr>
+              <w:t>4.17</w:t>
+            </w:r>
+          </w:p>
+        </w:tc>
+        <w:tc>
+          <w:tcPr>
+            <w:tcW w:type="dxa" w:w="1218"/>
+          </w:tcPr>
+          <w:p>
+            <w:r>
+              <w:rPr>
+                <w:rFonts w:ascii="Times New Roman" w:hAnsi="Times New Roman"/>
+                <w:sz w:val="20"/>
+              </w:rPr>
+              <w:t>3.58</w:t>
+            </w:r>
+          </w:p>
+        </w:tc>
+        <w:tc>
+          <w:tcPr>
+            <w:tcW w:type="dxa" w:w="1218"/>
+          </w:tcPr>
+          <w:p>
+            <w:r>
+              <w:rPr>
+                <w:rFonts w:ascii="Times New Roman" w:hAnsi="Times New Roman"/>
+                <w:sz w:val="20"/>
+              </w:rPr>
+              <w:t>3.91</w:t>
+            </w:r>
+          </w:p>
+        </w:tc>
+        <w:tc>
+          <w:tcPr>
+            <w:tcW w:type="dxa" w:w="1218"/>
+          </w:tcPr>
+          <w:p>
+            <w:r>
+              <w:rPr>
+                <w:rFonts w:ascii="Times New Roman" w:hAnsi="Times New Roman"/>
+                <w:sz w:val="20"/>
+              </w:rPr>
+              <w:t>4.01</w:t>
+            </w:r>
+          </w:p>
+        </w:tc>
+        <w:tc>
+          <w:tcPr>
+            <w:tcW w:type="dxa" w:w="1218"/>
+          </w:tcPr>
+          <w:p>
+            <w:r>
+              <w:rPr>
+                <w:rFonts w:ascii="Times New Roman" w:hAnsi="Times New Roman"/>
+                <w:sz w:val="20"/>
+              </w:rPr>
+              <w:t>4.19</w:t>
+            </w:r>
+          </w:p>
+        </w:tc>
+        <w:tc>
+          <w:tcPr>
+            <w:tcW w:type="dxa" w:w="1218"/>
+          </w:tcPr>
+          <w:p>
+            <w:r>
+              <w:rPr>
+                <w:rFonts w:ascii="Times New Roman" w:hAnsi="Times New Roman"/>
+                <w:sz w:val="20"/>
+              </w:rPr>
+              <w:t>4.13</w:t>
+            </w:r>
+          </w:p>
+        </w:tc>
+        <w:tc>
+          <w:tcPr>
+            <w:tcW w:type="dxa" w:w="1218"/>
+          </w:tcPr>
+          <w:p>
+            <w:r>
+              <w:rPr>
+                <w:rFonts w:ascii="Times New Roman" w:hAnsi="Times New Roman"/>
+                <w:sz w:val="20"/>
+              </w:rPr>
+              <w:t>4.19</w:t>
+            </w:r>
+          </w:p>
+        </w:tc>
+      </w:tr>
+      <w:tr>
+        <w:tc>
+          <w:tcPr>
+            <w:tcW w:type="dxa" w:w="1218"/>
+          </w:tcPr>
+          <w:p>
+            <w:r>
+              <w:rPr>
+                <w:rFonts w:ascii="Times New Roman" w:hAnsi="Times New Roman"/>
+                <w:sz w:val="20"/>
+              </w:rPr>
+              <w:t>2</w:t>
+            </w:r>
+          </w:p>
+        </w:tc>
+        <w:tc>
+          <w:tcPr>
+            <w:tcW w:type="dxa" w:w="1218"/>
+          </w:tcPr>
+          <w:p>
+            <w:r>
+              <w:rPr>
+                <w:rFonts w:ascii="Times New Roman" w:hAnsi="Times New Roman"/>
+                <w:sz w:val="20"/>
+              </w:rPr>
+              <w:t>3.41</w:t>
+            </w:r>
+          </w:p>
+        </w:tc>
+        <w:tc>
+          <w:tcPr>
+            <w:tcW w:type="dxa" w:w="1218"/>
+          </w:tcPr>
+          <w:p>
+            <w:r>
+              <w:rPr>
+                <w:rFonts w:ascii="Times New Roman" w:hAnsi="Times New Roman"/>
+                <w:sz w:val="20"/>
+              </w:rPr>
+              <w:t>3.58</w:t>
+            </w:r>
+          </w:p>
+        </w:tc>
+        <w:tc>
+          <w:tcPr>
+            <w:tcW w:type="dxa" w:w="1218"/>
+          </w:tcPr>
+          <w:p>
+            <w:r>
+              <w:rPr>
+                <w:rFonts w:ascii="Times New Roman" w:hAnsi="Times New Roman"/>
+                <w:sz w:val="20"/>
+              </w:rPr>
+              <w:t>3.28</w:t>
+            </w:r>
+          </w:p>
+        </w:tc>
+        <w:tc>
+          <w:tcPr>
+            <w:tcW w:type="dxa" w:w="1218"/>
+          </w:tcPr>
+          <w:p>
+            <w:r>
+              <w:rPr>
+                <w:rFonts w:ascii="Times New Roman" w:hAnsi="Times New Roman"/>
+                <w:sz w:val="20"/>
+              </w:rPr>
+              <w:t>3.29</w:t>
+            </w:r>
+          </w:p>
+        </w:tc>
+        <w:tc>
+          <w:tcPr>
+            <w:tcW w:type="dxa" w:w="1218"/>
+          </w:tcPr>
+          <w:p>
+            <w:r>
+              <w:rPr>
+                <w:rFonts w:ascii="Times New Roman" w:hAnsi="Times New Roman"/>
+                <w:sz w:val="20"/>
+              </w:rPr>
+              <w:t>3.27</w:t>
+            </w:r>
+          </w:p>
+        </w:tc>
+        <w:tc>
+          <w:tcPr>
+            <w:tcW w:type="dxa" w:w="1218"/>
+          </w:tcPr>
+          <w:p>
+            <w:r>
+              <w:rPr>
+                <w:rFonts w:ascii="Times New Roman" w:hAnsi="Times New Roman"/>
+                <w:sz w:val="20"/>
+              </w:rPr>
+              <w:t>3.53</w:t>
+            </w:r>
+          </w:p>
+        </w:tc>
+        <w:tc>
+          <w:tcPr>
+            <w:tcW w:type="dxa" w:w="1218"/>
+          </w:tcPr>
+          <w:p>
+            <w:r>
+              <w:rPr>
+                <w:rFonts w:ascii="Times New Roman" w:hAnsi="Times New Roman"/>
+                <w:sz w:val="20"/>
+              </w:rPr>
+              <w:t>3.11</w:t>
+            </w:r>
+          </w:p>
+        </w:tc>
+      </w:tr>
+      <w:tr>
+        <w:tc>
+          <w:tcPr>
+            <w:tcW w:type="dxa" w:w="1218"/>
+          </w:tcPr>
+          <w:p>
+            <w:r>
+              <w:rPr>
+                <w:rFonts w:ascii="Times New Roman" w:hAnsi="Times New Roman"/>
+                <w:sz w:val="20"/>
+              </w:rPr>
+              <w:t>5</w:t>
+            </w:r>
+          </w:p>
+        </w:tc>
+        <w:tc>
+          <w:tcPr>
+            <w:tcW w:type="dxa" w:w="1218"/>
+          </w:tcPr>
+          <w:p>
+            <w:r>
+              <w:rPr>
+                <w:rFonts w:ascii="Times New Roman" w:hAnsi="Times New Roman"/>
+                <w:sz w:val="20"/>
+              </w:rPr>
+              <w:t>4.03</w:t>
+            </w:r>
+          </w:p>
+        </w:tc>
+        <w:tc>
+          <w:tcPr>
+            <w:tcW w:type="dxa" w:w="1218"/>
+          </w:tcPr>
+          <w:p>
+            <w:r>
+              <w:rPr>
+                <w:rFonts w:ascii="Times New Roman" w:hAnsi="Times New Roman"/>
+                <w:sz w:val="20"/>
+              </w:rPr>
+              <w:t>3.58</w:t>
+            </w:r>
+          </w:p>
+        </w:tc>
+        <w:tc>
+          <w:tcPr>
+            <w:tcW w:type="dxa" w:w="1218"/>
+          </w:tcPr>
+          <w:p>
+            <w:r>
+              <w:rPr>
+                <w:rFonts w:ascii="Times New Roman" w:hAnsi="Times New Roman"/>
+                <w:sz w:val="20"/>
+              </w:rPr>
+              <w:t>3.80</w:t>
+            </w:r>
+          </w:p>
+        </w:tc>
+        <w:tc>
+          <w:tcPr>
+            <w:tcW w:type="dxa" w:w="1218"/>
+          </w:tcPr>
+          <w:p>
+            <w:r>
+              <w:rPr>
+                <w:rFonts w:ascii="Times New Roman" w:hAnsi="Times New Roman"/>
+                <w:sz w:val="20"/>
+              </w:rPr>
+              <w:t>3.88</w:t>
+            </w:r>
+          </w:p>
+        </w:tc>
+        <w:tc>
+          <w:tcPr>
+            <w:tcW w:type="dxa" w:w="1218"/>
+          </w:tcPr>
+          <w:p>
+            <w:r>
+              <w:rPr>
+                <w:rFonts w:ascii="Times New Roman" w:hAnsi="Times New Roman"/>
+                <w:sz w:val="20"/>
+              </w:rPr>
+              <w:t>4.08</w:t>
+            </w:r>
+          </w:p>
+        </w:tc>
+        <w:tc>
+          <w:tcPr>
+            <w:tcW w:type="dxa" w:w="1218"/>
+          </w:tcPr>
+          <w:p>
+            <w:r>
+              <w:rPr>
+                <w:rFonts w:ascii="Times New Roman" w:hAnsi="Times New Roman"/>
+                <w:sz w:val="20"/>
+              </w:rPr>
+              <w:t>3.99</w:t>
+            </w:r>
+          </w:p>
+        </w:tc>
+        <w:tc>
+          <w:tcPr>
+            <w:tcW w:type="dxa" w:w="1218"/>
+          </w:tcPr>
+          <w:p>
+            <w:r>
+              <w:rPr>
+                <w:rFonts w:ascii="Times New Roman" w:hAnsi="Times New Roman"/>
+                <w:sz w:val="20"/>
+              </w:rPr>
+              <w:t>4.10</w:t>
+            </w:r>
+          </w:p>
+        </w:tc>
+      </w:tr>
+      <w:tr>
+        <w:tc>
+          <w:tcPr>
+            <w:tcW w:type="dxa" w:w="1218"/>
+          </w:tcPr>
+          <w:p>
+            <w:r>
+              <w:rPr>
+                <w:rFonts w:ascii="Times New Roman" w:hAnsi="Times New Roman"/>
+                <w:sz w:val="20"/>
+              </w:rPr>
+              <w:t>4</w:t>
+            </w:r>
+          </w:p>
+        </w:tc>
+        <w:tc>
+          <w:tcPr>
+            <w:tcW w:type="dxa" w:w="1218"/>
+          </w:tcPr>
+          <w:p>
+            <w:r>
+              <w:rPr>
+                <w:rFonts w:ascii="Times New Roman" w:hAnsi="Times New Roman"/>
+                <w:sz w:val="20"/>
+              </w:rPr>
+              <w:t>3.45</w:t>
+            </w:r>
+          </w:p>
+        </w:tc>
+        <w:tc>
+          <w:tcPr>
+            <w:tcW w:type="dxa" w:w="1218"/>
+          </w:tcPr>
+          <w:p>
+            <w:r>
+              <w:rPr>
+                <w:rFonts w:ascii="Times New Roman" w:hAnsi="Times New Roman"/>
+                <w:sz w:val="20"/>
+              </w:rPr>
+              <w:t>4.40</w:t>
+            </w:r>
+          </w:p>
+        </w:tc>
+        <w:tc>
+          <w:tcPr>
+            <w:tcW w:type="dxa" w:w="1218"/>
+          </w:tcPr>
+          <w:p>
+            <w:r>
+              <w:rPr>
+                <w:rFonts w:ascii="Times New Roman" w:hAnsi="Times New Roman"/>
+                <w:sz w:val="20"/>
+              </w:rPr>
+              <w:t>4.07</w:t>
+            </w:r>
+          </w:p>
+        </w:tc>
+        <w:tc>
+          <w:tcPr>
+            <w:tcW w:type="dxa" w:w="1218"/>
+          </w:tcPr>
+          <w:p>
+            <w:r>
+              <w:rPr>
+                <w:rFonts w:ascii="Times New Roman" w:hAnsi="Times New Roman"/>
+                <w:sz w:val="20"/>
+              </w:rPr>
+              <w:t>4.21</w:t>
+            </w:r>
+          </w:p>
+        </w:tc>
+        <w:tc>
+          <w:tcPr>
+            <w:tcW w:type="dxa" w:w="1218"/>
+          </w:tcPr>
+          <w:p>
+            <w:r>
+              <w:rPr>
+                <w:rFonts w:ascii="Times New Roman" w:hAnsi="Times New Roman"/>
+                <w:sz w:val="20"/>
+              </w:rPr>
+              <w:t>3.33</w:t>
+            </w:r>
+          </w:p>
+        </w:tc>
+        <w:tc>
+          <w:tcPr>
+            <w:tcW w:type="dxa" w:w="1218"/>
+          </w:tcPr>
+          <w:p>
+            <w:r>
+              <w:rPr>
+                <w:rFonts w:ascii="Times New Roman" w:hAnsi="Times New Roman"/>
+                <w:sz w:val="20"/>
+              </w:rPr>
+              <w:t>3.54</w:t>
+            </w:r>
+          </w:p>
+        </w:tc>
+        <w:tc>
+          <w:tcPr>
+            <w:tcW w:type="dxa" w:w="1218"/>
+          </w:tcPr>
+          <w:p>
+            <w:r>
+              <w:rPr>
+                <w:rFonts w:ascii="Times New Roman" w:hAnsi="Times New Roman"/>
+                <w:sz w:val="20"/>
+              </w:rPr>
+              <w:t>3.21</w:t>
+            </w:r>
+          </w:p>
+        </w:tc>
+      </w:tr>
+      <w:tr>
+        <w:tc>
+          <w:tcPr>
+            <w:tcW w:type="dxa" w:w="1218"/>
+          </w:tcPr>
+          <w:p>
+            <w:r>
+              <w:rPr>
+                <w:rFonts w:ascii="Times New Roman" w:hAnsi="Times New Roman"/>
+                <w:sz w:val="20"/>
+              </w:rPr>
+              <w:t>5</w:t>
+            </w:r>
+          </w:p>
+        </w:tc>
+        <w:tc>
+          <w:tcPr>
+            <w:tcW w:type="dxa" w:w="1218"/>
+          </w:tcPr>
+          <w:p>
+            <w:r>
+              <w:rPr>
+                <w:rFonts w:ascii="Times New Roman" w:hAnsi="Times New Roman"/>
+                <w:sz w:val="20"/>
+              </w:rPr>
+              <w:t>3.94</w:t>
+            </w:r>
+          </w:p>
+        </w:tc>
+        <w:tc>
+          <w:tcPr>
+            <w:tcW w:type="dxa" w:w="1218"/>
+          </w:tcPr>
+          <w:p>
+            <w:r>
+              <w:rPr>
+                <w:rFonts w:ascii="Times New Roman" w:hAnsi="Times New Roman"/>
+                <w:sz w:val="20"/>
+              </w:rPr>
+              <w:t>4.40</w:t>
+            </w:r>
+          </w:p>
+        </w:tc>
+        <w:tc>
+          <w:tcPr>
+            <w:tcW w:type="dxa" w:w="1218"/>
+          </w:tcPr>
+          <w:p>
+            <w:r>
+              <w:rPr>
+                <w:rFonts w:ascii="Times New Roman" w:hAnsi="Times New Roman"/>
+                <w:sz w:val="20"/>
+              </w:rPr>
+              <w:t>4.48</w:t>
+            </w:r>
+          </w:p>
+        </w:tc>
+        <w:tc>
+          <w:tcPr>
+            <w:tcW w:type="dxa" w:w="1218"/>
+          </w:tcPr>
+          <w:p>
+            <w:r>
+              <w:rPr>
+                <w:rFonts w:ascii="Times New Roman" w:hAnsi="Times New Roman"/>
+                <w:sz w:val="20"/>
+              </w:rPr>
+              <w:t>4.68</w:t>
+            </w:r>
+          </w:p>
+        </w:tc>
+        <w:tc>
+          <w:tcPr>
+            <w:tcW w:type="dxa" w:w="1218"/>
+          </w:tcPr>
+          <w:p>
+            <w:r>
+              <w:rPr>
+                <w:rFonts w:ascii="Times New Roman" w:hAnsi="Times New Roman"/>
+                <w:sz w:val="20"/>
+              </w:rPr>
+              <w:t>3.98</w:t>
+            </w:r>
+          </w:p>
+        </w:tc>
+        <w:tc>
+          <w:tcPr>
+            <w:tcW w:type="dxa" w:w="1218"/>
+          </w:tcPr>
+          <w:p>
+            <w:r>
+              <w:rPr>
+                <w:rFonts w:ascii="Times New Roman" w:hAnsi="Times New Roman"/>
+                <w:sz w:val="20"/>
+              </w:rPr>
+              <w:t>3.89</w:t>
+            </w:r>
+          </w:p>
+        </w:tc>
+        <w:tc>
+          <w:tcPr>
+            <w:tcW w:type="dxa" w:w="1218"/>
+          </w:tcPr>
+          <w:p>
+            <w:r>
+              <w:rPr>
+                <w:rFonts w:ascii="Times New Roman" w:hAnsi="Times New Roman"/>
+                <w:sz w:val="20"/>
+              </w:rPr>
+              <w:t>4.02</w:t>
+            </w:r>
+          </w:p>
+        </w:tc>
+      </w:tr>
+      <w:tr>
+        <w:tc>
+          <w:tcPr>
+            <w:tcW w:type="dxa" w:w="1218"/>
+          </w:tcPr>
+          <w:p>
+            <w:r>
+              <w:rPr>
+                <w:rFonts w:ascii="Times New Roman" w:hAnsi="Times New Roman"/>
+                <w:sz w:val="20"/>
+              </w:rPr>
+              <w:t>5</w:t>
+            </w:r>
+          </w:p>
+        </w:tc>
+        <w:tc>
+          <w:tcPr>
+            <w:tcW w:type="dxa" w:w="1218"/>
+          </w:tcPr>
+          <w:p>
+            <w:r>
+              <w:rPr>
+                <w:rFonts w:ascii="Times New Roman" w:hAnsi="Times New Roman"/>
+                <w:sz w:val="20"/>
+              </w:rPr>
+              <w:t>3.41</w:t>
+            </w:r>
+          </w:p>
+        </w:tc>
+        <w:tc>
+          <w:tcPr>
+            <w:tcW w:type="dxa" w:w="1218"/>
+          </w:tcPr>
+          <w:p>
+            <w:r>
+              <w:rPr>
+                <w:rFonts w:ascii="Times New Roman" w:hAnsi="Times New Roman"/>
+                <w:sz w:val="20"/>
+              </w:rPr>
+              <w:t>4.40</w:t>
+            </w:r>
+          </w:p>
+        </w:tc>
+        <w:tc>
+          <w:tcPr>
+            <w:tcW w:type="dxa" w:w="1218"/>
+          </w:tcPr>
+          <w:p>
+            <w:r>
+              <w:rPr>
+                <w:rFonts w:ascii="Times New Roman" w:hAnsi="Times New Roman"/>
+                <w:sz w:val="20"/>
+              </w:rPr>
+              <w:t>4.04</w:t>
+            </w:r>
+          </w:p>
+        </w:tc>
+        <w:tc>
+          <w:tcPr>
+            <w:tcW w:type="dxa" w:w="1218"/>
+          </w:tcPr>
+          <w:p>
+            <w:r>
+              <w:rPr>
+                <w:rFonts w:ascii="Times New Roman" w:hAnsi="Times New Roman"/>
+                <w:sz w:val="20"/>
+              </w:rPr>
+              <w:t>3.91</w:t>
+            </w:r>
+          </w:p>
+        </w:tc>
+        <w:tc>
+          <w:tcPr>
+            <w:tcW w:type="dxa" w:w="1218"/>
+          </w:tcPr>
+          <w:p>
+            <w:r>
+              <w:rPr>
+                <w:rFonts w:ascii="Times New Roman" w:hAnsi="Times New Roman"/>
+                <w:sz w:val="20"/>
+              </w:rPr>
+              <w:t>3.27</w:t>
+            </w:r>
+          </w:p>
+        </w:tc>
+        <w:tc>
+          <w:tcPr>
+            <w:tcW w:type="dxa" w:w="1218"/>
+          </w:tcPr>
+          <w:p>
+            <w:r>
+              <w:rPr>
+                <w:rFonts w:ascii="Times New Roman" w:hAnsi="Times New Roman"/>
+                <w:sz w:val="20"/>
+              </w:rPr>
+              <w:t>3.53</w:t>
+            </w:r>
+          </w:p>
+        </w:tc>
+        <w:tc>
+          <w:tcPr>
+            <w:tcW w:type="dxa" w:w="1218"/>
+          </w:tcPr>
+          <w:p>
+            <w:r>
+              <w:rPr>
+                <w:rFonts w:ascii="Times New Roman" w:hAnsi="Times New Roman"/>
+                <w:sz w:val="20"/>
+              </w:rPr>
+              <w:t>3.11</w:t>
+            </w:r>
+          </w:p>
+        </w:tc>
+      </w:tr>
+      <w:tr>
+        <w:tc>
+          <w:tcPr>
+            <w:tcW w:type="dxa" w:w="1218"/>
+          </w:tcPr>
+          <w:p>
+            <w:r>
+              <w:rPr>
+                <w:rFonts w:ascii="Times New Roman" w:hAnsi="Times New Roman"/>
+                <w:sz w:val="20"/>
+              </w:rPr>
+              <w:t>3</w:t>
+            </w:r>
+          </w:p>
+        </w:tc>
+        <w:tc>
+          <w:tcPr>
+            <w:tcW w:type="dxa" w:w="1218"/>
+          </w:tcPr>
+          <w:p>
+            <w:r>
+              <w:rPr>
+                <w:rFonts w:ascii="Times New Roman" w:hAnsi="Times New Roman"/>
+                <w:sz w:val="20"/>
+              </w:rPr>
+              <w:t>4.00</w:t>
+            </w:r>
+          </w:p>
+        </w:tc>
+        <w:tc>
+          <w:tcPr>
+            <w:tcW w:type="dxa" w:w="1218"/>
+          </w:tcPr>
+          <w:p>
+            <w:r>
+              <w:rPr>
+                <w:rFonts w:ascii="Times New Roman" w:hAnsi="Times New Roman"/>
+                <w:sz w:val="20"/>
+              </w:rPr>
+              <w:t>3.58</w:t>
+            </w:r>
+          </w:p>
+        </w:tc>
+        <w:tc>
+          <w:tcPr>
+            <w:tcW w:type="dxa" w:w="1218"/>
+          </w:tcPr>
+          <w:p>
+            <w:r>
+              <w:rPr>
+                <w:rFonts w:ascii="Times New Roman" w:hAnsi="Times New Roman"/>
+                <w:sz w:val="20"/>
+              </w:rPr>
+              <w:t>3.77</w:t>
+            </w:r>
+          </w:p>
+        </w:tc>
+        <w:tc>
+          <w:tcPr>
+            <w:tcW w:type="dxa" w:w="1218"/>
+          </w:tcPr>
+          <w:p>
+            <w:r>
+              <w:rPr>
+                <w:rFonts w:ascii="Times New Roman" w:hAnsi="Times New Roman"/>
+                <w:sz w:val="20"/>
+              </w:rPr>
+              <w:t>3.85</w:t>
+            </w:r>
+          </w:p>
+        </w:tc>
+        <w:tc>
+          <w:tcPr>
+            <w:tcW w:type="dxa" w:w="1218"/>
+          </w:tcPr>
+          <w:p>
+            <w:r>
+              <w:rPr>
+                <w:rFonts w:ascii="Times New Roman" w:hAnsi="Times New Roman"/>
+                <w:sz w:val="20"/>
+              </w:rPr>
+              <w:t>4.05</w:t>
+            </w:r>
+          </w:p>
+        </w:tc>
+        <w:tc>
+          <w:tcPr>
+            <w:tcW w:type="dxa" w:w="1218"/>
+          </w:tcPr>
+          <w:p>
+            <w:r>
+              <w:rPr>
+                <w:rFonts w:ascii="Times New Roman" w:hAnsi="Times New Roman"/>
+                <w:sz w:val="20"/>
+              </w:rPr>
+              <w:t>3.95</w:t>
+            </w:r>
+          </w:p>
+        </w:tc>
+        <w:tc>
+          <w:tcPr>
+            <w:tcW w:type="dxa" w:w="1218"/>
+          </w:tcPr>
+          <w:p>
+            <w:r>
+              <w:rPr>
+                <w:rFonts w:ascii="Times New Roman" w:hAnsi="Times New Roman"/>
+                <w:sz w:val="20"/>
+              </w:rPr>
+              <w:t>4.08</w:t>
+            </w:r>
+          </w:p>
+        </w:tc>
+      </w:tr>
+      <w:tr>
+        <w:tc>
+          <w:tcPr>
+            <w:tcW w:type="dxa" w:w="1218"/>
+          </w:tcPr>
+          <w:p>
+            <w:r>
+              <w:rPr>
+                <w:rFonts w:ascii="Times New Roman" w:hAnsi="Times New Roman"/>
+                <w:sz w:val="20"/>
+              </w:rPr>
+              <w:t>4</w:t>
+            </w:r>
+          </w:p>
+        </w:tc>
+        <w:tc>
+          <w:tcPr>
+            <w:tcW w:type="dxa" w:w="1218"/>
+          </w:tcPr>
+          <w:p>
+            <w:r>
+              <w:rPr>
+                <w:rFonts w:ascii="Times New Roman" w:hAnsi="Times New Roman"/>
+                <w:sz w:val="20"/>
+              </w:rPr>
+              <w:t>4.00</w:t>
+            </w:r>
+          </w:p>
+        </w:tc>
+        <w:tc>
+          <w:tcPr>
+            <w:tcW w:type="dxa" w:w="1218"/>
+          </w:tcPr>
+          <w:p>
+            <w:r>
+              <w:rPr>
+                <w:rFonts w:ascii="Times New Roman" w:hAnsi="Times New Roman"/>
+                <w:sz w:val="20"/>
+              </w:rPr>
+              <w:t>4.40</w:t>
+            </w:r>
+          </w:p>
+        </w:tc>
+        <w:tc>
+          <w:tcPr>
+            <w:tcW w:type="dxa" w:w="1218"/>
+          </w:tcPr>
+          <w:p>
+            <w:r>
+              <w:rPr>
+                <w:rFonts w:ascii="Times New Roman" w:hAnsi="Times New Roman"/>
+                <w:sz w:val="20"/>
+              </w:rPr>
+              <w:t>4.53</w:t>
+            </w:r>
+          </w:p>
+        </w:tc>
+        <w:tc>
+          <w:tcPr>
+            <w:tcW w:type="dxa" w:w="1218"/>
+          </w:tcPr>
+          <w:p>
+            <w:r>
+              <w:rPr>
+                <w:rFonts w:ascii="Times New Roman" w:hAnsi="Times New Roman"/>
+                <w:sz w:val="20"/>
+              </w:rPr>
+              <w:t>4.48</w:t>
+            </w:r>
+          </w:p>
+        </w:tc>
+        <w:tc>
+          <w:tcPr>
+            <w:tcW w:type="dxa" w:w="1218"/>
+          </w:tcPr>
+          <w:p>
+            <w:r>
+              <w:rPr>
+                <w:rFonts w:ascii="Times New Roman" w:hAnsi="Times New Roman"/>
+                <w:sz w:val="20"/>
+              </w:rPr>
+              <w:t>4.05</w:t>
+            </w:r>
+          </w:p>
+        </w:tc>
+        <w:tc>
+          <w:tcPr>
+            <w:tcW w:type="dxa" w:w="1218"/>
+          </w:tcPr>
+          <w:p>
+            <w:r>
+              <w:rPr>
+                <w:rFonts w:ascii="Times New Roman" w:hAnsi="Times New Roman"/>
+                <w:sz w:val="20"/>
+              </w:rPr>
+              <w:t>3.95</w:t>
+            </w:r>
+          </w:p>
+        </w:tc>
+        <w:tc>
+          <w:tcPr>
+            <w:tcW w:type="dxa" w:w="1218"/>
+          </w:tcPr>
+          <w:p>
+            <w:r>
+              <w:rPr>
+                <w:rFonts w:ascii="Times New Roman" w:hAnsi="Times New Roman"/>
+                <w:sz w:val="20"/>
+              </w:rPr>
+              <w:t>4.08</w:t>
+            </w:r>
+          </w:p>
+        </w:tc>
+      </w:tr>
+      <w:tr>
+        <w:tc>
+          <w:tcPr>
+            <w:tcW w:type="dxa" w:w="1218"/>
+          </w:tcPr>
+          <w:p>
+            <w:r>
+              <w:rPr>
+                <w:rFonts w:ascii="Times New Roman" w:hAnsi="Times New Roman"/>
+                <w:sz w:val="20"/>
+              </w:rPr>
+              <w:t>4</w:t>
+            </w:r>
+          </w:p>
+        </w:tc>
+        <w:tc>
+          <w:tcPr>
+            <w:tcW w:type="dxa" w:w="1218"/>
+          </w:tcPr>
+          <w:p>
+            <w:r>
+              <w:rPr>
+                <w:rFonts w:ascii="Times New Roman" w:hAnsi="Times New Roman"/>
+                <w:sz w:val="20"/>
+              </w:rPr>
+              <w:t>3.54</w:t>
+            </w:r>
+          </w:p>
+        </w:tc>
+        <w:tc>
+          <w:tcPr>
+            <w:tcW w:type="dxa" w:w="1218"/>
+          </w:tcPr>
+          <w:p>
+            <w:r>
+              <w:rPr>
+                <w:rFonts w:ascii="Times New Roman" w:hAnsi="Times New Roman"/>
+                <w:sz w:val="20"/>
+              </w:rPr>
+              <w:t>3.58</w:t>
+            </w:r>
+          </w:p>
+        </w:tc>
+        <w:tc>
+          <w:tcPr>
+            <w:tcW w:type="dxa" w:w="1218"/>
+          </w:tcPr>
+          <w:p>
+            <w:r>
+              <w:rPr>
+                <w:rFonts w:ascii="Times New Roman" w:hAnsi="Times New Roman"/>
+                <w:sz w:val="20"/>
+              </w:rPr>
+              <w:t>3.39</w:t>
+            </w:r>
+          </w:p>
+        </w:tc>
+        <w:tc>
+          <w:tcPr>
+            <w:tcW w:type="dxa" w:w="1218"/>
+          </w:tcPr>
+          <w:p>
+            <w:r>
+              <w:rPr>
+                <w:rFonts w:ascii="Times New Roman" w:hAnsi="Times New Roman"/>
+                <w:sz w:val="20"/>
+              </w:rPr>
+              <w:t>3.41</w:t>
+            </w:r>
+          </w:p>
+        </w:tc>
+        <w:tc>
+          <w:tcPr>
+            <w:tcW w:type="dxa" w:w="1218"/>
+          </w:tcPr>
+          <w:p>
+            <w:r>
+              <w:rPr>
+                <w:rFonts w:ascii="Times New Roman" w:hAnsi="Times New Roman"/>
+                <w:sz w:val="20"/>
+              </w:rPr>
+              <w:t>3.50</w:t>
+            </w:r>
+          </w:p>
+        </w:tc>
+        <w:tc>
+          <w:tcPr>
+            <w:tcW w:type="dxa" w:w="1218"/>
+          </w:tcPr>
+          <w:p>
+            <w:r>
+              <w:rPr>
+                <w:rFonts w:ascii="Times New Roman" w:hAnsi="Times New Roman"/>
+                <w:sz w:val="20"/>
+              </w:rPr>
+              <w:t>3.59</w:t>
+            </w:r>
+          </w:p>
+        </w:tc>
+        <w:tc>
+          <w:tcPr>
+            <w:tcW w:type="dxa" w:w="1218"/>
+          </w:tcPr>
+          <w:p>
+            <w:r>
+              <w:rPr>
+                <w:rFonts w:ascii="Times New Roman" w:hAnsi="Times New Roman"/>
+                <w:sz w:val="20"/>
+              </w:rPr>
+              <w:t>3.47</w:t>
+            </w:r>
+          </w:p>
+        </w:tc>
+      </w:tr>
+      <w:tr>
+        <w:tc>
+          <w:tcPr>
+            <w:tcW w:type="dxa" w:w="1218"/>
+          </w:tcPr>
+          <w:p>
+            <w:r>
+              <w:rPr>
+                <w:rFonts w:ascii="Times New Roman" w:hAnsi="Times New Roman"/>
+                <w:sz w:val="20"/>
+              </w:rPr>
+              <w:t>5</w:t>
+            </w:r>
+          </w:p>
+        </w:tc>
+        <w:tc>
+          <w:tcPr>
+            <w:tcW w:type="dxa" w:w="1218"/>
+          </w:tcPr>
+          <w:p>
+            <w:r>
+              <w:rPr>
+                <w:rFonts w:ascii="Times New Roman" w:hAnsi="Times New Roman"/>
+                <w:sz w:val="20"/>
+              </w:rPr>
+              <w:t>3.58</w:t>
+            </w:r>
+          </w:p>
+        </w:tc>
+        <w:tc>
+          <w:tcPr>
+            <w:tcW w:type="dxa" w:w="1218"/>
+          </w:tcPr>
+          <w:p>
+            <w:r>
+              <w:rPr>
+                <w:rFonts w:ascii="Times New Roman" w:hAnsi="Times New Roman"/>
+                <w:sz w:val="20"/>
+              </w:rPr>
+              <w:t>4.40</w:t>
+            </w:r>
+          </w:p>
+        </w:tc>
+        <w:tc>
+          <w:tcPr>
+            <w:tcW w:type="dxa" w:w="1218"/>
+          </w:tcPr>
+          <w:p>
+            <w:r>
+              <w:rPr>
+                <w:rFonts w:ascii="Times New Roman" w:hAnsi="Times New Roman"/>
+                <w:sz w:val="20"/>
+              </w:rPr>
+              <w:t>4.18</w:t>
+            </w:r>
+          </w:p>
+        </w:tc>
+        <w:tc>
+          <w:tcPr>
+            <w:tcW w:type="dxa" w:w="1218"/>
+          </w:tcPr>
+          <w:p>
+            <w:r>
+              <w:rPr>
+                <w:rFonts w:ascii="Times New Roman" w:hAnsi="Times New Roman"/>
+                <w:sz w:val="20"/>
+              </w:rPr>
+              <w:t>4.07</w:t>
+            </w:r>
+          </w:p>
+        </w:tc>
+        <w:tc>
+          <w:tcPr>
+            <w:tcW w:type="dxa" w:w="1218"/>
+          </w:tcPr>
+          <w:p>
+            <w:r>
+              <w:rPr>
+                <w:rFonts w:ascii="Times New Roman" w:hAnsi="Times New Roman"/>
+                <w:sz w:val="20"/>
+              </w:rPr>
+              <w:t>3.55</w:t>
+            </w:r>
+          </w:p>
+        </w:tc>
+        <w:tc>
+          <w:tcPr>
+            <w:tcW w:type="dxa" w:w="1218"/>
+          </w:tcPr>
+          <w:p>
+            <w:r>
+              <w:rPr>
+                <w:rFonts w:ascii="Times New Roman" w:hAnsi="Times New Roman"/>
+                <w:sz w:val="20"/>
+              </w:rPr>
+              <w:t>3.61</w:t>
+            </w:r>
+          </w:p>
+        </w:tc>
+        <w:tc>
+          <w:tcPr>
+            <w:tcW w:type="dxa" w:w="1218"/>
+          </w:tcPr>
+          <w:p>
+            <w:r>
+              <w:rPr>
+                <w:rFonts w:ascii="Times New Roman" w:hAnsi="Times New Roman"/>
+                <w:sz w:val="20"/>
+              </w:rPr>
+              <w:t>3.54</w:t>
+            </w:r>
+          </w:p>
+        </w:tc>
+      </w:tr>
+      <w:tr>
+        <w:tc>
+          <w:tcPr>
+            <w:tcW w:type="dxa" w:w="1218"/>
+          </w:tcPr>
+          <w:p>
+            <w:r>
+              <w:rPr>
+                <w:rFonts w:ascii="Times New Roman" w:hAnsi="Times New Roman"/>
+                <w:sz w:val="20"/>
+              </w:rPr>
+              <w:t>5</w:t>
+            </w:r>
+          </w:p>
+        </w:tc>
+        <w:tc>
+          <w:tcPr>
+            <w:tcW w:type="dxa" w:w="1218"/>
+          </w:tcPr>
+          <w:p>
+            <w:r>
+              <w:rPr>
+                <w:rFonts w:ascii="Times New Roman" w:hAnsi="Times New Roman"/>
+                <w:sz w:val="20"/>
+              </w:rPr>
+              <w:t>4.33</w:t>
+            </w:r>
+          </w:p>
+        </w:tc>
+        <w:tc>
+          <w:tcPr>
+            <w:tcW w:type="dxa" w:w="1218"/>
+          </w:tcPr>
+          <w:p>
+            <w:r>
+              <w:rPr>
+                <w:rFonts w:ascii="Times New Roman" w:hAnsi="Times New Roman"/>
+                <w:sz w:val="20"/>
+              </w:rPr>
+              <w:t>3.58</w:t>
+            </w:r>
+          </w:p>
+        </w:tc>
+        <w:tc>
+          <w:tcPr>
+            <w:tcW w:type="dxa" w:w="1218"/>
+          </w:tcPr>
+          <w:p>
+            <w:r>
+              <w:rPr>
+                <w:rFonts w:ascii="Times New Roman" w:hAnsi="Times New Roman"/>
+                <w:sz w:val="20"/>
+              </w:rPr>
+              <w:t>4.05</w:t>
+            </w:r>
+          </w:p>
+        </w:tc>
+        <w:tc>
+          <w:tcPr>
+            <w:tcW w:type="dxa" w:w="1218"/>
+          </w:tcPr>
+          <w:p>
+            <w:r>
+              <w:rPr>
+                <w:rFonts w:ascii="Times New Roman" w:hAnsi="Times New Roman"/>
+                <w:sz w:val="20"/>
+              </w:rPr>
+              <w:t>3.90</w:t>
+            </w:r>
+          </w:p>
+        </w:tc>
+        <w:tc>
+          <w:tcPr>
+            <w:tcW w:type="dxa" w:w="1218"/>
+          </w:tcPr>
+          <w:p>
+            <w:r>
+              <w:rPr>
+                <w:rFonts w:ascii="Times New Roman" w:hAnsi="Times New Roman"/>
+                <w:sz w:val="20"/>
+              </w:rPr>
+              <w:t>4.31</w:t>
+            </w:r>
+          </w:p>
+        </w:tc>
+        <w:tc>
+          <w:tcPr>
+            <w:tcW w:type="dxa" w:w="1218"/>
+          </w:tcPr>
+          <w:p>
+            <w:r>
+              <w:rPr>
+                <w:rFonts w:ascii="Times New Roman" w:hAnsi="Times New Roman"/>
+                <w:sz w:val="20"/>
+              </w:rPr>
+              <w:t>4.32</w:t>
+            </w:r>
+          </w:p>
+        </w:tc>
+        <w:tc>
+          <w:tcPr>
+            <w:tcW w:type="dxa" w:w="1218"/>
+          </w:tcPr>
+          <w:p>
+            <w:r>
+              <w:rPr>
+                <w:rFonts w:ascii="Times New Roman" w:hAnsi="Times New Roman"/>
+                <w:sz w:val="20"/>
+              </w:rPr>
+              <w:t>4.28</w:t>
+            </w:r>
+          </w:p>
+        </w:tc>
+      </w:tr>
+      <w:tr>
+        <w:tc>
+          <w:tcPr>
+            <w:tcW w:type="dxa" w:w="1218"/>
+          </w:tcPr>
+          <w:p>
+            <w:r>
+              <w:rPr>
+                <w:rFonts w:ascii="Times New Roman" w:hAnsi="Times New Roman"/>
+                <w:sz w:val="20"/>
+              </w:rPr>
+              <w:t>4</w:t>
+            </w:r>
+          </w:p>
+        </w:tc>
+        <w:tc>
+          <w:tcPr>
+            <w:tcW w:type="dxa" w:w="1218"/>
+          </w:tcPr>
+          <w:p>
+            <w:r>
+              <w:rPr>
+                <w:rFonts w:ascii="Times New Roman" w:hAnsi="Times New Roman"/>
+                <w:sz w:val="20"/>
+              </w:rPr>
+              <w:t>3.48</w:t>
+            </w:r>
+          </w:p>
+        </w:tc>
+        <w:tc>
+          <w:tcPr>
+            <w:tcW w:type="dxa" w:w="1218"/>
+          </w:tcPr>
+          <w:p>
+            <w:r>
+              <w:rPr>
+                <w:rFonts w:ascii="Times New Roman" w:hAnsi="Times New Roman"/>
+                <w:sz w:val="20"/>
+              </w:rPr>
+              <w:t>4.40</w:t>
+            </w:r>
+          </w:p>
+        </w:tc>
+        <w:tc>
+          <w:tcPr>
+            <w:tcW w:type="dxa" w:w="1218"/>
+          </w:tcPr>
+          <w:p>
+            <w:r>
+              <w:rPr>
+                <w:rFonts w:ascii="Times New Roman" w:hAnsi="Times New Roman"/>
+                <w:sz w:val="20"/>
+              </w:rPr>
+              <w:t>4.09</w:t>
+            </w:r>
+          </w:p>
+        </w:tc>
+        <w:tc>
+          <w:tcPr>
+            <w:tcW w:type="dxa" w:w="1218"/>
+          </w:tcPr>
+          <w:p>
+            <w:r>
+              <w:rPr>
+                <w:rFonts w:ascii="Times New Roman" w:hAnsi="Times New Roman"/>
+                <w:sz w:val="20"/>
+              </w:rPr>
+              <w:t>3.98</w:t>
+            </w:r>
+          </w:p>
+        </w:tc>
+        <w:tc>
+          <w:tcPr>
+            <w:tcW w:type="dxa" w:w="1218"/>
+          </w:tcPr>
+          <w:p>
+            <w:r>
+              <w:rPr>
+                <w:rFonts w:ascii="Times New Roman" w:hAnsi="Times New Roman"/>
+                <w:sz w:val="20"/>
+              </w:rPr>
+              <w:t>3.39</w:t>
+            </w:r>
+          </w:p>
+        </w:tc>
+        <w:tc>
+          <w:tcPr>
+            <w:tcW w:type="dxa" w:w="1218"/>
+          </w:tcPr>
+          <w:p>
+            <w:r>
+              <w:rPr>
+                <w:rFonts w:ascii="Times New Roman" w:hAnsi="Times New Roman"/>
+                <w:sz w:val="20"/>
+              </w:rPr>
+              <w:t>3.56</w:t>
+            </w:r>
+          </w:p>
+        </w:tc>
+        <w:tc>
+          <w:tcPr>
+            <w:tcW w:type="dxa" w:w="1218"/>
+          </w:tcPr>
+          <w:p>
+            <w:r>
+              <w:rPr>
+                <w:rFonts w:ascii="Times New Roman" w:hAnsi="Times New Roman"/>
+                <w:sz w:val="20"/>
+              </w:rPr>
+              <w:t>3.31</w:t>
+            </w:r>
+          </w:p>
+        </w:tc>
+      </w:tr>
+      <w:tr>
+        <w:tc>
+          <w:tcPr>
+            <w:tcW w:type="dxa" w:w="1218"/>
+          </w:tcPr>
+          <w:p>
+            <w:r>
+              <w:rPr>
+                <w:rFonts w:ascii="Times New Roman" w:hAnsi="Times New Roman"/>
+                <w:sz w:val="20"/>
+              </w:rPr>
+              <w:t>3</w:t>
+            </w:r>
+          </w:p>
+        </w:tc>
+        <w:tc>
+          <w:tcPr>
+            <w:tcW w:type="dxa" w:w="1218"/>
+          </w:tcPr>
+          <w:p>
+            <w:r>
+              <w:rPr>
+                <w:rFonts w:ascii="Times New Roman" w:hAnsi="Times New Roman"/>
+                <w:sz w:val="20"/>
+              </w:rPr>
+              <w:t>3.94</w:t>
+            </w:r>
+          </w:p>
+        </w:tc>
+        <w:tc>
+          <w:tcPr>
+            <w:tcW w:type="dxa" w:w="1218"/>
+          </w:tcPr>
+          <w:p>
+            <w:r>
+              <w:rPr>
+                <w:rFonts w:ascii="Times New Roman" w:hAnsi="Times New Roman"/>
+                <w:sz w:val="20"/>
+              </w:rPr>
+              <w:t>3.58</w:t>
+            </w:r>
+          </w:p>
+        </w:tc>
+        <w:tc>
+          <w:tcPr>
+            <w:tcW w:type="dxa" w:w="1218"/>
+          </w:tcPr>
+          <w:p>
+            <w:r>
+              <w:rPr>
+                <w:rFonts w:ascii="Times New Roman" w:hAnsi="Times New Roman"/>
+                <w:sz w:val="20"/>
+              </w:rPr>
+              <w:t>3.72</w:t>
+            </w:r>
+          </w:p>
+        </w:tc>
+        <w:tc>
+          <w:tcPr>
+            <w:tcW w:type="dxa" w:w="1218"/>
+          </w:tcPr>
+          <w:p>
+            <w:r>
+              <w:rPr>
+                <w:rFonts w:ascii="Times New Roman" w:hAnsi="Times New Roman"/>
+                <w:sz w:val="20"/>
+              </w:rPr>
+              <w:t>3.79</w:t>
+            </w:r>
+          </w:p>
+        </w:tc>
+        <w:tc>
+          <w:tcPr>
+            <w:tcW w:type="dxa" w:w="1218"/>
+          </w:tcPr>
+          <w:p>
+            <w:r>
+              <w:rPr>
+                <w:rFonts w:ascii="Times New Roman" w:hAnsi="Times New Roman"/>
+                <w:sz w:val="20"/>
+              </w:rPr>
+              <w:t>3.98</w:t>
+            </w:r>
+          </w:p>
+        </w:tc>
+        <w:tc>
+          <w:tcPr>
+            <w:tcW w:type="dxa" w:w="1218"/>
+          </w:tcPr>
+          <w:p>
+            <w:r>
+              <w:rPr>
+                <w:rFonts w:ascii="Times New Roman" w:hAnsi="Times New Roman"/>
+                <w:sz w:val="20"/>
+              </w:rPr>
+              <w:t>3.89</w:t>
+            </w:r>
+          </w:p>
+        </w:tc>
+        <w:tc>
+          <w:tcPr>
+            <w:tcW w:type="dxa" w:w="1218"/>
+          </w:tcPr>
+          <w:p>
+            <w:r>
+              <w:rPr>
+                <w:rFonts w:ascii="Times New Roman" w:hAnsi="Times New Roman"/>
+                <w:sz w:val="20"/>
+              </w:rPr>
+              <w:t>4.02</w:t>
+            </w:r>
+          </w:p>
+        </w:tc>
+      </w:tr>
+      <w:tr>
+        <w:tc>
+          <w:tcPr>
+            <w:tcW w:type="dxa" w:w="1218"/>
+          </w:tcPr>
+          <w:p>
+            <w:r>
+              <w:rPr>
+                <w:rFonts w:ascii="Times New Roman" w:hAnsi="Times New Roman"/>
+                <w:sz w:val="20"/>
+              </w:rPr>
+              <w:t>3</w:t>
+            </w:r>
+          </w:p>
+        </w:tc>
+        <w:tc>
+          <w:tcPr>
+            <w:tcW w:type="dxa" w:w="1218"/>
+          </w:tcPr>
+          <w:p>
+            <w:r>
+              <w:rPr>
+                <w:rFonts w:ascii="Times New Roman" w:hAnsi="Times New Roman"/>
+                <w:sz w:val="20"/>
+              </w:rPr>
+              <w:t>3.77</w:t>
+            </w:r>
+          </w:p>
+        </w:tc>
+        <w:tc>
+          <w:tcPr>
+            <w:tcW w:type="dxa" w:w="1218"/>
+          </w:tcPr>
+          <w:p>
+            <w:r>
+              <w:rPr>
+                <w:rFonts w:ascii="Times New Roman" w:hAnsi="Times New Roman"/>
+                <w:sz w:val="20"/>
+              </w:rPr>
+              <w:t>3.58</w:t>
+            </w:r>
+          </w:p>
+        </w:tc>
+        <w:tc>
+          <w:tcPr>
+            <w:tcW w:type="dxa" w:w="1218"/>
+          </w:tcPr>
+          <w:p>
+            <w:r>
+              <w:rPr>
+                <w:rFonts w:ascii="Times New Roman" w:hAnsi="Times New Roman"/>
+                <w:sz w:val="20"/>
+              </w:rPr>
+              <w:t>3.58</w:t>
+            </w:r>
+          </w:p>
+        </w:tc>
+        <w:tc>
+          <w:tcPr>
+            <w:tcW w:type="dxa" w:w="1218"/>
+          </w:tcPr>
+          <w:p>
+            <w:r>
+              <w:rPr>
+                <w:rFonts w:ascii="Times New Roman" w:hAnsi="Times New Roman"/>
+                <w:sz w:val="20"/>
+              </w:rPr>
+              <w:t>3.63</w:t>
+            </w:r>
+          </w:p>
+        </w:tc>
+        <w:tc>
+          <w:tcPr>
+            <w:tcW w:type="dxa" w:w="1218"/>
+          </w:tcPr>
+          <w:p>
+            <w:r>
+              <w:rPr>
+                <w:rFonts w:ascii="Times New Roman" w:hAnsi="Times New Roman"/>
+                <w:sz w:val="20"/>
+              </w:rPr>
+              <w:t>3.81</w:t>
+            </w:r>
+          </w:p>
+        </w:tc>
+        <w:tc>
+          <w:tcPr>
+            <w:tcW w:type="dxa" w:w="1218"/>
+          </w:tcPr>
+          <w:p>
+            <w:r>
+              <w:rPr>
+                <w:rFonts w:ascii="Times New Roman" w:hAnsi="Times New Roman"/>
+                <w:sz w:val="20"/>
+              </w:rPr>
+              <w:t>3.75</w:t>
+            </w:r>
+          </w:p>
+        </w:tc>
+        <w:tc>
+          <w:tcPr>
+            <w:tcW w:type="dxa" w:w="1218"/>
+          </w:tcPr>
+          <w:p>
+            <w:r>
+              <w:rPr>
+                <w:rFonts w:ascii="Times New Roman" w:hAnsi="Times New Roman"/>
+                <w:sz w:val="20"/>
+              </w:rPr>
+              <w:t>3.85</w:t>
+            </w:r>
+          </w:p>
+        </w:tc>
+      </w:tr>
+      <w:tr>
+        <w:tc>
+          <w:tcPr>
+            <w:tcW w:type="dxa" w:w="1218"/>
+          </w:tcPr>
+          <w:p>
+            <w:r>
+              <w:rPr>
+                <w:rFonts w:ascii="Times New Roman" w:hAnsi="Times New Roman"/>
+                <w:sz w:val="20"/>
+              </w:rPr>
+              <w:t>4</w:t>
+            </w:r>
+          </w:p>
+        </w:tc>
+        <w:tc>
+          <w:tcPr>
+            <w:tcW w:type="dxa" w:w="1218"/>
+          </w:tcPr>
+          <w:p>
+            <w:r>
+              <w:rPr>
+                <w:rFonts w:ascii="Times New Roman" w:hAnsi="Times New Roman"/>
+                <w:sz w:val="20"/>
+              </w:rPr>
+              <w:t>3.81</w:t>
+            </w:r>
+          </w:p>
+        </w:tc>
+        <w:tc>
+          <w:tcPr>
+            <w:tcW w:type="dxa" w:w="1218"/>
+          </w:tcPr>
+          <w:p>
+            <w:r>
+              <w:rPr>
+                <w:rFonts w:ascii="Times New Roman" w:hAnsi="Times New Roman"/>
+                <w:sz w:val="20"/>
+              </w:rPr>
+              <w:t>3.58</w:t>
+            </w:r>
+          </w:p>
+        </w:tc>
+        <w:tc>
+          <w:tcPr>
+            <w:tcW w:type="dxa" w:w="1218"/>
+          </w:tcPr>
+          <w:p>
+            <w:r>
+              <w:rPr>
+                <w:rFonts w:ascii="Times New Roman" w:hAnsi="Times New Roman"/>
+                <w:sz w:val="20"/>
+              </w:rPr>
+              <w:t>3.61</w:t>
+            </w:r>
+          </w:p>
+        </w:tc>
+        <w:tc>
+          <w:tcPr>
+            <w:tcW w:type="dxa" w:w="1218"/>
+          </w:tcPr>
+          <w:p>
+            <w:r>
+              <w:rPr>
+                <w:rFonts w:ascii="Times New Roman" w:hAnsi="Times New Roman"/>
+                <w:sz w:val="20"/>
+              </w:rPr>
+              <w:t>3.66</w:t>
+            </w:r>
+          </w:p>
+        </w:tc>
+        <w:tc>
+          <w:tcPr>
+            <w:tcW w:type="dxa" w:w="1218"/>
+          </w:tcPr>
+          <w:p>
+            <w:r>
+              <w:rPr>
+                <w:rFonts w:ascii="Times New Roman" w:hAnsi="Times New Roman"/>
+                <w:sz w:val="20"/>
+              </w:rPr>
+              <w:t>3.84</w:t>
+            </w:r>
+          </w:p>
+        </w:tc>
+        <w:tc>
+          <w:tcPr>
+            <w:tcW w:type="dxa" w:w="1218"/>
+          </w:tcPr>
+          <w:p>
+            <w:r>
+              <w:rPr>
+                <w:rFonts w:ascii="Times New Roman" w:hAnsi="Times New Roman"/>
+                <w:sz w:val="20"/>
+              </w:rPr>
+              <w:t>3.78</w:t>
+            </w:r>
+          </w:p>
+        </w:tc>
+        <w:tc>
+          <w:tcPr>
+            <w:tcW w:type="dxa" w:w="1218"/>
+          </w:tcPr>
+          <w:p>
+            <w:r>
+              <w:rPr>
+                <w:rFonts w:ascii="Times New Roman" w:hAnsi="Times New Roman"/>
+                <w:sz w:val="20"/>
+              </w:rPr>
+              <w:t>3.89</w:t>
+            </w:r>
+          </w:p>
+        </w:tc>
+      </w:tr>
+      <w:tr>
+        <w:tc>
+          <w:tcPr>
+            <w:tcW w:type="dxa" w:w="1218"/>
+          </w:tcPr>
+          <w:p>
+            <w:r>
+              <w:rPr>
+                <w:rFonts w:ascii="Times New Roman" w:hAnsi="Times New Roman"/>
+                <w:sz w:val="20"/>
+              </w:rPr>
+              <w:t>3</w:t>
+            </w:r>
+          </w:p>
+        </w:tc>
+        <w:tc>
+          <w:tcPr>
+            <w:tcW w:type="dxa" w:w="1218"/>
+          </w:tcPr>
+          <w:p>
+            <w:r>
+              <w:rPr>
+                <w:rFonts w:ascii="Times New Roman" w:hAnsi="Times New Roman"/>
+                <w:sz w:val="20"/>
+              </w:rPr>
+              <w:t>4.00</w:t>
+            </w:r>
+          </w:p>
+        </w:tc>
+        <w:tc>
+          <w:tcPr>
+            <w:tcW w:type="dxa" w:w="1218"/>
+          </w:tcPr>
+          <w:p>
+            <w:r>
+              <w:rPr>
+                <w:rFonts w:ascii="Times New Roman" w:hAnsi="Times New Roman"/>
+                <w:sz w:val="20"/>
+              </w:rPr>
+              <w:t>3.58</w:t>
+            </w:r>
+          </w:p>
+        </w:tc>
+        <w:tc>
+          <w:tcPr>
+            <w:tcW w:type="dxa" w:w="1218"/>
+          </w:tcPr>
+          <w:p>
+            <w:r>
+              <w:rPr>
+                <w:rFonts w:ascii="Times New Roman" w:hAnsi="Times New Roman"/>
+                <w:sz w:val="20"/>
+              </w:rPr>
+              <w:t>3.77</w:t>
+            </w:r>
+          </w:p>
+        </w:tc>
+        <w:tc>
+          <w:tcPr>
+            <w:tcW w:type="dxa" w:w="1218"/>
+          </w:tcPr>
+          <w:p>
+            <w:r>
+              <w:rPr>
+                <w:rFonts w:ascii="Times New Roman" w:hAnsi="Times New Roman"/>
+                <w:sz w:val="20"/>
+              </w:rPr>
+              <w:t>3.85</w:t>
+            </w:r>
+          </w:p>
+        </w:tc>
+        <w:tc>
+          <w:tcPr>
+            <w:tcW w:type="dxa" w:w="1218"/>
+          </w:tcPr>
+          <w:p>
+            <w:r>
+              <w:rPr>
+                <w:rFonts w:ascii="Times New Roman" w:hAnsi="Times New Roman"/>
+                <w:sz w:val="20"/>
+              </w:rPr>
+              <w:t>4.05</w:t>
+            </w:r>
+          </w:p>
+        </w:tc>
+        <w:tc>
+          <w:tcPr>
+            <w:tcW w:type="dxa" w:w="1218"/>
+          </w:tcPr>
+          <w:p>
+            <w:r>
+              <w:rPr>
+                <w:rFonts w:ascii="Times New Roman" w:hAnsi="Times New Roman"/>
+                <w:sz w:val="20"/>
+              </w:rPr>
+              <w:t>3.95</w:t>
+            </w:r>
+          </w:p>
+        </w:tc>
+        <w:tc>
+          <w:tcPr>
+            <w:tcW w:type="dxa" w:w="1218"/>
+          </w:tcPr>
+          <w:p>
+            <w:r>
+              <w:rPr>
+                <w:rFonts w:ascii="Times New Roman" w:hAnsi="Times New Roman"/>
+                <w:sz w:val="20"/>
+              </w:rPr>
+              <w:t>4.08</w:t>
+            </w:r>
+          </w:p>
+        </w:tc>
+      </w:tr>
+      <w:tr>
+        <w:tc>
+          <w:tcPr>
+            <w:tcW w:type="dxa" w:w="1218"/>
+          </w:tcPr>
+          <w:p>
+            <w:r>
+              <w:rPr>
+                <w:rFonts w:ascii="Times New Roman" w:hAnsi="Times New Roman"/>
+                <w:sz w:val="20"/>
+              </w:rPr>
+              <w:t>3</w:t>
+            </w:r>
+          </w:p>
+        </w:tc>
+        <w:tc>
+          <w:tcPr>
+            <w:tcW w:type="dxa" w:w="1218"/>
+          </w:tcPr>
+          <w:p>
+            <w:r>
+              <w:rPr>
+                <w:rFonts w:ascii="Times New Roman" w:hAnsi="Times New Roman"/>
+                <w:sz w:val="20"/>
+              </w:rPr>
+              <w:t>4.20</w:t>
+            </w:r>
+          </w:p>
+        </w:tc>
+        <w:tc>
+          <w:tcPr>
+            <w:tcW w:type="dxa" w:w="1218"/>
+          </w:tcPr>
+          <w:p>
+            <w:r>
+              <w:rPr>
+                <w:rFonts w:ascii="Times New Roman" w:hAnsi="Times New Roman"/>
+                <w:sz w:val="20"/>
+              </w:rPr>
+              <w:t>3.58</w:t>
+            </w:r>
+          </w:p>
+        </w:tc>
+        <w:tc>
+          <w:tcPr>
+            <w:tcW w:type="dxa" w:w="1218"/>
+          </w:tcPr>
+          <w:p>
+            <w:r>
+              <w:rPr>
+                <w:rFonts w:ascii="Times New Roman" w:hAnsi="Times New Roman"/>
+                <w:sz w:val="20"/>
+              </w:rPr>
+              <w:t>3.94</w:t>
+            </w:r>
+          </w:p>
+        </w:tc>
+        <w:tc>
+          <w:tcPr>
+            <w:tcW w:type="dxa" w:w="1218"/>
+          </w:tcPr>
+          <w:p>
+            <w:r>
+              <w:rPr>
+                <w:rFonts w:ascii="Times New Roman" w:hAnsi="Times New Roman"/>
+                <w:sz w:val="20"/>
+              </w:rPr>
+              <w:t>4.04</w:t>
+            </w:r>
+          </w:p>
+        </w:tc>
+        <w:tc>
+          <w:tcPr>
+            <w:tcW w:type="dxa" w:w="1218"/>
+          </w:tcPr>
+          <w:p>
+            <w:r>
+              <w:rPr>
+                <w:rFonts w:ascii="Times New Roman" w:hAnsi="Times New Roman"/>
+                <w:sz w:val="20"/>
+              </w:rPr>
+              <w:t>4.22</w:t>
+            </w:r>
+          </w:p>
+        </w:tc>
+        <w:tc>
+          <w:tcPr>
+            <w:tcW w:type="dxa" w:w="1218"/>
+          </w:tcPr>
+          <w:p>
+            <w:r>
+              <w:rPr>
+                <w:rFonts w:ascii="Times New Roman" w:hAnsi="Times New Roman"/>
+                <w:sz w:val="20"/>
+              </w:rPr>
+              <w:t>4.16</w:t>
+            </w:r>
+          </w:p>
+        </w:tc>
+        <w:tc>
+          <w:tcPr>
+            <w:tcW w:type="dxa" w:w="1218"/>
+          </w:tcPr>
+          <w:p>
+            <w:r>
+              <w:rPr>
+                <w:rFonts w:ascii="Times New Roman" w:hAnsi="Times New Roman"/>
+                <w:sz w:val="20"/>
+              </w:rPr>
+              <w:t>4.21</w:t>
+            </w:r>
+          </w:p>
+        </w:tc>
+      </w:tr>
+      <w:tr>
+        <w:tc>
+          <w:tcPr>
+            <w:tcW w:type="dxa" w:w="1218"/>
+          </w:tcPr>
+          <w:p>
+            <w:r>
+              <w:rPr>
+                <w:rFonts w:ascii="Times New Roman" w:hAnsi="Times New Roman"/>
+                <w:sz w:val="20"/>
+              </w:rPr>
+              <w:t>3</w:t>
+            </w:r>
+          </w:p>
+        </w:tc>
+        <w:tc>
+          <w:tcPr>
+            <w:tcW w:type="dxa" w:w="1218"/>
+          </w:tcPr>
+          <w:p>
+            <w:r>
+              <w:rPr>
+                <w:rFonts w:ascii="Times New Roman" w:hAnsi="Times New Roman"/>
+                <w:sz w:val="20"/>
+              </w:rPr>
+              <w:t>4.03</w:t>
+            </w:r>
+          </w:p>
+        </w:tc>
+        <w:tc>
+          <w:tcPr>
+            <w:tcW w:type="dxa" w:w="1218"/>
+          </w:tcPr>
+          <w:p>
+            <w:r>
+              <w:rPr>
+                <w:rFonts w:ascii="Times New Roman" w:hAnsi="Times New Roman"/>
+                <w:sz w:val="20"/>
+              </w:rPr>
+              <w:t>3.58</w:t>
+            </w:r>
+          </w:p>
+        </w:tc>
+        <w:tc>
+          <w:tcPr>
+            <w:tcW w:type="dxa" w:w="1218"/>
+          </w:tcPr>
+          <w:p>
+            <w:r>
+              <w:rPr>
+                <w:rFonts w:ascii="Times New Roman" w:hAnsi="Times New Roman"/>
+                <w:sz w:val="20"/>
+              </w:rPr>
+              <w:t>3.80</w:t>
+            </w:r>
+          </w:p>
+        </w:tc>
+        <w:tc>
+          <w:tcPr>
+            <w:tcW w:type="dxa" w:w="1218"/>
+          </w:tcPr>
+          <w:p>
+            <w:r>
+              <w:rPr>
+                <w:rFonts w:ascii="Times New Roman" w:hAnsi="Times New Roman"/>
+                <w:sz w:val="20"/>
+              </w:rPr>
+              <w:t>3.88</w:t>
+            </w:r>
+          </w:p>
+        </w:tc>
+        <w:tc>
+          <w:tcPr>
+            <w:tcW w:type="dxa" w:w="1218"/>
+          </w:tcPr>
+          <w:p>
+            <w:r>
+              <w:rPr>
+                <w:rFonts w:ascii="Times New Roman" w:hAnsi="Times New Roman"/>
+                <w:sz w:val="20"/>
+              </w:rPr>
+              <w:t>4.08</w:t>
+            </w:r>
+          </w:p>
+        </w:tc>
+        <w:tc>
+          <w:tcPr>
+            <w:tcW w:type="dxa" w:w="1218"/>
+          </w:tcPr>
+          <w:p>
+            <w:r>
+              <w:rPr>
+                <w:rFonts w:ascii="Times New Roman" w:hAnsi="Times New Roman"/>
+                <w:sz w:val="20"/>
+              </w:rPr>
+              <w:t>3.99</w:t>
+            </w:r>
+          </w:p>
+        </w:tc>
+        <w:tc>
+          <w:tcPr>
+            <w:tcW w:type="dxa" w:w="1218"/>
+          </w:tcPr>
+          <w:p>
+            <w:r>
+              <w:rPr>
+                <w:rFonts w:ascii="Times New Roman" w:hAnsi="Times New Roman"/>
+                <w:sz w:val="20"/>
+              </w:rPr>
+              <w:t>4.10</w:t>
+            </w:r>
+          </w:p>
+        </w:tc>
+      </w:tr>
+    </w:tbl>
+    <w:p>
+      <w:r>
+        <w:rPr>
+          <w:rFonts w:ascii="Times New Roman" w:hAnsi="Times New Roman" w:eastAsia="Times New Roman"/>
+          <w:b w:val="0"/>
+          <w:sz w:val="24"/>
+        </w:rPr>
+        <w:t>Ridge.</w:t>
+      </w:r>
+    </w:p>
+    <w:tbl>
+      <w:tblPr>
+        <w:tblStyle w:val="TableGrid"/>
+        <w:tblW w:type="auto" w:w="0"/>
+        <w:tblLook w:firstColumn="1" w:firstRow="1" w:lastColumn="0" w:lastRow="0" w:noHBand="0" w:noVBand="1" w:val="04A0"/>
+      </w:tblPr>
+      <w:tblGrid>
+        <w:gridCol w:w="1218"/>
+        <w:gridCol w:w="1218"/>
+        <w:gridCol w:w="1218"/>
+        <w:gridCol w:w="1218"/>
+        <w:gridCol w:w="1218"/>
+        <w:gridCol w:w="1218"/>
+        <w:gridCol w:w="1218"/>
+        <w:gridCol w:w="1218"/>
+      </w:tblGrid>
+      <w:tr>
+        <w:tc>
+          <w:tcPr>
+            <w:tcW w:type="dxa" w:w="1218"/>
+          </w:tcPr>
+          <w:p>
+            <w:r>
+              <w:rPr>
+                <w:rFonts w:ascii="Times New Roman" w:hAnsi="Times New Roman"/>
+                <w:b/>
+                <w:sz w:val="20"/>
+              </w:rPr>
+              <w:t>факт</w:t>
+            </w:r>
+          </w:p>
+        </w:tc>
+        <w:tc>
+          <w:tcPr>
+            <w:tcW w:type="dxa" w:w="1218"/>
+          </w:tcPr>
+          <w:p>
+            <w:r>
+              <w:rPr>
+                <w:rFonts w:ascii="Times New Roman" w:hAnsi="Times New Roman"/>
+                <w:b/>
+                <w:sz w:val="20"/>
+              </w:rPr>
+              <w:t>возр</w:t>
+            </w:r>
+          </w:p>
+        </w:tc>
+        <w:tc>
+          <w:tcPr>
+            <w:tcW w:type="dxa" w:w="1218"/>
+          </w:tcPr>
+          <w:p>
+            <w:r>
+              <w:rPr>
+                <w:rFonts w:ascii="Times New Roman" w:hAnsi="Times New Roman"/>
+                <w:b/>
+                <w:sz w:val="20"/>
+              </w:rPr>
+              <w:t>тема</w:t>
+            </w:r>
+          </w:p>
+        </w:tc>
+        <w:tc>
+          <w:tcPr>
+            <w:tcW w:type="dxa" w:w="1218"/>
+          </w:tcPr>
+          <w:p>
+            <w:r>
+              <w:rPr>
+                <w:rFonts w:ascii="Times New Roman" w:hAnsi="Times New Roman"/>
+                <w:b/>
+                <w:sz w:val="20"/>
+              </w:rPr>
+              <w:t>возр+тема</w:t>
+            </w:r>
+          </w:p>
+        </w:tc>
+        <w:tc>
+          <w:tcPr>
+            <w:tcW w:type="dxa" w:w="1218"/>
+          </w:tcPr>
+          <w:p>
+            <w:r>
+              <w:rPr>
+                <w:rFonts w:ascii="Times New Roman" w:hAnsi="Times New Roman"/>
+                <w:b/>
+                <w:sz w:val="20"/>
+              </w:rPr>
+              <w:t>все 4</w:t>
+            </w:r>
+          </w:p>
+        </w:tc>
+        <w:tc>
+          <w:tcPr>
+            <w:tcW w:type="dxa" w:w="1218"/>
+          </w:tcPr>
+          <w:p>
+            <w:r>
+              <w:rPr>
+                <w:rFonts w:ascii="Times New Roman" w:hAnsi="Times New Roman"/>
+                <w:b/>
+                <w:sz w:val="20"/>
+              </w:rPr>
+              <w:t>ln</w:t>
+            </w:r>
+          </w:p>
+        </w:tc>
+        <w:tc>
+          <w:tcPr>
+            <w:tcW w:type="dxa" w:w="1218"/>
+          </w:tcPr>
+          <w:p>
+            <w:r>
+              <w:rPr>
+                <w:rFonts w:ascii="Times New Roman" w:hAnsi="Times New Roman"/>
+                <w:b/>
+                <w:sz w:val="20"/>
+              </w:rPr>
+              <w:t>квадр</w:t>
+            </w:r>
+          </w:p>
+        </w:tc>
+        <w:tc>
+          <w:tcPr>
+            <w:tcW w:type="dxa" w:w="1218"/>
+          </w:tcPr>
+          <w:p>
+            <w:r>
+              <w:rPr>
+                <w:rFonts w:ascii="Times New Roman" w:hAnsi="Times New Roman"/>
+                <w:b/>
+                <w:sz w:val="20"/>
+              </w:rPr>
+              <w:t>1/возр</w:t>
+            </w:r>
+          </w:p>
+        </w:tc>
+      </w:tr>
+      <w:tr>
+        <w:tc>
+          <w:tcPr>
+            <w:tcW w:type="dxa" w:w="1218"/>
+          </w:tcPr>
+          <w:p>
+            <w:r>
+              <w:rPr>
+                <w:rFonts w:ascii="Times New Roman" w:hAnsi="Times New Roman"/>
+                <w:sz w:val="20"/>
+              </w:rPr>
+              <w:t>1</w:t>
+            </w:r>
+          </w:p>
+        </w:tc>
+        <w:tc>
+          <w:tcPr>
+            <w:tcW w:type="dxa" w:w="1218"/>
+          </w:tcPr>
+          <w:p>
+            <w:r>
+              <w:rPr>
+                <w:rFonts w:ascii="Times New Roman" w:hAnsi="Times New Roman"/>
+                <w:sz w:val="20"/>
+              </w:rPr>
+              <w:t>3.26</w:t>
+            </w:r>
+          </w:p>
+        </w:tc>
+        <w:tc>
+          <w:tcPr>
+            <w:tcW w:type="dxa" w:w="1218"/>
+          </w:tcPr>
+          <w:p>
+            <w:r>
+              <w:rPr>
+                <w:rFonts w:ascii="Times New Roman" w:hAnsi="Times New Roman"/>
+                <w:sz w:val="20"/>
+              </w:rPr>
+              <w:t>3.53</w:t>
+            </w:r>
+          </w:p>
+        </w:tc>
+        <w:tc>
+          <w:tcPr>
+            <w:tcW w:type="dxa" w:w="1218"/>
+          </w:tcPr>
+          <w:p>
+            <w:r>
+              <w:rPr>
+                <w:rFonts w:ascii="Times New Roman" w:hAnsi="Times New Roman"/>
+                <w:sz w:val="20"/>
+              </w:rPr>
+              <w:t>3.09</w:t>
+            </w:r>
+          </w:p>
+        </w:tc>
+        <w:tc>
+          <w:tcPr>
+            <w:tcW w:type="dxa" w:w="1218"/>
+          </w:tcPr>
+          <w:p>
+            <w:r>
+              <w:rPr>
+                <w:rFonts w:ascii="Times New Roman" w:hAnsi="Times New Roman"/>
+                <w:sz w:val="20"/>
+              </w:rPr>
+              <w:t>3.13</w:t>
+            </w:r>
+          </w:p>
+        </w:tc>
+        <w:tc>
+          <w:tcPr>
+            <w:tcW w:type="dxa" w:w="1218"/>
+          </w:tcPr>
+          <w:p>
+            <w:r>
+              <w:rPr>
+                <w:rFonts w:ascii="Times New Roman" w:hAnsi="Times New Roman"/>
+                <w:sz w:val="20"/>
+              </w:rPr>
+              <w:t>3.09</w:t>
+            </w:r>
+          </w:p>
+        </w:tc>
+        <w:tc>
+          <w:tcPr>
+            <w:tcW w:type="dxa" w:w="1218"/>
+          </w:tcPr>
+          <w:p>
+            <w:r>
+              <w:rPr>
+                <w:rFonts w:ascii="Times New Roman" w:hAnsi="Times New Roman"/>
+                <w:sz w:val="20"/>
+              </w:rPr>
+              <w:t>3.40</w:t>
+            </w:r>
+          </w:p>
+        </w:tc>
+        <w:tc>
+          <w:tcPr>
+            <w:tcW w:type="dxa" w:w="1218"/>
+          </w:tcPr>
+          <w:p>
+            <w:r>
+              <w:rPr>
+                <w:rFonts w:ascii="Times New Roman" w:hAnsi="Times New Roman"/>
+                <w:sz w:val="20"/>
+              </w:rPr>
+              <w:t>2.89</w:t>
+            </w:r>
+          </w:p>
+        </w:tc>
+      </w:tr>
+      <w:tr>
+        <w:tc>
+          <w:tcPr>
+            <w:tcW w:type="dxa" w:w="1218"/>
+          </w:tcPr>
+          <w:p>
+            <w:r>
+              <w:rPr>
+                <w:rFonts w:ascii="Times New Roman" w:hAnsi="Times New Roman"/>
+                <w:sz w:val="20"/>
+              </w:rPr>
+              <w:t>3</w:t>
+            </w:r>
+          </w:p>
+        </w:tc>
+        <w:tc>
+          <w:tcPr>
+            <w:tcW w:type="dxa" w:w="1218"/>
+          </w:tcPr>
+          <w:p>
+            <w:r>
+              <w:rPr>
+                <w:rFonts w:ascii="Times New Roman" w:hAnsi="Times New Roman"/>
+                <w:sz w:val="20"/>
+              </w:rPr>
+              <w:t>3.49</w:t>
+            </w:r>
+          </w:p>
+        </w:tc>
+        <w:tc>
+          <w:tcPr>
+            <w:tcW w:type="dxa" w:w="1218"/>
+          </w:tcPr>
+          <w:p>
+            <w:r>
+              <w:rPr>
+                <w:rFonts w:ascii="Times New Roman" w:hAnsi="Times New Roman"/>
+                <w:sz w:val="20"/>
+              </w:rPr>
+              <w:t>3.53</w:t>
+            </w:r>
+          </w:p>
+        </w:tc>
+        <w:tc>
+          <w:tcPr>
+            <w:tcW w:type="dxa" w:w="1218"/>
+          </w:tcPr>
+          <w:p>
+            <w:r>
+              <w:rPr>
+                <w:rFonts w:ascii="Times New Roman" w:hAnsi="Times New Roman"/>
+                <w:sz w:val="20"/>
+              </w:rPr>
+              <w:t>3.28</w:t>
+            </w:r>
+          </w:p>
+        </w:tc>
+        <w:tc>
+          <w:tcPr>
+            <w:tcW w:type="dxa" w:w="1218"/>
+          </w:tcPr>
+          <w:p>
+            <w:r>
+              <w:rPr>
+                <w:rFonts w:ascii="Times New Roman" w:hAnsi="Times New Roman"/>
+                <w:sz w:val="20"/>
+              </w:rPr>
+              <w:t>3.38</w:t>
+            </w:r>
+          </w:p>
+        </w:tc>
+        <w:tc>
+          <w:tcPr>
+            <w:tcW w:type="dxa" w:w="1218"/>
+          </w:tcPr>
+          <w:p>
+            <w:r>
+              <w:rPr>
+                <w:rFonts w:ascii="Times New Roman" w:hAnsi="Times New Roman"/>
+                <w:sz w:val="20"/>
+              </w:rPr>
+              <w:t>3.46</w:t>
+            </w:r>
+          </w:p>
+        </w:tc>
+        <w:tc>
+          <w:tcPr>
+            <w:tcW w:type="dxa" w:w="1218"/>
+          </w:tcPr>
+          <w:p>
+            <w:r>
+              <w:rPr>
+                <w:rFonts w:ascii="Times New Roman" w:hAnsi="Times New Roman"/>
+                <w:sz w:val="20"/>
+              </w:rPr>
+              <w:t>3.53</w:t>
+            </w:r>
+          </w:p>
+        </w:tc>
+        <w:tc>
+          <w:tcPr>
+            <w:tcW w:type="dxa" w:w="1218"/>
+          </w:tcPr>
+          <w:p>
+            <w:r>
+              <w:rPr>
+                <w:rFonts w:ascii="Times New Roman" w:hAnsi="Times New Roman"/>
+                <w:sz w:val="20"/>
+              </w:rPr>
+              <w:t>3.45</w:t>
+            </w:r>
+          </w:p>
+        </w:tc>
+      </w:tr>
+      <w:tr>
+        <w:tc>
+          <w:tcPr>
+            <w:tcW w:type="dxa" w:w="1218"/>
+          </w:tcPr>
+          <w:p>
+            <w:r>
+              <w:rPr>
+                <w:rFonts w:ascii="Times New Roman" w:hAnsi="Times New Roman"/>
+                <w:sz w:val="20"/>
+              </w:rPr>
+              <w:t>3</w:t>
+            </w:r>
+          </w:p>
+        </w:tc>
+        <w:tc>
+          <w:tcPr>
+            <w:tcW w:type="dxa" w:w="1218"/>
+          </w:tcPr>
+          <w:p>
+            <w:r>
+              <w:rPr>
+                <w:rFonts w:ascii="Times New Roman" w:hAnsi="Times New Roman"/>
+                <w:sz w:val="20"/>
+              </w:rPr>
+              <w:t>3.76</w:t>
+            </w:r>
+          </w:p>
+        </w:tc>
+        <w:tc>
+          <w:tcPr>
+            <w:tcW w:type="dxa" w:w="1218"/>
+          </w:tcPr>
+          <w:p>
+            <w:r>
+              <w:rPr>
+                <w:rFonts w:ascii="Times New Roman" w:hAnsi="Times New Roman"/>
+                <w:sz w:val="20"/>
+              </w:rPr>
+              <w:t>3.53</w:t>
+            </w:r>
+          </w:p>
+        </w:tc>
+        <w:tc>
+          <w:tcPr>
+            <w:tcW w:type="dxa" w:w="1218"/>
+          </w:tcPr>
+          <w:p>
+            <w:r>
+              <w:rPr>
+                <w:rFonts w:ascii="Times New Roman" w:hAnsi="Times New Roman"/>
+                <w:sz w:val="20"/>
+              </w:rPr>
+              <w:t>3.52</w:t>
+            </w:r>
+          </w:p>
+        </w:tc>
+        <w:tc>
+          <w:tcPr>
+            <w:tcW w:type="dxa" w:w="1218"/>
+          </w:tcPr>
+          <w:p>
+            <w:r>
+              <w:rPr>
+                <w:rFonts w:ascii="Times New Roman" w:hAnsi="Times New Roman"/>
+                <w:sz w:val="20"/>
+              </w:rPr>
+              <w:t>3.68</w:t>
+            </w:r>
+          </w:p>
+        </w:tc>
+        <w:tc>
+          <w:tcPr>
+            <w:tcW w:type="dxa" w:w="1218"/>
+          </w:tcPr>
+          <w:p>
+            <w:r>
+              <w:rPr>
+                <w:rFonts w:ascii="Times New Roman" w:hAnsi="Times New Roman"/>
+                <w:sz w:val="20"/>
+              </w:rPr>
+              <w:t>3.81</w:t>
+            </w:r>
+          </w:p>
+        </w:tc>
+        <w:tc>
+          <w:tcPr>
+            <w:tcW w:type="dxa" w:w="1218"/>
+          </w:tcPr>
+          <w:p>
+            <w:r>
+              <w:rPr>
+                <w:rFonts w:ascii="Times New Roman" w:hAnsi="Times New Roman"/>
+                <w:sz w:val="20"/>
+              </w:rPr>
+              <w:t>3.73</w:t>
+            </w:r>
+          </w:p>
+        </w:tc>
+        <w:tc>
+          <w:tcPr>
+            <w:tcW w:type="dxa" w:w="1218"/>
+          </w:tcPr>
+          <w:p>
+            <w:r>
+              <w:rPr>
+                <w:rFonts w:ascii="Times New Roman" w:hAnsi="Times New Roman"/>
+                <w:sz w:val="20"/>
+              </w:rPr>
+              <w:t>3.86</w:t>
+            </w:r>
+          </w:p>
+        </w:tc>
+      </w:tr>
+      <w:tr>
+        <w:tc>
+          <w:tcPr>
+            <w:tcW w:type="dxa" w:w="1218"/>
+          </w:tcPr>
+          <w:p>
+            <w:r>
+              <w:rPr>
+                <w:rFonts w:ascii="Times New Roman" w:hAnsi="Times New Roman"/>
+                <w:sz w:val="20"/>
+              </w:rPr>
+              <w:t>4</w:t>
+            </w:r>
+          </w:p>
+        </w:tc>
+        <w:tc>
+          <w:tcPr>
+            <w:tcW w:type="dxa" w:w="1218"/>
+          </w:tcPr>
+          <w:p>
+            <w:r>
+              <w:rPr>
+                <w:rFonts w:ascii="Times New Roman" w:hAnsi="Times New Roman"/>
+                <w:sz w:val="20"/>
+              </w:rPr>
+              <w:t>3.40</w:t>
+            </w:r>
+          </w:p>
+        </w:tc>
+        <w:tc>
+          <w:tcPr>
+            <w:tcW w:type="dxa" w:w="1218"/>
+          </w:tcPr>
+          <w:p>
+            <w:r>
+              <w:rPr>
+                <w:rFonts w:ascii="Times New Roman" w:hAnsi="Times New Roman"/>
+                <w:sz w:val="20"/>
+              </w:rPr>
+              <w:t>3.53</w:t>
+            </w:r>
+          </w:p>
+        </w:tc>
+        <w:tc>
+          <w:tcPr>
+            <w:tcW w:type="dxa" w:w="1218"/>
+          </w:tcPr>
+          <w:p>
+            <w:r>
+              <w:rPr>
+                <w:rFonts w:ascii="Times New Roman" w:hAnsi="Times New Roman"/>
+                <w:sz w:val="20"/>
+              </w:rPr>
+              <w:t>3.20</w:t>
+            </w:r>
+          </w:p>
+        </w:tc>
+        <w:tc>
+          <w:tcPr>
+            <w:tcW w:type="dxa" w:w="1218"/>
+          </w:tcPr>
+          <w:p>
+            <w:r>
+              <w:rPr>
+                <w:rFonts w:ascii="Times New Roman" w:hAnsi="Times New Roman"/>
+                <w:sz w:val="20"/>
+              </w:rPr>
+              <w:t>3.28</w:t>
+            </w:r>
+          </w:p>
+        </w:tc>
+        <w:tc>
+          <w:tcPr>
+            <w:tcW w:type="dxa" w:w="1218"/>
+          </w:tcPr>
+          <w:p>
+            <w:r>
+              <w:rPr>
+                <w:rFonts w:ascii="Times New Roman" w:hAnsi="Times New Roman"/>
+                <w:sz w:val="20"/>
+              </w:rPr>
+              <w:t>3.32</w:t>
+            </w:r>
+          </w:p>
+        </w:tc>
+        <w:tc>
+          <w:tcPr>
+            <w:tcW w:type="dxa" w:w="1218"/>
+          </w:tcPr>
+          <w:p>
+            <w:r>
+              <w:rPr>
+                <w:rFonts w:ascii="Times New Roman" w:hAnsi="Times New Roman"/>
+                <w:sz w:val="20"/>
+              </w:rPr>
+              <w:t>3.47</w:t>
+            </w:r>
+          </w:p>
+        </w:tc>
+        <w:tc>
+          <w:tcPr>
+            <w:tcW w:type="dxa" w:w="1218"/>
+          </w:tcPr>
+          <w:p>
+            <w:r>
+              <w:rPr>
+                <w:rFonts w:ascii="Times New Roman" w:hAnsi="Times New Roman"/>
+                <w:sz w:val="20"/>
+              </w:rPr>
+              <w:t>3.26</w:t>
+            </w:r>
+          </w:p>
+        </w:tc>
+      </w:tr>
+      <w:tr>
+        <w:tc>
+          <w:tcPr>
+            <w:tcW w:type="dxa" w:w="1218"/>
+          </w:tcPr>
+          <w:p>
+            <w:r>
+              <w:rPr>
+                <w:rFonts w:ascii="Times New Roman" w:hAnsi="Times New Roman"/>
+                <w:sz w:val="20"/>
+              </w:rPr>
+              <w:t>4</w:t>
+            </w:r>
+          </w:p>
+        </w:tc>
+        <w:tc>
+          <w:tcPr>
+            <w:tcW w:type="dxa" w:w="1218"/>
+          </w:tcPr>
+          <w:p>
+            <w:r>
+              <w:rPr>
+                <w:rFonts w:ascii="Times New Roman" w:hAnsi="Times New Roman"/>
+                <w:sz w:val="20"/>
+              </w:rPr>
+              <w:t>3.95</w:t>
+            </w:r>
+          </w:p>
+        </w:tc>
+        <w:tc>
+          <w:tcPr>
+            <w:tcW w:type="dxa" w:w="1218"/>
+          </w:tcPr>
+          <w:p>
+            <w:r>
+              <w:rPr>
+                <w:rFonts w:ascii="Times New Roman" w:hAnsi="Times New Roman"/>
+                <w:sz w:val="20"/>
+              </w:rPr>
+              <w:t>3.53</w:t>
+            </w:r>
+          </w:p>
+        </w:tc>
+        <w:tc>
+          <w:tcPr>
+            <w:tcW w:type="dxa" w:w="1218"/>
+          </w:tcPr>
+          <w:p>
+            <w:r>
+              <w:rPr>
+                <w:rFonts w:ascii="Times New Roman" w:hAnsi="Times New Roman"/>
+                <w:sz w:val="20"/>
+              </w:rPr>
+              <w:t>3.68</w:t>
+            </w:r>
+          </w:p>
+        </w:tc>
+        <w:tc>
+          <w:tcPr>
+            <w:tcW w:type="dxa" w:w="1218"/>
+          </w:tcPr>
+          <w:p>
+            <w:r>
+              <w:rPr>
+                <w:rFonts w:ascii="Times New Roman" w:hAnsi="Times New Roman"/>
+                <w:sz w:val="20"/>
+              </w:rPr>
+              <w:t>3.87</w:t>
+            </w:r>
+          </w:p>
+        </w:tc>
+        <w:tc>
+          <w:tcPr>
+            <w:tcW w:type="dxa" w:w="1218"/>
+          </w:tcPr>
+          <w:p>
+            <w:r>
+              <w:rPr>
+                <w:rFonts w:ascii="Times New Roman" w:hAnsi="Times New Roman"/>
+                <w:sz w:val="20"/>
+              </w:rPr>
+              <w:t>4.00</w:t>
+            </w:r>
+          </w:p>
+        </w:tc>
+        <w:tc>
+          <w:tcPr>
+            <w:tcW w:type="dxa" w:w="1218"/>
+          </w:tcPr>
+          <w:p>
+            <w:r>
+              <w:rPr>
+                <w:rFonts w:ascii="Times New Roman" w:hAnsi="Times New Roman"/>
+                <w:sz w:val="20"/>
+              </w:rPr>
+              <w:t>3.89</w:t>
+            </w:r>
+          </w:p>
+        </w:tc>
+        <w:tc>
+          <w:tcPr>
+            <w:tcW w:type="dxa" w:w="1218"/>
+          </w:tcPr>
+          <w:p>
+            <w:r>
+              <w:rPr>
+                <w:rFonts w:ascii="Times New Roman" w:hAnsi="Times New Roman"/>
+                <w:sz w:val="20"/>
+              </w:rPr>
+              <w:t>4.05</w:t>
+            </w:r>
+          </w:p>
+        </w:tc>
+      </w:tr>
+      <w:tr>
+        <w:tc>
+          <w:tcPr>
+            <w:tcW w:type="dxa" w:w="1218"/>
+          </w:tcPr>
+          <w:p>
+            <w:r>
+              <w:rPr>
+                <w:rFonts w:ascii="Times New Roman" w:hAnsi="Times New Roman"/>
+                <w:sz w:val="20"/>
+              </w:rPr>
+              <w:t>5</w:t>
+            </w:r>
+          </w:p>
+        </w:tc>
+        <w:tc>
+          <w:tcPr>
+            <w:tcW w:type="dxa" w:w="1218"/>
+          </w:tcPr>
+          <w:p>
+            <w:r>
+              <w:rPr>
+                <w:rFonts w:ascii="Times New Roman" w:hAnsi="Times New Roman"/>
+                <w:sz w:val="20"/>
+              </w:rPr>
+              <w:t>3.99</w:t>
+            </w:r>
+          </w:p>
+        </w:tc>
+        <w:tc>
+          <w:tcPr>
+            <w:tcW w:type="dxa" w:w="1218"/>
+          </w:tcPr>
+          <w:p>
+            <w:r>
+              <w:rPr>
+                <w:rFonts w:ascii="Times New Roman" w:hAnsi="Times New Roman"/>
+                <w:sz w:val="20"/>
+              </w:rPr>
+              <w:t>3.53</w:t>
+            </w:r>
+          </w:p>
+        </w:tc>
+        <w:tc>
+          <w:tcPr>
+            <w:tcW w:type="dxa" w:w="1218"/>
+          </w:tcPr>
+          <w:p>
+            <w:r>
+              <w:rPr>
+                <w:rFonts w:ascii="Times New Roman" w:hAnsi="Times New Roman"/>
+                <w:sz w:val="20"/>
+              </w:rPr>
+              <w:t>3.71</w:t>
+            </w:r>
+          </w:p>
+        </w:tc>
+        <w:tc>
+          <w:tcPr>
+            <w:tcW w:type="dxa" w:w="1218"/>
+          </w:tcPr>
+          <w:p>
+            <w:r>
+              <w:rPr>
+                <w:rFonts w:ascii="Times New Roman" w:hAnsi="Times New Roman"/>
+                <w:sz w:val="20"/>
+              </w:rPr>
+              <w:t>3.93</w:t>
+            </w:r>
+          </w:p>
+        </w:tc>
+        <w:tc>
+          <w:tcPr>
+            <w:tcW w:type="dxa" w:w="1218"/>
+          </w:tcPr>
+          <w:p>
+            <w:r>
+              <w:rPr>
+                <w:rFonts w:ascii="Times New Roman" w:hAnsi="Times New Roman"/>
+                <w:sz w:val="20"/>
+              </w:rPr>
+              <w:t>4.05</w:t>
+            </w:r>
+          </w:p>
+        </w:tc>
+        <w:tc>
+          <w:tcPr>
+            <w:tcW w:type="dxa" w:w="1218"/>
+          </w:tcPr>
+          <w:p>
+            <w:r>
+              <w:rPr>
+                <w:rFonts w:ascii="Times New Roman" w:hAnsi="Times New Roman"/>
+                <w:sz w:val="20"/>
+              </w:rPr>
+              <w:t>3.94</w:t>
+            </w:r>
+          </w:p>
+        </w:tc>
+        <w:tc>
+          <w:tcPr>
+            <w:tcW w:type="dxa" w:w="1218"/>
+          </w:tcPr>
+          <w:p>
+            <w:r>
+              <w:rPr>
+                <w:rFonts w:ascii="Times New Roman" w:hAnsi="Times New Roman"/>
+                <w:sz w:val="20"/>
+              </w:rPr>
+              <w:t>4.09</w:t>
+            </w:r>
+          </w:p>
+        </w:tc>
+      </w:tr>
+      <w:tr>
+        <w:tc>
+          <w:tcPr>
+            <w:tcW w:type="dxa" w:w="1218"/>
+          </w:tcPr>
+          <w:p>
+            <w:r>
+              <w:rPr>
+                <w:rFonts w:ascii="Times New Roman" w:hAnsi="Times New Roman"/>
+                <w:sz w:val="20"/>
+              </w:rPr>
+              <w:t>2</w:t>
+            </w:r>
+          </w:p>
+        </w:tc>
+        <w:tc>
+          <w:tcPr>
+            <w:tcW w:type="dxa" w:w="1218"/>
+          </w:tcPr>
+          <w:p>
+            <w:r>
+              <w:rPr>
+                <w:rFonts w:ascii="Times New Roman" w:hAnsi="Times New Roman"/>
+                <w:sz w:val="20"/>
+              </w:rPr>
+              <w:t>4.08</w:t>
+            </w:r>
+          </w:p>
+        </w:tc>
+        <w:tc>
+          <w:tcPr>
+            <w:tcW w:type="dxa" w:w="1218"/>
+          </w:tcPr>
+          <w:p>
+            <w:r>
+              <w:rPr>
+                <w:rFonts w:ascii="Times New Roman" w:hAnsi="Times New Roman"/>
+                <w:sz w:val="20"/>
+              </w:rPr>
+              <w:t>3.53</w:t>
+            </w:r>
+          </w:p>
+        </w:tc>
+        <w:tc>
+          <w:tcPr>
+            <w:tcW w:type="dxa" w:w="1218"/>
+          </w:tcPr>
+          <w:p>
+            <w:r>
+              <w:rPr>
+                <w:rFonts w:ascii="Times New Roman" w:hAnsi="Times New Roman"/>
+                <w:sz w:val="20"/>
+              </w:rPr>
+              <w:t>3.79</w:t>
+            </w:r>
+          </w:p>
+        </w:tc>
+        <w:tc>
+          <w:tcPr>
+            <w:tcW w:type="dxa" w:w="1218"/>
+          </w:tcPr>
+          <w:p>
+            <w:r>
+              <w:rPr>
+                <w:rFonts w:ascii="Times New Roman" w:hAnsi="Times New Roman"/>
+                <w:sz w:val="20"/>
+              </w:rPr>
+              <w:t>4.02</w:t>
+            </w:r>
+          </w:p>
+        </w:tc>
+        <w:tc>
+          <w:tcPr>
+            <w:tcW w:type="dxa" w:w="1218"/>
+          </w:tcPr>
+          <w:p>
+            <w:r>
+              <w:rPr>
+                <w:rFonts w:ascii="Times New Roman" w:hAnsi="Times New Roman"/>
+                <w:sz w:val="20"/>
+              </w:rPr>
+              <w:t>4.13</w:t>
+            </w:r>
+          </w:p>
+        </w:tc>
+        <w:tc>
+          <w:tcPr>
+            <w:tcW w:type="dxa" w:w="1218"/>
+          </w:tcPr>
+          <w:p>
+            <w:r>
+              <w:rPr>
+                <w:rFonts w:ascii="Times New Roman" w:hAnsi="Times New Roman"/>
+                <w:sz w:val="20"/>
+              </w:rPr>
+              <w:t>4.03</w:t>
+            </w:r>
+          </w:p>
+        </w:tc>
+        <w:tc>
+          <w:tcPr>
+            <w:tcW w:type="dxa" w:w="1218"/>
+          </w:tcPr>
+          <w:p>
+            <w:r>
+              <w:rPr>
+                <w:rFonts w:ascii="Times New Roman" w:hAnsi="Times New Roman"/>
+                <w:sz w:val="20"/>
+              </w:rPr>
+              <w:t>4.16</w:t>
+            </w:r>
+          </w:p>
+        </w:tc>
+      </w:tr>
+      <w:tr>
+        <w:tc>
+          <w:tcPr>
+            <w:tcW w:type="dxa" w:w="1218"/>
+          </w:tcPr>
+          <w:p>
+            <w:r>
+              <w:rPr>
+                <w:rFonts w:ascii="Times New Roman" w:hAnsi="Times New Roman"/>
+                <w:sz w:val="20"/>
+              </w:rPr>
+              <w:t>5</w:t>
+            </w:r>
+          </w:p>
+        </w:tc>
+        <w:tc>
+          <w:tcPr>
+            <w:tcW w:type="dxa" w:w="1218"/>
+          </w:tcPr>
+          <w:p>
+            <w:r>
+              <w:rPr>
+                <w:rFonts w:ascii="Times New Roman" w:hAnsi="Times New Roman"/>
+                <w:sz w:val="20"/>
+              </w:rPr>
+              <w:t>3.31</w:t>
+            </w:r>
+          </w:p>
+        </w:tc>
+        <w:tc>
+          <w:tcPr>
+            <w:tcW w:type="dxa" w:w="1218"/>
+          </w:tcPr>
+          <w:p>
+            <w:r>
+              <w:rPr>
+                <w:rFonts w:ascii="Times New Roman" w:hAnsi="Times New Roman"/>
+                <w:sz w:val="20"/>
+              </w:rPr>
+              <w:t>3.53</w:t>
+            </w:r>
+          </w:p>
+        </w:tc>
+        <w:tc>
+          <w:tcPr>
+            <w:tcW w:type="dxa" w:w="1218"/>
+          </w:tcPr>
+          <w:p>
+            <w:r>
+              <w:rPr>
+                <w:rFonts w:ascii="Times New Roman" w:hAnsi="Times New Roman"/>
+                <w:sz w:val="20"/>
+              </w:rPr>
+              <w:t>3.13</w:t>
+            </w:r>
+          </w:p>
+        </w:tc>
+        <w:tc>
+          <w:tcPr>
+            <w:tcW w:type="dxa" w:w="1218"/>
+          </w:tcPr>
+          <w:p>
+            <w:r>
+              <w:rPr>
+                <w:rFonts w:ascii="Times New Roman" w:hAnsi="Times New Roman"/>
+                <w:sz w:val="20"/>
+              </w:rPr>
+              <w:t>3.16</w:t>
+            </w:r>
+          </w:p>
+        </w:tc>
+        <w:tc>
+          <w:tcPr>
+            <w:tcW w:type="dxa" w:w="1218"/>
+          </w:tcPr>
+          <w:p>
+            <w:r>
+              <w:rPr>
+                <w:rFonts w:ascii="Times New Roman" w:hAnsi="Times New Roman"/>
+                <w:sz w:val="20"/>
+              </w:rPr>
+              <w:t>3.17</w:t>
+            </w:r>
+          </w:p>
+        </w:tc>
+        <w:tc>
+          <w:tcPr>
+            <w:tcW w:type="dxa" w:w="1218"/>
+          </w:tcPr>
+          <w:p>
+            <w:r>
+              <w:rPr>
+                <w:rFonts w:ascii="Times New Roman" w:hAnsi="Times New Roman"/>
+                <w:sz w:val="20"/>
+              </w:rPr>
+              <w:t>3.42</w:t>
+            </w:r>
+          </w:p>
+        </w:tc>
+        <w:tc>
+          <w:tcPr>
+            <w:tcW w:type="dxa" w:w="1218"/>
+          </w:tcPr>
+          <w:p>
+            <w:r>
+              <w:rPr>
+                <w:rFonts w:ascii="Times New Roman" w:hAnsi="Times New Roman"/>
+                <w:sz w:val="20"/>
+              </w:rPr>
+              <w:t>3.03</w:t>
+            </w:r>
+          </w:p>
+        </w:tc>
+      </w:tr>
+      <w:tr>
+        <w:tc>
+          <w:tcPr>
+            <w:tcW w:type="dxa" w:w="1218"/>
+          </w:tcPr>
+          <w:p>
+            <w:r>
+              <w:rPr>
+                <w:rFonts w:ascii="Times New Roman" w:hAnsi="Times New Roman"/>
+                <w:sz w:val="20"/>
+              </w:rPr>
+              <w:t>3</w:t>
+            </w:r>
+          </w:p>
+        </w:tc>
+        <w:tc>
+          <w:tcPr>
+            <w:tcW w:type="dxa" w:w="1218"/>
+          </w:tcPr>
+          <w:p>
+            <w:r>
+              <w:rPr>
+                <w:rFonts w:ascii="Times New Roman" w:hAnsi="Times New Roman"/>
+                <w:sz w:val="20"/>
+              </w:rPr>
+              <w:t>3.44</w:t>
+            </w:r>
+          </w:p>
+        </w:tc>
+        <w:tc>
+          <w:tcPr>
+            <w:tcW w:type="dxa" w:w="1218"/>
+          </w:tcPr>
+          <w:p>
+            <w:r>
+              <w:rPr>
+                <w:rFonts w:ascii="Times New Roman" w:hAnsi="Times New Roman"/>
+                <w:sz w:val="20"/>
+              </w:rPr>
+              <w:t>3.53</w:t>
+            </w:r>
+          </w:p>
+        </w:tc>
+        <w:tc>
+          <w:tcPr>
+            <w:tcW w:type="dxa" w:w="1218"/>
+          </w:tcPr>
+          <w:p>
+            <w:r>
+              <w:rPr>
+                <w:rFonts w:ascii="Times New Roman" w:hAnsi="Times New Roman"/>
+                <w:sz w:val="20"/>
+              </w:rPr>
+              <w:t>3.24</w:t>
+            </w:r>
+          </w:p>
+        </w:tc>
+        <w:tc>
+          <w:tcPr>
+            <w:tcW w:type="dxa" w:w="1218"/>
+          </w:tcPr>
+          <w:p>
+            <w:r>
+              <w:rPr>
+                <w:rFonts w:ascii="Times New Roman" w:hAnsi="Times New Roman"/>
+                <w:sz w:val="20"/>
+              </w:rPr>
+              <w:t>3.33</w:t>
+            </w:r>
+          </w:p>
+        </w:tc>
+        <w:tc>
+          <w:tcPr>
+            <w:tcW w:type="dxa" w:w="1218"/>
+          </w:tcPr>
+          <w:p>
+            <w:r>
+              <w:rPr>
+                <w:rFonts w:ascii="Times New Roman" w:hAnsi="Times New Roman"/>
+                <w:sz w:val="20"/>
+              </w:rPr>
+              <w:t>3.39</w:t>
+            </w:r>
+          </w:p>
+        </w:tc>
+        <w:tc>
+          <w:tcPr>
+            <w:tcW w:type="dxa" w:w="1218"/>
+          </w:tcPr>
+          <w:p>
+            <w:r>
+              <w:rPr>
+                <w:rFonts w:ascii="Times New Roman" w:hAnsi="Times New Roman"/>
+                <w:sz w:val="20"/>
+              </w:rPr>
+              <w:t>3.50</w:t>
+            </w:r>
+          </w:p>
+        </w:tc>
+        <w:tc>
+          <w:tcPr>
+            <w:tcW w:type="dxa" w:w="1218"/>
+          </w:tcPr>
+          <w:p>
+            <w:r>
+              <w:rPr>
+                <w:rFonts w:ascii="Times New Roman" w:hAnsi="Times New Roman"/>
+                <w:sz w:val="20"/>
+              </w:rPr>
+              <w:t>3.36</w:t>
+            </w:r>
+          </w:p>
+        </w:tc>
+      </w:tr>
+      <w:tr>
+        <w:tc>
+          <w:tcPr>
+            <w:tcW w:type="dxa" w:w="1218"/>
+          </w:tcPr>
+          <w:p>
+            <w:r>
+              <w:rPr>
+                <w:rFonts w:ascii="Times New Roman" w:hAnsi="Times New Roman"/>
+                <w:sz w:val="20"/>
+              </w:rPr>
+              <w:t>5</w:t>
+            </w:r>
+          </w:p>
+        </w:tc>
+        <w:tc>
+          <w:tcPr>
+            <w:tcW w:type="dxa" w:w="1218"/>
+          </w:tcPr>
+          <w:p>
+            <w:r>
+              <w:rPr>
+                <w:rFonts w:ascii="Times New Roman" w:hAnsi="Times New Roman"/>
+                <w:sz w:val="20"/>
+              </w:rPr>
+              <w:t>4.31</w:t>
+            </w:r>
+          </w:p>
+        </w:tc>
+        <w:tc>
+          <w:tcPr>
+            <w:tcW w:type="dxa" w:w="1218"/>
+          </w:tcPr>
+          <w:p>
+            <w:r>
+              <w:rPr>
+                <w:rFonts w:ascii="Times New Roman" w:hAnsi="Times New Roman"/>
+                <w:sz w:val="20"/>
+              </w:rPr>
+              <w:t>3.53</w:t>
+            </w:r>
+          </w:p>
+        </w:tc>
+        <w:tc>
+          <w:tcPr>
+            <w:tcW w:type="dxa" w:w="1218"/>
+          </w:tcPr>
+          <w:p>
+            <w:r>
+              <w:rPr>
+                <w:rFonts w:ascii="Times New Roman" w:hAnsi="Times New Roman"/>
+                <w:sz w:val="20"/>
+              </w:rPr>
+              <w:t>3.99</w:t>
+            </w:r>
+          </w:p>
+        </w:tc>
+        <w:tc>
+          <w:tcPr>
+            <w:tcW w:type="dxa" w:w="1218"/>
+          </w:tcPr>
+          <w:p>
+            <w:r>
+              <w:rPr>
+                <w:rFonts w:ascii="Times New Roman" w:hAnsi="Times New Roman"/>
+                <w:sz w:val="20"/>
+              </w:rPr>
+              <w:t>4.27</w:t>
+            </w:r>
+          </w:p>
+        </w:tc>
+        <w:tc>
+          <w:tcPr>
+            <w:tcW w:type="dxa" w:w="1218"/>
+          </w:tcPr>
+          <w:p>
+            <w:r>
+              <w:rPr>
+                <w:rFonts w:ascii="Times New Roman" w:hAnsi="Times New Roman"/>
+                <w:sz w:val="20"/>
+              </w:rPr>
+              <w:t>4.33</w:t>
+            </w:r>
+          </w:p>
+        </w:tc>
+        <w:tc>
+          <w:tcPr>
+            <w:tcW w:type="dxa" w:w="1218"/>
+          </w:tcPr>
+          <w:p>
+            <w:r>
+              <w:rPr>
+                <w:rFonts w:ascii="Times New Roman" w:hAnsi="Times New Roman"/>
+                <w:sz w:val="20"/>
+              </w:rPr>
+              <w:t>4.28</w:t>
+            </w:r>
+          </w:p>
+        </w:tc>
+        <w:tc>
+          <w:tcPr>
+            <w:tcW w:type="dxa" w:w="1218"/>
+          </w:tcPr>
+          <w:p>
+            <w:r>
+              <w:rPr>
+                <w:rFonts w:ascii="Times New Roman" w:hAnsi="Times New Roman"/>
+                <w:sz w:val="20"/>
+              </w:rPr>
+              <w:t>4.31</w:t>
+            </w:r>
+          </w:p>
+        </w:tc>
+      </w:tr>
+      <w:tr>
+        <w:tc>
+          <w:tcPr>
+            <w:tcW w:type="dxa" w:w="1218"/>
+          </w:tcPr>
+          <w:p>
+            <w:r>
+              <w:rPr>
+                <w:rFonts w:ascii="Times New Roman" w:hAnsi="Times New Roman"/>
+                <w:sz w:val="20"/>
+              </w:rPr>
+              <w:t>2</w:t>
+            </w:r>
+          </w:p>
+        </w:tc>
+        <w:tc>
+          <w:tcPr>
+            <w:tcW w:type="dxa" w:w="1218"/>
+          </w:tcPr>
+          <w:p>
+            <w:r>
+              <w:rPr>
+                <w:rFonts w:ascii="Times New Roman" w:hAnsi="Times New Roman"/>
+                <w:sz w:val="20"/>
+              </w:rPr>
+              <w:t>3.26</w:t>
+            </w:r>
+          </w:p>
+        </w:tc>
+        <w:tc>
+          <w:tcPr>
+            <w:tcW w:type="dxa" w:w="1218"/>
+          </w:tcPr>
+          <w:p>
+            <w:r>
+              <w:rPr>
+                <w:rFonts w:ascii="Times New Roman" w:hAnsi="Times New Roman"/>
+                <w:sz w:val="20"/>
+              </w:rPr>
+              <w:t>3.53</w:t>
+            </w:r>
+          </w:p>
+        </w:tc>
+        <w:tc>
+          <w:tcPr>
+            <w:tcW w:type="dxa" w:w="1218"/>
+          </w:tcPr>
+          <w:p>
+            <w:r>
+              <w:rPr>
+                <w:rFonts w:ascii="Times New Roman" w:hAnsi="Times New Roman"/>
+                <w:sz w:val="20"/>
+              </w:rPr>
+              <w:t>3.09</w:t>
+            </w:r>
+          </w:p>
+        </w:tc>
+        <w:tc>
+          <w:tcPr>
+            <w:tcW w:type="dxa" w:w="1218"/>
+          </w:tcPr>
+          <w:p>
+            <w:r>
+              <w:rPr>
+                <w:rFonts w:ascii="Times New Roman" w:hAnsi="Times New Roman"/>
+                <w:sz w:val="20"/>
+              </w:rPr>
+              <w:t>3.11</w:t>
+            </w:r>
+          </w:p>
+        </w:tc>
+        <w:tc>
+          <w:tcPr>
+            <w:tcW w:type="dxa" w:w="1218"/>
+          </w:tcPr>
+          <w:p>
+            <w:r>
+              <w:rPr>
+                <w:rFonts w:ascii="Times New Roman" w:hAnsi="Times New Roman"/>
+                <w:sz w:val="20"/>
+              </w:rPr>
+              <w:t>3.09</w:t>
+            </w:r>
+          </w:p>
+        </w:tc>
+        <w:tc>
+          <w:tcPr>
+            <w:tcW w:type="dxa" w:w="1218"/>
+          </w:tcPr>
+          <w:p>
+            <w:r>
+              <w:rPr>
+                <w:rFonts w:ascii="Times New Roman" w:hAnsi="Times New Roman"/>
+                <w:sz w:val="20"/>
+              </w:rPr>
+              <w:t>3.40</w:t>
+            </w:r>
+          </w:p>
+        </w:tc>
+        <w:tc>
+          <w:tcPr>
+            <w:tcW w:type="dxa" w:w="1218"/>
+          </w:tcPr>
+          <w:p>
+            <w:r>
+              <w:rPr>
+                <w:rFonts w:ascii="Times New Roman" w:hAnsi="Times New Roman"/>
+                <w:sz w:val="20"/>
+              </w:rPr>
+              <w:t>2.89</w:t>
+            </w:r>
+          </w:p>
+        </w:tc>
+      </w:tr>
+      <w:tr>
+        <w:tc>
+          <w:tcPr>
+            <w:tcW w:type="dxa" w:w="1218"/>
+          </w:tcPr>
+          <w:p>
+            <w:r>
+              <w:rPr>
+                <w:rFonts w:ascii="Times New Roman" w:hAnsi="Times New Roman"/>
+                <w:sz w:val="20"/>
+              </w:rPr>
+              <w:t>5</w:t>
+            </w:r>
+          </w:p>
+        </w:tc>
+        <w:tc>
+          <w:tcPr>
+            <w:tcW w:type="dxa" w:w="1218"/>
+          </w:tcPr>
+          <w:p>
+            <w:r>
+              <w:rPr>
+                <w:rFonts w:ascii="Times New Roman" w:hAnsi="Times New Roman"/>
+                <w:sz w:val="20"/>
+              </w:rPr>
+              <w:t>4.13</w:t>
+            </w:r>
+          </w:p>
+        </w:tc>
+        <w:tc>
+          <w:tcPr>
+            <w:tcW w:type="dxa" w:w="1218"/>
+          </w:tcPr>
+          <w:p>
+            <w:r>
+              <w:rPr>
+                <w:rFonts w:ascii="Times New Roman" w:hAnsi="Times New Roman"/>
+                <w:sz w:val="20"/>
+              </w:rPr>
+              <w:t>3.53</w:t>
+            </w:r>
+          </w:p>
+        </w:tc>
+        <w:tc>
+          <w:tcPr>
+            <w:tcW w:type="dxa" w:w="1218"/>
+          </w:tcPr>
+          <w:p>
+            <w:r>
+              <w:rPr>
+                <w:rFonts w:ascii="Times New Roman" w:hAnsi="Times New Roman"/>
+                <w:sz w:val="20"/>
+              </w:rPr>
+              <w:t>3.83</w:t>
+            </w:r>
+          </w:p>
+        </w:tc>
+        <w:tc>
+          <w:tcPr>
+            <w:tcW w:type="dxa" w:w="1218"/>
+          </w:tcPr>
+          <w:p>
+            <w:r>
+              <w:rPr>
+                <w:rFonts w:ascii="Times New Roman" w:hAnsi="Times New Roman"/>
+                <w:sz w:val="20"/>
+              </w:rPr>
+              <w:t>4.07</w:t>
+            </w:r>
+          </w:p>
+        </w:tc>
+        <w:tc>
+          <w:tcPr>
+            <w:tcW w:type="dxa" w:w="1218"/>
+          </w:tcPr>
+          <w:p>
+            <w:r>
+              <w:rPr>
+                <w:rFonts w:ascii="Times New Roman" w:hAnsi="Times New Roman"/>
+                <w:sz w:val="20"/>
+              </w:rPr>
+              <w:t>4.17</w:t>
+            </w:r>
+          </w:p>
+        </w:tc>
+        <w:tc>
+          <w:tcPr>
+            <w:tcW w:type="dxa" w:w="1218"/>
+          </w:tcPr>
+          <w:p>
+            <w:r>
+              <w:rPr>
+                <w:rFonts w:ascii="Times New Roman" w:hAnsi="Times New Roman"/>
+                <w:sz w:val="20"/>
+              </w:rPr>
+              <w:t>4.07</w:t>
+            </w:r>
+          </w:p>
+        </w:tc>
+        <w:tc>
+          <w:tcPr>
+            <w:tcW w:type="dxa" w:w="1218"/>
+          </w:tcPr>
+          <w:p>
+            <w:r>
+              <w:rPr>
+                <w:rFonts w:ascii="Times New Roman" w:hAnsi="Times New Roman"/>
+                <w:sz w:val="20"/>
+              </w:rPr>
+              <w:t>4.20</w:t>
+            </w:r>
+          </w:p>
+        </w:tc>
+      </w:tr>
+      <w:tr>
+        <w:tc>
+          <w:tcPr>
+            <w:tcW w:type="dxa" w:w="1218"/>
+          </w:tcPr>
+          <w:p>
+            <w:r>
+              <w:rPr>
+                <w:rFonts w:ascii="Times New Roman" w:hAnsi="Times New Roman"/>
+                <w:sz w:val="20"/>
+              </w:rPr>
+              <w:t>4</w:t>
+            </w:r>
+          </w:p>
+        </w:tc>
+        <w:tc>
+          <w:tcPr>
+            <w:tcW w:type="dxa" w:w="1218"/>
+          </w:tcPr>
+          <w:p>
+            <w:r>
+              <w:rPr>
+                <w:rFonts w:ascii="Times New Roman" w:hAnsi="Times New Roman"/>
+                <w:sz w:val="20"/>
+              </w:rPr>
+              <w:t>3.31</w:t>
+            </w:r>
+          </w:p>
+        </w:tc>
+        <w:tc>
+          <w:tcPr>
+            <w:tcW w:type="dxa" w:w="1218"/>
+          </w:tcPr>
+          <w:p>
+            <w:r>
+              <w:rPr>
+                <w:rFonts w:ascii="Times New Roman" w:hAnsi="Times New Roman"/>
+                <w:sz w:val="20"/>
+              </w:rPr>
+              <w:t>4.57</w:t>
+            </w:r>
+          </w:p>
+        </w:tc>
+        <w:tc>
+          <w:tcPr>
+            <w:tcW w:type="dxa" w:w="1218"/>
+          </w:tcPr>
+          <w:p>
+            <w:r>
+              <w:rPr>
+                <w:rFonts w:ascii="Times New Roman" w:hAnsi="Times New Roman"/>
+                <w:sz w:val="20"/>
+              </w:rPr>
+              <w:t>4.09</w:t>
+            </w:r>
+          </w:p>
+        </w:tc>
+        <w:tc>
+          <w:tcPr>
+            <w:tcW w:type="dxa" w:w="1218"/>
+          </w:tcPr>
+          <w:p>
+            <w:r>
+              <w:rPr>
+                <w:rFonts w:ascii="Times New Roman" w:hAnsi="Times New Roman"/>
+                <w:sz w:val="20"/>
+              </w:rPr>
+              <w:t>4.50</w:t>
+            </w:r>
+          </w:p>
+        </w:tc>
+        <w:tc>
+          <w:tcPr>
+            <w:tcW w:type="dxa" w:w="1218"/>
+          </w:tcPr>
+          <w:p>
+            <w:r>
+              <w:rPr>
+                <w:rFonts w:ascii="Times New Roman" w:hAnsi="Times New Roman"/>
+                <w:sz w:val="20"/>
+              </w:rPr>
+              <w:t>3.17</w:t>
+            </w:r>
+          </w:p>
+        </w:tc>
+        <w:tc>
+          <w:tcPr>
+            <w:tcW w:type="dxa" w:w="1218"/>
+          </w:tcPr>
+          <w:p>
+            <w:r>
+              <w:rPr>
+                <w:rFonts w:ascii="Times New Roman" w:hAnsi="Times New Roman"/>
+                <w:sz w:val="20"/>
+              </w:rPr>
+              <w:t>3.42</w:t>
+            </w:r>
+          </w:p>
+        </w:tc>
+        <w:tc>
+          <w:tcPr>
+            <w:tcW w:type="dxa" w:w="1218"/>
+          </w:tcPr>
+          <w:p>
+            <w:r>
+              <w:rPr>
+                <w:rFonts w:ascii="Times New Roman" w:hAnsi="Times New Roman"/>
+                <w:sz w:val="20"/>
+              </w:rPr>
+              <w:t>3.03</w:t>
+            </w:r>
+          </w:p>
+        </w:tc>
+      </w:tr>
+      <w:tr>
+        <w:tc>
+          <w:tcPr>
+            <w:tcW w:type="dxa" w:w="1218"/>
+          </w:tcPr>
+          <w:p>
+            <w:r>
+              <w:rPr>
+                <w:rFonts w:ascii="Times New Roman" w:hAnsi="Times New Roman"/>
+                <w:sz w:val="20"/>
+              </w:rPr>
+              <w:t>5</w:t>
+            </w:r>
+          </w:p>
+        </w:tc>
+        <w:tc>
+          <w:tcPr>
+            <w:tcW w:type="dxa" w:w="1218"/>
+          </w:tcPr>
+          <w:p>
+            <w:r>
+              <w:rPr>
+                <w:rFonts w:ascii="Times New Roman" w:hAnsi="Times New Roman"/>
+                <w:sz w:val="20"/>
+              </w:rPr>
+              <w:t>3.99</w:t>
+            </w:r>
+          </w:p>
+        </w:tc>
+        <w:tc>
+          <w:tcPr>
+            <w:tcW w:type="dxa" w:w="1218"/>
+          </w:tcPr>
+          <w:p>
+            <w:r>
+              <w:rPr>
+                <w:rFonts w:ascii="Times New Roman" w:hAnsi="Times New Roman"/>
+                <w:sz w:val="20"/>
+              </w:rPr>
+              <w:t>4.57</w:t>
+            </w:r>
+          </w:p>
+        </w:tc>
+        <w:tc>
+          <w:tcPr>
+            <w:tcW w:type="dxa" w:w="1218"/>
+          </w:tcPr>
+          <w:p>
+            <w:r>
+              <w:rPr>
+                <w:rFonts w:ascii="Times New Roman" w:hAnsi="Times New Roman"/>
+                <w:sz w:val="20"/>
+              </w:rPr>
+              <w:t>4.68</w:t>
+            </w:r>
+          </w:p>
+        </w:tc>
+        <w:tc>
+          <w:tcPr>
+            <w:tcW w:type="dxa" w:w="1218"/>
+          </w:tcPr>
+          <w:p>
+            <w:r>
+              <w:rPr>
+                <w:rFonts w:ascii="Times New Roman" w:hAnsi="Times New Roman"/>
+                <w:sz w:val="20"/>
+              </w:rPr>
+              <w:t>5.24</w:t>
+            </w:r>
+          </w:p>
+        </w:tc>
+        <w:tc>
+          <w:tcPr>
+            <w:tcW w:type="dxa" w:w="1218"/>
+          </w:tcPr>
+          <w:p>
+            <w:r>
+              <w:rPr>
+                <w:rFonts w:ascii="Times New Roman" w:hAnsi="Times New Roman"/>
+                <w:sz w:val="20"/>
+              </w:rPr>
+              <w:t>4.05</w:t>
+            </w:r>
+          </w:p>
+        </w:tc>
+        <w:tc>
+          <w:tcPr>
+            <w:tcW w:type="dxa" w:w="1218"/>
+          </w:tcPr>
+          <w:p>
+            <w:r>
+              <w:rPr>
+                <w:rFonts w:ascii="Times New Roman" w:hAnsi="Times New Roman"/>
+                <w:sz w:val="20"/>
+              </w:rPr>
+              <w:t>3.94</w:t>
+            </w:r>
+          </w:p>
+        </w:tc>
+        <w:tc>
+          <w:tcPr>
+            <w:tcW w:type="dxa" w:w="1218"/>
+          </w:tcPr>
+          <w:p>
+            <w:r>
+              <w:rPr>
+                <w:rFonts w:ascii="Times New Roman" w:hAnsi="Times New Roman"/>
+                <w:sz w:val="20"/>
+              </w:rPr>
+              <w:t>4.09</w:t>
+            </w:r>
+          </w:p>
+        </w:tc>
+      </w:tr>
+      <w:tr>
+        <w:tc>
+          <w:tcPr>
+            <w:tcW w:type="dxa" w:w="1218"/>
+          </w:tcPr>
+          <w:p>
+            <w:r>
+              <w:rPr>
+                <w:rFonts w:ascii="Times New Roman" w:hAnsi="Times New Roman"/>
+                <w:sz w:val="20"/>
+              </w:rPr>
+              <w:t>5</w:t>
+            </w:r>
+          </w:p>
+        </w:tc>
+        <w:tc>
+          <w:tcPr>
+            <w:tcW w:type="dxa" w:w="1218"/>
+          </w:tcPr>
+          <w:p>
+            <w:r>
+              <w:rPr>
+                <w:rFonts w:ascii="Times New Roman" w:hAnsi="Times New Roman"/>
+                <w:sz w:val="20"/>
+              </w:rPr>
+              <w:t>3.26</w:t>
+            </w:r>
+          </w:p>
+        </w:tc>
+        <w:tc>
+          <w:tcPr>
+            <w:tcW w:type="dxa" w:w="1218"/>
+          </w:tcPr>
+          <w:p>
+            <w:r>
+              <w:rPr>
+                <w:rFonts w:ascii="Times New Roman" w:hAnsi="Times New Roman"/>
+                <w:sz w:val="20"/>
+              </w:rPr>
+              <w:t>4.57</w:t>
+            </w:r>
+          </w:p>
+        </w:tc>
+        <w:tc>
+          <w:tcPr>
+            <w:tcW w:type="dxa" w:w="1218"/>
+          </w:tcPr>
+          <w:p>
+            <w:r>
+              <w:rPr>
+                <w:rFonts w:ascii="Times New Roman" w:hAnsi="Times New Roman"/>
+                <w:sz w:val="20"/>
+              </w:rPr>
+              <w:t>4.05</w:t>
+            </w:r>
+          </w:p>
+        </w:tc>
+        <w:tc>
+          <w:tcPr>
+            <w:tcW w:type="dxa" w:w="1218"/>
+          </w:tcPr>
+          <w:p>
+            <w:r>
+              <w:rPr>
+                <w:rFonts w:ascii="Times New Roman" w:hAnsi="Times New Roman"/>
+                <w:sz w:val="20"/>
+              </w:rPr>
+              <w:t>3.69</w:t>
+            </w:r>
+          </w:p>
+        </w:tc>
+        <w:tc>
+          <w:tcPr>
+            <w:tcW w:type="dxa" w:w="1218"/>
+          </w:tcPr>
+          <w:p>
+            <w:r>
+              <w:rPr>
+                <w:rFonts w:ascii="Times New Roman" w:hAnsi="Times New Roman"/>
+                <w:sz w:val="20"/>
+              </w:rPr>
+              <w:t>3.09</w:t>
+            </w:r>
+          </w:p>
+        </w:tc>
+        <w:tc>
+          <w:tcPr>
+            <w:tcW w:type="dxa" w:w="1218"/>
+          </w:tcPr>
+          <w:p>
+            <w:r>
+              <w:rPr>
+                <w:rFonts w:ascii="Times New Roman" w:hAnsi="Times New Roman"/>
+                <w:sz w:val="20"/>
+              </w:rPr>
+              <w:t>3.40</w:t>
+            </w:r>
+          </w:p>
+        </w:tc>
+        <w:tc>
+          <w:tcPr>
+            <w:tcW w:type="dxa" w:w="1218"/>
+          </w:tcPr>
+          <w:p>
+            <w:r>
+              <w:rPr>
+                <w:rFonts w:ascii="Times New Roman" w:hAnsi="Times New Roman"/>
+                <w:sz w:val="20"/>
+              </w:rPr>
+              <w:t>2.89</w:t>
+            </w:r>
+          </w:p>
+        </w:tc>
+      </w:tr>
+      <w:tr>
+        <w:tc>
+          <w:tcPr>
+            <w:tcW w:type="dxa" w:w="1218"/>
+          </w:tcPr>
+          <w:p>
+            <w:r>
+              <w:rPr>
+                <w:rFonts w:ascii="Times New Roman" w:hAnsi="Times New Roman"/>
+                <w:sz w:val="20"/>
+              </w:rPr>
+              <w:t>3</w:t>
+            </w:r>
+          </w:p>
+        </w:tc>
+        <w:tc>
+          <w:tcPr>
+            <w:tcW w:type="dxa" w:w="1218"/>
+          </w:tcPr>
+          <w:p>
+            <w:r>
+              <w:rPr>
+                <w:rFonts w:ascii="Times New Roman" w:hAnsi="Times New Roman"/>
+                <w:sz w:val="20"/>
+              </w:rPr>
+              <w:t>4.08</w:t>
+            </w:r>
+          </w:p>
+        </w:tc>
+        <w:tc>
+          <w:tcPr>
+            <w:tcW w:type="dxa" w:w="1218"/>
+          </w:tcPr>
+          <w:p>
+            <w:r>
+              <w:rPr>
+                <w:rFonts w:ascii="Times New Roman" w:hAnsi="Times New Roman"/>
+                <w:sz w:val="20"/>
+              </w:rPr>
+              <w:t>3.53</w:t>
+            </w:r>
+          </w:p>
+        </w:tc>
+        <w:tc>
+          <w:tcPr>
+            <w:tcW w:type="dxa" w:w="1218"/>
+          </w:tcPr>
+          <w:p>
+            <w:r>
+              <w:rPr>
+                <w:rFonts w:ascii="Times New Roman" w:hAnsi="Times New Roman"/>
+                <w:sz w:val="20"/>
+              </w:rPr>
+              <w:t>3.79</w:t>
+            </w:r>
+          </w:p>
+        </w:tc>
+        <w:tc>
+          <w:tcPr>
+            <w:tcW w:type="dxa" w:w="1218"/>
+          </w:tcPr>
+          <w:p>
+            <w:r>
+              <w:rPr>
+                <w:rFonts w:ascii="Times New Roman" w:hAnsi="Times New Roman"/>
+                <w:sz w:val="20"/>
+              </w:rPr>
+              <w:t>4.02</w:t>
+            </w:r>
+          </w:p>
+        </w:tc>
+        <w:tc>
+          <w:tcPr>
+            <w:tcW w:type="dxa" w:w="1218"/>
+          </w:tcPr>
+          <w:p>
+            <w:r>
+              <w:rPr>
+                <w:rFonts w:ascii="Times New Roman" w:hAnsi="Times New Roman"/>
+                <w:sz w:val="20"/>
+              </w:rPr>
+              <w:t>4.13</w:t>
+            </w:r>
+          </w:p>
+        </w:tc>
+        <w:tc>
+          <w:tcPr>
+            <w:tcW w:type="dxa" w:w="1218"/>
+          </w:tcPr>
+          <w:p>
+            <w:r>
+              <w:rPr>
+                <w:rFonts w:ascii="Times New Roman" w:hAnsi="Times New Roman"/>
+                <w:sz w:val="20"/>
+              </w:rPr>
+              <w:t>4.03</w:t>
+            </w:r>
+          </w:p>
+        </w:tc>
+        <w:tc>
+          <w:tcPr>
+            <w:tcW w:type="dxa" w:w="1218"/>
+          </w:tcPr>
+          <w:p>
+            <w:r>
+              <w:rPr>
+                <w:rFonts w:ascii="Times New Roman" w:hAnsi="Times New Roman"/>
+                <w:sz w:val="20"/>
+              </w:rPr>
+              <w:t>4.16</w:t>
+            </w:r>
+          </w:p>
+        </w:tc>
+      </w:tr>
+      <w:tr>
+        <w:tc>
+          <w:tcPr>
+            <w:tcW w:type="dxa" w:w="1218"/>
+          </w:tcPr>
+          <w:p>
+            <w:r>
+              <w:rPr>
+                <w:rFonts w:ascii="Times New Roman" w:hAnsi="Times New Roman"/>
+                <w:sz w:val="20"/>
+              </w:rPr>
+              <w:t>4</w:t>
+            </w:r>
+          </w:p>
+        </w:tc>
+        <w:tc>
+          <w:tcPr>
+            <w:tcW w:type="dxa" w:w="1218"/>
+          </w:tcPr>
+          <w:p>
+            <w:r>
+              <w:rPr>
+                <w:rFonts w:ascii="Times New Roman" w:hAnsi="Times New Roman"/>
+                <w:sz w:val="20"/>
+              </w:rPr>
+              <w:t>4.08</w:t>
+            </w:r>
+          </w:p>
+        </w:tc>
+        <w:tc>
+          <w:tcPr>
+            <w:tcW w:type="dxa" w:w="1218"/>
+          </w:tcPr>
+          <w:p>
+            <w:r>
+              <w:rPr>
+                <w:rFonts w:ascii="Times New Roman" w:hAnsi="Times New Roman"/>
+                <w:sz w:val="20"/>
+              </w:rPr>
+              <w:t>4.57</w:t>
+            </w:r>
+          </w:p>
+        </w:tc>
+        <w:tc>
+          <w:tcPr>
+            <w:tcW w:type="dxa" w:w="1218"/>
+          </w:tcPr>
+          <w:p>
+            <w:r>
+              <w:rPr>
+                <w:rFonts w:ascii="Times New Roman" w:hAnsi="Times New Roman"/>
+                <w:sz w:val="20"/>
+              </w:rPr>
+              <w:t>4.76</w:t>
+            </w:r>
+          </w:p>
+        </w:tc>
+        <w:tc>
+          <w:tcPr>
+            <w:tcW w:type="dxa" w:w="1218"/>
+          </w:tcPr>
+          <w:p>
+            <w:r>
+              <w:rPr>
+                <w:rFonts w:ascii="Times New Roman" w:hAnsi="Times New Roman"/>
+                <w:sz w:val="20"/>
+              </w:rPr>
+              <w:t>4.58</w:t>
+            </w:r>
+          </w:p>
+        </w:tc>
+        <w:tc>
+          <w:tcPr>
+            <w:tcW w:type="dxa" w:w="1218"/>
+          </w:tcPr>
+          <w:p>
+            <w:r>
+              <w:rPr>
+                <w:rFonts w:ascii="Times New Roman" w:hAnsi="Times New Roman"/>
+                <w:sz w:val="20"/>
+              </w:rPr>
+              <w:t>4.13</w:t>
+            </w:r>
+          </w:p>
+        </w:tc>
+        <w:tc>
+          <w:tcPr>
+            <w:tcW w:type="dxa" w:w="1218"/>
+          </w:tcPr>
+          <w:p>
+            <w:r>
+              <w:rPr>
+                <w:rFonts w:ascii="Times New Roman" w:hAnsi="Times New Roman"/>
+                <w:sz w:val="20"/>
+              </w:rPr>
+              <w:t>4.03</w:t>
+            </w:r>
+          </w:p>
+        </w:tc>
+        <w:tc>
+          <w:tcPr>
+            <w:tcW w:type="dxa" w:w="1218"/>
+          </w:tcPr>
+          <w:p>
+            <w:r>
+              <w:rPr>
+                <w:rFonts w:ascii="Times New Roman" w:hAnsi="Times New Roman"/>
+                <w:sz w:val="20"/>
+              </w:rPr>
+              <w:t>4.16</w:t>
+            </w:r>
+          </w:p>
+        </w:tc>
+      </w:tr>
+      <w:tr>
+        <w:tc>
+          <w:tcPr>
+            <w:tcW w:type="dxa" w:w="1218"/>
+          </w:tcPr>
+          <w:p>
+            <w:r>
+              <w:rPr>
+                <w:rFonts w:ascii="Times New Roman" w:hAnsi="Times New Roman"/>
+                <w:sz w:val="20"/>
+              </w:rPr>
+              <w:t>4</w:t>
+            </w:r>
+          </w:p>
+        </w:tc>
+        <w:tc>
+          <w:tcPr>
+            <w:tcW w:type="dxa" w:w="1218"/>
+          </w:tcPr>
+          <w:p>
+            <w:r>
+              <w:rPr>
+                <w:rFonts w:ascii="Times New Roman" w:hAnsi="Times New Roman"/>
+                <w:sz w:val="20"/>
+              </w:rPr>
+              <w:t>3.44</w:t>
+            </w:r>
+          </w:p>
+        </w:tc>
+        <w:tc>
+          <w:tcPr>
+            <w:tcW w:type="dxa" w:w="1218"/>
+          </w:tcPr>
+          <w:p>
+            <w:r>
+              <w:rPr>
+                <w:rFonts w:ascii="Times New Roman" w:hAnsi="Times New Roman"/>
+                <w:sz w:val="20"/>
+              </w:rPr>
+              <w:t>3.53</w:t>
+            </w:r>
+          </w:p>
+        </w:tc>
+        <w:tc>
+          <w:tcPr>
+            <w:tcW w:type="dxa" w:w="1218"/>
+          </w:tcPr>
+          <w:p>
+            <w:r>
+              <w:rPr>
+                <w:rFonts w:ascii="Times New Roman" w:hAnsi="Times New Roman"/>
+                <w:sz w:val="20"/>
+              </w:rPr>
+              <w:t>3.24</w:t>
+            </w:r>
+          </w:p>
+        </w:tc>
+        <w:tc>
+          <w:tcPr>
+            <w:tcW w:type="dxa" w:w="1218"/>
+          </w:tcPr>
+          <w:p>
+            <w:r>
+              <w:rPr>
+                <w:rFonts w:ascii="Times New Roman" w:hAnsi="Times New Roman"/>
+                <w:sz w:val="20"/>
+              </w:rPr>
+              <w:t>3.33</w:t>
+            </w:r>
+          </w:p>
+        </w:tc>
+        <w:tc>
+          <w:tcPr>
+            <w:tcW w:type="dxa" w:w="1218"/>
+          </w:tcPr>
+          <w:p>
+            <w:r>
+              <w:rPr>
+                <w:rFonts w:ascii="Times New Roman" w:hAnsi="Times New Roman"/>
+                <w:sz w:val="20"/>
+              </w:rPr>
+              <w:t>3.39</w:t>
+            </w:r>
+          </w:p>
+        </w:tc>
+        <w:tc>
+          <w:tcPr>
+            <w:tcW w:type="dxa" w:w="1218"/>
+          </w:tcPr>
+          <w:p>
+            <w:r>
+              <w:rPr>
+                <w:rFonts w:ascii="Times New Roman" w:hAnsi="Times New Roman"/>
+                <w:sz w:val="20"/>
+              </w:rPr>
+              <w:t>3.50</w:t>
+            </w:r>
+          </w:p>
+        </w:tc>
+        <w:tc>
+          <w:tcPr>
+            <w:tcW w:type="dxa" w:w="1218"/>
+          </w:tcPr>
+          <w:p>
+            <w:r>
+              <w:rPr>
+                <w:rFonts w:ascii="Times New Roman" w:hAnsi="Times New Roman"/>
+                <w:sz w:val="20"/>
+              </w:rPr>
+              <w:t>3.36</w:t>
+            </w:r>
+          </w:p>
+        </w:tc>
+      </w:tr>
+      <w:tr>
+        <w:tc>
+          <w:tcPr>
+            <w:tcW w:type="dxa" w:w="1218"/>
+          </w:tcPr>
+          <w:p>
+            <w:r>
+              <w:rPr>
+                <w:rFonts w:ascii="Times New Roman" w:hAnsi="Times New Roman"/>
+                <w:sz w:val="20"/>
+              </w:rPr>
+              <w:t>5</w:t>
+            </w:r>
+          </w:p>
+        </w:tc>
+        <w:tc>
+          <w:tcPr>
+            <w:tcW w:type="dxa" w:w="1218"/>
+          </w:tcPr>
+          <w:p>
+            <w:r>
+              <w:rPr>
+                <w:rFonts w:ascii="Times New Roman" w:hAnsi="Times New Roman"/>
+                <w:sz w:val="20"/>
+              </w:rPr>
+              <w:t>3.49</w:t>
+            </w:r>
+          </w:p>
+        </w:tc>
+        <w:tc>
+          <w:tcPr>
+            <w:tcW w:type="dxa" w:w="1218"/>
+          </w:tcPr>
+          <w:p>
+            <w:r>
+              <w:rPr>
+                <w:rFonts w:ascii="Times New Roman" w:hAnsi="Times New Roman"/>
+                <w:sz w:val="20"/>
+              </w:rPr>
+              <w:t>4.57</w:t>
+            </w:r>
+          </w:p>
+        </w:tc>
+        <w:tc>
+          <w:tcPr>
+            <w:tcW w:type="dxa" w:w="1218"/>
+          </w:tcPr>
+          <w:p>
+            <w:r>
+              <w:rPr>
+                <w:rFonts w:ascii="Times New Roman" w:hAnsi="Times New Roman"/>
+                <w:sz w:val="20"/>
+              </w:rPr>
+              <w:t>4.25</w:t>
+            </w:r>
+          </w:p>
+        </w:tc>
+        <w:tc>
+          <w:tcPr>
+            <w:tcW w:type="dxa" w:w="1218"/>
+          </w:tcPr>
+          <w:p>
+            <w:r>
+              <w:rPr>
+                <w:rFonts w:ascii="Times New Roman" w:hAnsi="Times New Roman"/>
+                <w:sz w:val="20"/>
+              </w:rPr>
+              <w:t>3.95</w:t>
+            </w:r>
+          </w:p>
+        </w:tc>
+        <w:tc>
+          <w:tcPr>
+            <w:tcW w:type="dxa" w:w="1218"/>
+          </w:tcPr>
+          <w:p>
+            <w:r>
+              <w:rPr>
+                <w:rFonts w:ascii="Times New Roman" w:hAnsi="Times New Roman"/>
+                <w:sz w:val="20"/>
+              </w:rPr>
+              <w:t>3.46</w:t>
+            </w:r>
+          </w:p>
+        </w:tc>
+        <w:tc>
+          <w:tcPr>
+            <w:tcW w:type="dxa" w:w="1218"/>
+          </w:tcPr>
+          <w:p>
+            <w:r>
+              <w:rPr>
+                <w:rFonts w:ascii="Times New Roman" w:hAnsi="Times New Roman"/>
+                <w:sz w:val="20"/>
+              </w:rPr>
+              <w:t>3.53</w:t>
+            </w:r>
+          </w:p>
+        </w:tc>
+        <w:tc>
+          <w:tcPr>
+            <w:tcW w:type="dxa" w:w="1218"/>
+          </w:tcPr>
+          <w:p>
+            <w:r>
+              <w:rPr>
+                <w:rFonts w:ascii="Times New Roman" w:hAnsi="Times New Roman"/>
+                <w:sz w:val="20"/>
+              </w:rPr>
+              <w:t>3.45</w:t>
+            </w:r>
+          </w:p>
+        </w:tc>
+      </w:tr>
+      <w:tr>
+        <w:tc>
+          <w:tcPr>
+            <w:tcW w:type="dxa" w:w="1218"/>
+          </w:tcPr>
+          <w:p>
+            <w:r>
+              <w:rPr>
+                <w:rFonts w:ascii="Times New Roman" w:hAnsi="Times New Roman"/>
+                <w:sz w:val="20"/>
+              </w:rPr>
+              <w:t>5</w:t>
+            </w:r>
+          </w:p>
+        </w:tc>
+        <w:tc>
+          <w:tcPr>
+            <w:tcW w:type="dxa" w:w="1218"/>
+          </w:tcPr>
+          <w:p>
+            <w:r>
+              <w:rPr>
+                <w:rFonts w:ascii="Times New Roman" w:hAnsi="Times New Roman"/>
+                <w:sz w:val="20"/>
+              </w:rPr>
+              <w:t>4.54</w:t>
+            </w:r>
+          </w:p>
+        </w:tc>
+        <w:tc>
+          <w:tcPr>
+            <w:tcW w:type="dxa" w:w="1218"/>
+          </w:tcPr>
+          <w:p>
+            <w:r>
+              <w:rPr>
+                <w:rFonts w:ascii="Times New Roman" w:hAnsi="Times New Roman"/>
+                <w:sz w:val="20"/>
+              </w:rPr>
+              <w:t>3.53</w:t>
+            </w:r>
+          </w:p>
+        </w:tc>
+        <w:tc>
+          <w:tcPr>
+            <w:tcW w:type="dxa" w:w="1218"/>
+          </w:tcPr>
+          <w:p>
+            <w:r>
+              <w:rPr>
+                <w:rFonts w:ascii="Times New Roman" w:hAnsi="Times New Roman"/>
+                <w:sz w:val="20"/>
+              </w:rPr>
+              <w:t>4.19</w:t>
+            </w:r>
+          </w:p>
+        </w:tc>
+        <w:tc>
+          <w:tcPr>
+            <w:tcW w:type="dxa" w:w="1218"/>
+          </w:tcPr>
+          <w:p>
+            <w:r>
+              <w:rPr>
+                <w:rFonts w:ascii="Times New Roman" w:hAnsi="Times New Roman"/>
+                <w:sz w:val="20"/>
+              </w:rPr>
+              <w:t>3.75</w:t>
+            </w:r>
+          </w:p>
+        </w:tc>
+        <w:tc>
+          <w:tcPr>
+            <w:tcW w:type="dxa" w:w="1218"/>
+          </w:tcPr>
+          <w:p>
+            <w:r>
+              <w:rPr>
+                <w:rFonts w:ascii="Times New Roman" w:hAnsi="Times New Roman"/>
+                <w:sz w:val="20"/>
+              </w:rPr>
+              <w:t>4.50</w:t>
+            </w:r>
+          </w:p>
+        </w:tc>
+        <w:tc>
+          <w:tcPr>
+            <w:tcW w:type="dxa" w:w="1218"/>
+          </w:tcPr>
+          <w:p>
+            <w:r>
+              <w:rPr>
+                <w:rFonts w:ascii="Times New Roman" w:hAnsi="Times New Roman"/>
+                <w:sz w:val="20"/>
+              </w:rPr>
+              <w:t>4.56</w:t>
+            </w:r>
+          </w:p>
+        </w:tc>
+        <w:tc>
+          <w:tcPr>
+            <w:tcW w:type="dxa" w:w="1218"/>
+          </w:tcPr>
+          <w:p>
+            <w:r>
+              <w:rPr>
+                <w:rFonts w:ascii="Times New Roman" w:hAnsi="Times New Roman"/>
+                <w:sz w:val="20"/>
+              </w:rPr>
+              <w:t>4.43</w:t>
+            </w:r>
+          </w:p>
+        </w:tc>
+      </w:tr>
+      <w:tr>
+        <w:tc>
+          <w:tcPr>
+            <w:tcW w:type="dxa" w:w="1218"/>
+          </w:tcPr>
+          <w:p>
+            <w:r>
+              <w:rPr>
+                <w:rFonts w:ascii="Times New Roman" w:hAnsi="Times New Roman"/>
+                <w:sz w:val="20"/>
+              </w:rPr>
+              <w:t>4</w:t>
+            </w:r>
+          </w:p>
+        </w:tc>
+        <w:tc>
+          <w:tcPr>
+            <w:tcW w:type="dxa" w:w="1218"/>
+          </w:tcPr>
+          <w:p>
+            <w:r>
+              <w:rPr>
+                <w:rFonts w:ascii="Times New Roman" w:hAnsi="Times New Roman"/>
+                <w:sz w:val="20"/>
+              </w:rPr>
+              <w:t>3.35</w:t>
+            </w:r>
+          </w:p>
+        </w:tc>
+        <w:tc>
+          <w:tcPr>
+            <w:tcW w:type="dxa" w:w="1218"/>
+          </w:tcPr>
+          <w:p>
+            <w:r>
+              <w:rPr>
+                <w:rFonts w:ascii="Times New Roman" w:hAnsi="Times New Roman"/>
+                <w:sz w:val="20"/>
+              </w:rPr>
+              <w:t>4.57</w:t>
+            </w:r>
+          </w:p>
+        </w:tc>
+        <w:tc>
+          <w:tcPr>
+            <w:tcW w:type="dxa" w:w="1218"/>
+          </w:tcPr>
+          <w:p>
+            <w:r>
+              <w:rPr>
+                <w:rFonts w:ascii="Times New Roman" w:hAnsi="Times New Roman"/>
+                <w:sz w:val="20"/>
+              </w:rPr>
+              <w:t>4.13</w:t>
+            </w:r>
+          </w:p>
+        </w:tc>
+        <w:tc>
+          <w:tcPr>
+            <w:tcW w:type="dxa" w:w="1218"/>
+          </w:tcPr>
+          <w:p>
+            <w:r>
+              <w:rPr>
+                <w:rFonts w:ascii="Times New Roman" w:hAnsi="Times New Roman"/>
+                <w:sz w:val="20"/>
+              </w:rPr>
+              <w:t>3.81</w:t>
+            </w:r>
+          </w:p>
+        </w:tc>
+        <w:tc>
+          <w:tcPr>
+            <w:tcW w:type="dxa" w:w="1218"/>
+          </w:tcPr>
+          <w:p>
+            <w:r>
+              <w:rPr>
+                <w:rFonts w:ascii="Times New Roman" w:hAnsi="Times New Roman"/>
+                <w:sz w:val="20"/>
+              </w:rPr>
+              <w:t>3.25</w:t>
+            </w:r>
+          </w:p>
+        </w:tc>
+        <w:tc>
+          <w:tcPr>
+            <w:tcW w:type="dxa" w:w="1218"/>
+          </w:tcPr>
+          <w:p>
+            <w:r>
+              <w:rPr>
+                <w:rFonts w:ascii="Times New Roman" w:hAnsi="Times New Roman"/>
+                <w:sz w:val="20"/>
+              </w:rPr>
+              <w:t>3.45</w:t>
+            </w:r>
+          </w:p>
+        </w:tc>
+        <w:tc>
+          <w:tcPr>
+            <w:tcW w:type="dxa" w:w="1218"/>
+          </w:tcPr>
+          <w:p>
+            <w:r>
+              <w:rPr>
+                <w:rFonts w:ascii="Times New Roman" w:hAnsi="Times New Roman"/>
+                <w:sz w:val="20"/>
+              </w:rPr>
+              <w:t>3.15</w:t>
+            </w:r>
+          </w:p>
+        </w:tc>
+      </w:tr>
+      <w:tr>
+        <w:tc>
+          <w:tcPr>
+            <w:tcW w:type="dxa" w:w="1218"/>
+          </w:tcPr>
+          <w:p>
+            <w:r>
+              <w:rPr>
+                <w:rFonts w:ascii="Times New Roman" w:hAnsi="Times New Roman"/>
+                <w:sz w:val="20"/>
+              </w:rPr>
+              <w:t>3</w:t>
+            </w:r>
+          </w:p>
+        </w:tc>
+        <w:tc>
+          <w:tcPr>
+            <w:tcW w:type="dxa" w:w="1218"/>
+          </w:tcPr>
+          <w:p>
+            <w:r>
+              <w:rPr>
+                <w:rFonts w:ascii="Times New Roman" w:hAnsi="Times New Roman"/>
+                <w:sz w:val="20"/>
+              </w:rPr>
+              <w:t>3.99</w:t>
+            </w:r>
+          </w:p>
+        </w:tc>
+        <w:tc>
+          <w:tcPr>
+            <w:tcW w:type="dxa" w:w="1218"/>
+          </w:tcPr>
+          <w:p>
+            <w:r>
+              <w:rPr>
+                <w:rFonts w:ascii="Times New Roman" w:hAnsi="Times New Roman"/>
+                <w:sz w:val="20"/>
+              </w:rPr>
+              <w:t>3.53</w:t>
+            </w:r>
+          </w:p>
+        </w:tc>
+        <w:tc>
+          <w:tcPr>
+            <w:tcW w:type="dxa" w:w="1218"/>
+          </w:tcPr>
+          <w:p>
+            <w:r>
+              <w:rPr>
+                <w:rFonts w:ascii="Times New Roman" w:hAnsi="Times New Roman"/>
+                <w:sz w:val="20"/>
+              </w:rPr>
+              <w:t>3.71</w:t>
+            </w:r>
+          </w:p>
+        </w:tc>
+        <w:tc>
+          <w:tcPr>
+            <w:tcW w:type="dxa" w:w="1218"/>
+          </w:tcPr>
+          <w:p>
+            <w:r>
+              <w:rPr>
+                <w:rFonts w:ascii="Times New Roman" w:hAnsi="Times New Roman"/>
+                <w:sz w:val="20"/>
+              </w:rPr>
+              <w:t>3.90</w:t>
+            </w:r>
+          </w:p>
+        </w:tc>
+        <w:tc>
+          <w:tcPr>
+            <w:tcW w:type="dxa" w:w="1218"/>
+          </w:tcPr>
+          <w:p>
+            <w:r>
+              <w:rPr>
+                <w:rFonts w:ascii="Times New Roman" w:hAnsi="Times New Roman"/>
+                <w:sz w:val="20"/>
+              </w:rPr>
+              <w:t>4.05</w:t>
+            </w:r>
+          </w:p>
+        </w:tc>
+        <w:tc>
+          <w:tcPr>
+            <w:tcW w:type="dxa" w:w="1218"/>
+          </w:tcPr>
+          <w:p>
+            <w:r>
+              <w:rPr>
+                <w:rFonts w:ascii="Times New Roman" w:hAnsi="Times New Roman"/>
+                <w:sz w:val="20"/>
+              </w:rPr>
+              <w:t>3.94</w:t>
+            </w:r>
+          </w:p>
+        </w:tc>
+        <w:tc>
+          <w:tcPr>
+            <w:tcW w:type="dxa" w:w="1218"/>
+          </w:tcPr>
+          <w:p>
+            <w:r>
+              <w:rPr>
+                <w:rFonts w:ascii="Times New Roman" w:hAnsi="Times New Roman"/>
+                <w:sz w:val="20"/>
+              </w:rPr>
+              <w:t>4.09</w:t>
+            </w:r>
+          </w:p>
+        </w:tc>
+      </w:tr>
+      <w:tr>
+        <w:tc>
+          <w:tcPr>
+            <w:tcW w:type="dxa" w:w="1218"/>
+          </w:tcPr>
+          <w:p>
+            <w:r>
+              <w:rPr>
+                <w:rFonts w:ascii="Times New Roman" w:hAnsi="Times New Roman"/>
+                <w:sz w:val="20"/>
+              </w:rPr>
+              <w:t>3</w:t>
+            </w:r>
+          </w:p>
+        </w:tc>
+        <w:tc>
+          <w:tcPr>
+            <w:tcW w:type="dxa" w:w="1218"/>
+          </w:tcPr>
+          <w:p>
+            <w:r>
+              <w:rPr>
+                <w:rFonts w:ascii="Times New Roman" w:hAnsi="Times New Roman"/>
+                <w:sz w:val="20"/>
+              </w:rPr>
+              <w:t>3.76</w:t>
+            </w:r>
+          </w:p>
+        </w:tc>
+        <w:tc>
+          <w:tcPr>
+            <w:tcW w:type="dxa" w:w="1218"/>
+          </w:tcPr>
+          <w:p>
+            <w:r>
+              <w:rPr>
+                <w:rFonts w:ascii="Times New Roman" w:hAnsi="Times New Roman"/>
+                <w:sz w:val="20"/>
+              </w:rPr>
+              <w:t>3.53</w:t>
+            </w:r>
+          </w:p>
+        </w:tc>
+        <w:tc>
+          <w:tcPr>
+            <w:tcW w:type="dxa" w:w="1218"/>
+          </w:tcPr>
+          <w:p>
+            <w:r>
+              <w:rPr>
+                <w:rFonts w:ascii="Times New Roman" w:hAnsi="Times New Roman"/>
+                <w:sz w:val="20"/>
+              </w:rPr>
+              <w:t>3.52</w:t>
+            </w:r>
+          </w:p>
+        </w:tc>
+        <w:tc>
+          <w:tcPr>
+            <w:tcW w:type="dxa" w:w="1218"/>
+          </w:tcPr>
+          <w:p>
+            <w:r>
+              <w:rPr>
+                <w:rFonts w:ascii="Times New Roman" w:hAnsi="Times New Roman"/>
+                <w:sz w:val="20"/>
+              </w:rPr>
+              <w:t>3.68</w:t>
+            </w:r>
+          </w:p>
+        </w:tc>
+        <w:tc>
+          <w:tcPr>
+            <w:tcW w:type="dxa" w:w="1218"/>
+          </w:tcPr>
+          <w:p>
+            <w:r>
+              <w:rPr>
+                <w:rFonts w:ascii="Times New Roman" w:hAnsi="Times New Roman"/>
+                <w:sz w:val="20"/>
+              </w:rPr>
+              <w:t>3.81</w:t>
+            </w:r>
+          </w:p>
+        </w:tc>
+        <w:tc>
+          <w:tcPr>
+            <w:tcW w:type="dxa" w:w="1218"/>
+          </w:tcPr>
+          <w:p>
+            <w:r>
+              <w:rPr>
+                <w:rFonts w:ascii="Times New Roman" w:hAnsi="Times New Roman"/>
+                <w:sz w:val="20"/>
+              </w:rPr>
+              <w:t>3.73</w:t>
+            </w:r>
+          </w:p>
+        </w:tc>
+        <w:tc>
+          <w:tcPr>
+            <w:tcW w:type="dxa" w:w="1218"/>
+          </w:tcPr>
+          <w:p>
+            <w:r>
+              <w:rPr>
+                <w:rFonts w:ascii="Times New Roman" w:hAnsi="Times New Roman"/>
+                <w:sz w:val="20"/>
+              </w:rPr>
+              <w:t>3.86</w:t>
+            </w:r>
+          </w:p>
+        </w:tc>
+      </w:tr>
+      <w:tr>
+        <w:tc>
+          <w:tcPr>
+            <w:tcW w:type="dxa" w:w="1218"/>
+          </w:tcPr>
+          <w:p>
+            <w:r>
+              <w:rPr>
+                <w:rFonts w:ascii="Times New Roman" w:hAnsi="Times New Roman"/>
+                <w:sz w:val="20"/>
+              </w:rPr>
+              <w:t>4</w:t>
+            </w:r>
+          </w:p>
+        </w:tc>
+        <w:tc>
+          <w:tcPr>
+            <w:tcW w:type="dxa" w:w="1218"/>
+          </w:tcPr>
+          <w:p>
+            <w:r>
+              <w:rPr>
+                <w:rFonts w:ascii="Times New Roman" w:hAnsi="Times New Roman"/>
+                <w:sz w:val="20"/>
+              </w:rPr>
+              <w:t>3.81</w:t>
+            </w:r>
+          </w:p>
+        </w:tc>
+        <w:tc>
+          <w:tcPr>
+            <w:tcW w:type="dxa" w:w="1218"/>
+          </w:tcPr>
+          <w:p>
+            <w:r>
+              <w:rPr>
+                <w:rFonts w:ascii="Times New Roman" w:hAnsi="Times New Roman"/>
+                <w:sz w:val="20"/>
+              </w:rPr>
+              <w:t>3.53</w:t>
+            </w:r>
+          </w:p>
+        </w:tc>
+        <w:tc>
+          <w:tcPr>
+            <w:tcW w:type="dxa" w:w="1218"/>
+          </w:tcPr>
+          <w:p>
+            <w:r>
+              <w:rPr>
+                <w:rFonts w:ascii="Times New Roman" w:hAnsi="Times New Roman"/>
+                <w:sz w:val="20"/>
+              </w:rPr>
+              <w:t>3.56</w:t>
+            </w:r>
+          </w:p>
+        </w:tc>
+        <w:tc>
+          <w:tcPr>
+            <w:tcW w:type="dxa" w:w="1218"/>
+          </w:tcPr>
+          <w:p>
+            <w:r>
+              <w:rPr>
+                <w:rFonts w:ascii="Times New Roman" w:hAnsi="Times New Roman"/>
+                <w:sz w:val="20"/>
+              </w:rPr>
+              <w:t>3.72</w:t>
+            </w:r>
+          </w:p>
+        </w:tc>
+        <w:tc>
+          <w:tcPr>
+            <w:tcW w:type="dxa" w:w="1218"/>
+          </w:tcPr>
+          <w:p>
+            <w:r>
+              <w:rPr>
+                <w:rFonts w:ascii="Times New Roman" w:hAnsi="Times New Roman"/>
+                <w:sz w:val="20"/>
+              </w:rPr>
+              <w:t>3.86</w:t>
+            </w:r>
+          </w:p>
+        </w:tc>
+        <w:tc>
+          <w:tcPr>
+            <w:tcW w:type="dxa" w:w="1218"/>
+          </w:tcPr>
+          <w:p>
+            <w:r>
+              <w:rPr>
+                <w:rFonts w:ascii="Times New Roman" w:hAnsi="Times New Roman"/>
+                <w:sz w:val="20"/>
+              </w:rPr>
+              <w:t>3.77</w:t>
+            </w:r>
+          </w:p>
+        </w:tc>
+        <w:tc>
+          <w:tcPr>
+            <w:tcW w:type="dxa" w:w="1218"/>
+          </w:tcPr>
+          <w:p>
+            <w:r>
+              <w:rPr>
+                <w:rFonts w:ascii="Times New Roman" w:hAnsi="Times New Roman"/>
+                <w:sz w:val="20"/>
+              </w:rPr>
+              <w:t>3.92</w:t>
+            </w:r>
+          </w:p>
+        </w:tc>
+      </w:tr>
+      <w:tr>
+        <w:tc>
+          <w:tcPr>
+            <w:tcW w:type="dxa" w:w="1218"/>
+          </w:tcPr>
+          <w:p>
+            <w:r>
+              <w:rPr>
+                <w:rFonts w:ascii="Times New Roman" w:hAnsi="Times New Roman"/>
+                <w:sz w:val="20"/>
+              </w:rPr>
+              <w:t>3</w:t>
+            </w:r>
+          </w:p>
+        </w:tc>
+        <w:tc>
+          <w:tcPr>
+            <w:tcW w:type="dxa" w:w="1218"/>
+          </w:tcPr>
+          <w:p>
+            <w:r>
+              <w:rPr>
+                <w:rFonts w:ascii="Times New Roman" w:hAnsi="Times New Roman"/>
+                <w:sz w:val="20"/>
+              </w:rPr>
+              <w:t>4.08</w:t>
+            </w:r>
+          </w:p>
+        </w:tc>
+        <w:tc>
+          <w:tcPr>
+            <w:tcW w:type="dxa" w:w="1218"/>
+          </w:tcPr>
+          <w:p>
+            <w:r>
+              <w:rPr>
+                <w:rFonts w:ascii="Times New Roman" w:hAnsi="Times New Roman"/>
+                <w:sz w:val="20"/>
+              </w:rPr>
+              <w:t>3.53</w:t>
+            </w:r>
+          </w:p>
+        </w:tc>
+        <w:tc>
+          <w:tcPr>
+            <w:tcW w:type="dxa" w:w="1218"/>
+          </w:tcPr>
+          <w:p>
+            <w:r>
+              <w:rPr>
+                <w:rFonts w:ascii="Times New Roman" w:hAnsi="Times New Roman"/>
+                <w:sz w:val="20"/>
+              </w:rPr>
+              <w:t>3.79</w:t>
+            </w:r>
+          </w:p>
+        </w:tc>
+        <w:tc>
+          <w:tcPr>
+            <w:tcW w:type="dxa" w:w="1218"/>
+          </w:tcPr>
+          <w:p>
+            <w:r>
+              <w:rPr>
+                <w:rFonts w:ascii="Times New Roman" w:hAnsi="Times New Roman"/>
+                <w:sz w:val="20"/>
+              </w:rPr>
+              <w:t>4.01</w:t>
+            </w:r>
+          </w:p>
+        </w:tc>
+        <w:tc>
+          <w:tcPr>
+            <w:tcW w:type="dxa" w:w="1218"/>
+          </w:tcPr>
+          <w:p>
+            <w:r>
+              <w:rPr>
+                <w:rFonts w:ascii="Times New Roman" w:hAnsi="Times New Roman"/>
+                <w:sz w:val="20"/>
+              </w:rPr>
+              <w:t>4.13</w:t>
+            </w:r>
+          </w:p>
+        </w:tc>
+        <w:tc>
+          <w:tcPr>
+            <w:tcW w:type="dxa" w:w="1218"/>
+          </w:tcPr>
+          <w:p>
+            <w:r>
+              <w:rPr>
+                <w:rFonts w:ascii="Times New Roman" w:hAnsi="Times New Roman"/>
+                <w:sz w:val="20"/>
+              </w:rPr>
+              <w:t>4.03</w:t>
+            </w:r>
+          </w:p>
+        </w:tc>
+        <w:tc>
+          <w:tcPr>
+            <w:tcW w:type="dxa" w:w="1218"/>
+          </w:tcPr>
+          <w:p>
+            <w:r>
+              <w:rPr>
+                <w:rFonts w:ascii="Times New Roman" w:hAnsi="Times New Roman"/>
+                <w:sz w:val="20"/>
+              </w:rPr>
+              <w:t>4.16</w:t>
+            </w:r>
+          </w:p>
+        </w:tc>
+      </w:tr>
+      <w:tr>
+        <w:tc>
+          <w:tcPr>
+            <w:tcW w:type="dxa" w:w="1218"/>
+          </w:tcPr>
+          <w:p>
+            <w:r>
+              <w:rPr>
+                <w:rFonts w:ascii="Times New Roman" w:hAnsi="Times New Roman"/>
+                <w:sz w:val="20"/>
+              </w:rPr>
+              <w:t>3</w:t>
+            </w:r>
+          </w:p>
+        </w:tc>
+        <w:tc>
+          <w:tcPr>
+            <w:tcW w:type="dxa" w:w="1218"/>
+          </w:tcPr>
+          <w:p>
+            <w:r>
+              <w:rPr>
+                <w:rFonts w:ascii="Times New Roman" w:hAnsi="Times New Roman"/>
+                <w:sz w:val="20"/>
+              </w:rPr>
+              <w:t>4.36</w:t>
+            </w:r>
+          </w:p>
+        </w:tc>
+        <w:tc>
+          <w:tcPr>
+            <w:tcW w:type="dxa" w:w="1218"/>
+          </w:tcPr>
+          <w:p>
+            <w:r>
+              <w:rPr>
+                <w:rFonts w:ascii="Times New Roman" w:hAnsi="Times New Roman"/>
+                <w:sz w:val="20"/>
+              </w:rPr>
+              <w:t>3.53</w:t>
+            </w:r>
+          </w:p>
+        </w:tc>
+        <w:tc>
+          <w:tcPr>
+            <w:tcW w:type="dxa" w:w="1218"/>
+          </w:tcPr>
+          <w:p>
+            <w:r>
+              <w:rPr>
+                <w:rFonts w:ascii="Times New Roman" w:hAnsi="Times New Roman"/>
+                <w:sz w:val="20"/>
+              </w:rPr>
+              <w:t>4.03</w:t>
+            </w:r>
+          </w:p>
+        </w:tc>
+        <w:tc>
+          <w:tcPr>
+            <w:tcW w:type="dxa" w:w="1218"/>
+          </w:tcPr>
+          <w:p>
+            <w:r>
+              <w:rPr>
+                <w:rFonts w:ascii="Times New Roman" w:hAnsi="Times New Roman"/>
+                <w:sz w:val="20"/>
+              </w:rPr>
+              <w:t>4.33</w:t>
+            </w:r>
+          </w:p>
+        </w:tc>
+        <w:tc>
+          <w:tcPr>
+            <w:tcW w:type="dxa" w:w="1218"/>
+          </w:tcPr>
+          <w:p>
+            <w:r>
+              <w:rPr>
+                <w:rFonts w:ascii="Times New Roman" w:hAnsi="Times New Roman"/>
+                <w:sz w:val="20"/>
+              </w:rPr>
+              <w:t>4.36</w:t>
+            </w:r>
+          </w:p>
+        </w:tc>
+        <w:tc>
+          <w:tcPr>
+            <w:tcW w:type="dxa" w:w="1218"/>
+          </w:tcPr>
+          <w:p>
+            <w:r>
+              <w:rPr>
+                <w:rFonts w:ascii="Times New Roman" w:hAnsi="Times New Roman"/>
+                <w:sz w:val="20"/>
+              </w:rPr>
+              <w:t>4.33</w:t>
+            </w:r>
+          </w:p>
+        </w:tc>
+        <w:tc>
+          <w:tcPr>
+            <w:tcW w:type="dxa" w:w="1218"/>
+          </w:tcPr>
+          <w:p>
+            <w:r>
+              <w:rPr>
+                <w:rFonts w:ascii="Times New Roman" w:hAnsi="Times New Roman"/>
+                <w:sz w:val="20"/>
+              </w:rPr>
+              <w:t>4.34</w:t>
+            </w:r>
+          </w:p>
+        </w:tc>
+      </w:tr>
+      <w:tr>
+        <w:tc>
+          <w:tcPr>
+            <w:tcW w:type="dxa" w:w="1218"/>
+          </w:tcPr>
+          <w:p>
+            <w:r>
+              <w:rPr>
+                <w:rFonts w:ascii="Times New Roman" w:hAnsi="Times New Roman"/>
+                <w:sz w:val="20"/>
+              </w:rPr>
+              <w:t>3</w:t>
+            </w:r>
+          </w:p>
+        </w:tc>
+        <w:tc>
+          <w:tcPr>
+            <w:tcW w:type="dxa" w:w="1218"/>
+          </w:tcPr>
+          <w:p>
+            <w:r>
+              <w:rPr>
+                <w:rFonts w:ascii="Times New Roman" w:hAnsi="Times New Roman"/>
+                <w:sz w:val="20"/>
+              </w:rPr>
+              <w:t>4.13</w:t>
+            </w:r>
+          </w:p>
+        </w:tc>
+        <w:tc>
+          <w:tcPr>
+            <w:tcW w:type="dxa" w:w="1218"/>
+          </w:tcPr>
+          <w:p>
+            <w:r>
+              <w:rPr>
+                <w:rFonts w:ascii="Times New Roman" w:hAnsi="Times New Roman"/>
+                <w:sz w:val="20"/>
+              </w:rPr>
+              <w:t>3.53</w:t>
+            </w:r>
+          </w:p>
+        </w:tc>
+        <w:tc>
+          <w:tcPr>
+            <w:tcW w:type="dxa" w:w="1218"/>
+          </w:tcPr>
+          <w:p>
+            <w:r>
+              <w:rPr>
+                <w:rFonts w:ascii="Times New Roman" w:hAnsi="Times New Roman"/>
+                <w:sz w:val="20"/>
+              </w:rPr>
+              <w:t>3.83</w:t>
+            </w:r>
+          </w:p>
+        </w:tc>
+        <w:tc>
+          <w:tcPr>
+            <w:tcW w:type="dxa" w:w="1218"/>
+          </w:tcPr>
+          <w:p>
+            <w:r>
+              <w:rPr>
+                <w:rFonts w:ascii="Times New Roman" w:hAnsi="Times New Roman"/>
+                <w:sz w:val="20"/>
+              </w:rPr>
+              <w:t>4.07</w:t>
+            </w:r>
+          </w:p>
+        </w:tc>
+        <w:tc>
+          <w:tcPr>
+            <w:tcW w:type="dxa" w:w="1218"/>
+          </w:tcPr>
+          <w:p>
+            <w:r>
+              <w:rPr>
+                <w:rFonts w:ascii="Times New Roman" w:hAnsi="Times New Roman"/>
+                <w:sz w:val="20"/>
+              </w:rPr>
+              <w:t>4.17</w:t>
+            </w:r>
+          </w:p>
+        </w:tc>
+        <w:tc>
+          <w:tcPr>
+            <w:tcW w:type="dxa" w:w="1218"/>
+          </w:tcPr>
+          <w:p>
+            <w:r>
+              <w:rPr>
+                <w:rFonts w:ascii="Times New Roman" w:hAnsi="Times New Roman"/>
+                <w:sz w:val="20"/>
+              </w:rPr>
+              <w:t>4.07</w:t>
+            </w:r>
+          </w:p>
+        </w:tc>
+        <w:tc>
+          <w:tcPr>
+            <w:tcW w:type="dxa" w:w="1218"/>
+          </w:tcPr>
+          <w:p>
+            <w:r>
+              <w:rPr>
+                <w:rFonts w:ascii="Times New Roman" w:hAnsi="Times New Roman"/>
+                <w:sz w:val="20"/>
+              </w:rPr>
+              <w:t>4.20</w:t>
+            </w:r>
+          </w:p>
+        </w:tc>
+      </w:tr>
+    </w:tbl>
+    <w:p/>
+    <w:p>
+      <w:r>
+        <w:rPr>
+          <w:rFonts w:ascii="Times New Roman" w:hAnsi="Times New Roman" w:eastAsia="Times New Roman"/>
+          <w:b/>
+          <w:sz w:val="24"/>
+        </w:rPr>
+        <w:t>Вопрос:</w:t>
+      </w:r>
+    </w:p>
+    <w:p>
+      <w:r>
+        <w:rPr>
+          <w:rFonts w:ascii="Times New Roman" w:hAnsi="Times New Roman" w:eastAsia="Times New Roman"/>
+          <w:b w:val="0"/>
+          <w:sz w:val="24"/>
+        </w:rPr>
+        <w:t>Рассчитайте метрики качества.</w:t>
+      </w:r>
+    </w:p>
+    <w:p>
+      <w:r>
+        <w:rPr>
+          <w:rFonts w:ascii="Times New Roman" w:hAnsi="Times New Roman" w:eastAsia="Times New Roman"/>
+          <w:b/>
+          <w:sz w:val="24"/>
+        </w:rPr>
+        <w:t>Решение:</w:t>
+      </w:r>
+    </w:p>
+    <w:p>
+      <w:r>
+        <w:rPr>
+          <w:rFonts w:ascii="Times New Roman" w:hAnsi="Times New Roman" w:eastAsia="Times New Roman"/>
+          <w:b w:val="0"/>
+          <w:sz w:val="24"/>
+        </w:rPr>
+        <w:t>На тесте MSE, RMSE, MAE, MAPE, R2. Так метрики печатали в тетради.</w:t>
+      </w:r>
+    </w:p>
+    <w:p>
+      <w:r>
+        <w:rPr>
+          <w:rFonts w:ascii="Times New Roman" w:hAnsi="Times New Roman" w:eastAsia="Times New Roman"/>
+          <w:b/>
+          <w:sz w:val="24"/>
+        </w:rPr>
+        <w:t>Ответ:</w:t>
+      </w:r>
+    </w:p>
+    <w:p>
+      <w:r>
+        <w:rPr>
+          <w:rFonts w:ascii="Times New Roman" w:hAnsi="Times New Roman" w:eastAsia="Times New Roman"/>
+          <w:b w:val="0"/>
+          <w:sz w:val="24"/>
+        </w:rPr>
+        <w:t>Lasso, возраст: MSE 1.164, RMSE 1.079, MAE 0.931, MAPE 0.339, R2 0.007</w:t>
+      </w:r>
+    </w:p>
+    <w:p>
+      <w:r>
+        <w:rPr>
+          <w:rFonts w:ascii="Times New Roman" w:hAnsi="Times New Roman" w:eastAsia="Times New Roman"/>
+          <w:b w:val="0"/>
+          <w:sz w:val="24"/>
+        </w:rPr>
+        <w:t>Ridge, возраст: MSE 1.199, RMSE 1.095, MAE 0.945, MAPE 0.338, R2 -0.024</w:t>
+      </w:r>
+    </w:p>
+    <w:p>
+      <w:r>
+        <w:rPr>
+          <w:rFonts w:ascii="Times New Roman" w:hAnsi="Times New Roman" w:eastAsia="Times New Roman"/>
+          <w:b w:val="0"/>
+          <w:sz w:val="24"/>
+        </w:rPr>
+        <w:t>Lasso, тема: MSE 1.001, RMSE 1.001, MAE 0.843, MAPE 0.312, R2 0.145</w:t>
+      </w:r>
+    </w:p>
+    <w:p>
+      <w:r>
+        <w:rPr>
+          <w:rFonts w:ascii="Times New Roman" w:hAnsi="Times New Roman" w:eastAsia="Times New Roman"/>
+          <w:b w:val="0"/>
+          <w:sz w:val="24"/>
+        </w:rPr>
+        <w:t>Ridge, тема: MSE 0.993, RMSE 0.997, MAE 0.836, MAPE 0.306, R2 0.152</w:t>
+      </w:r>
+    </w:p>
+    <w:p>
+      <w:r>
+        <w:rPr>
+          <w:rFonts w:ascii="Times New Roman" w:hAnsi="Times New Roman" w:eastAsia="Times New Roman"/>
+          <w:b w:val="0"/>
+          <w:sz w:val="24"/>
+        </w:rPr>
+        <w:t>Lasso, возраст и тема: MSE 0.942, RMSE 0.971, MAE 0.832, MAPE 0.302, R2 0.196</w:t>
+      </w:r>
+    </w:p>
+    <w:p>
+      <w:r>
+        <w:rPr>
+          <w:rFonts w:ascii="Times New Roman" w:hAnsi="Times New Roman" w:eastAsia="Times New Roman"/>
+          <w:b w:val="0"/>
+          <w:sz w:val="24"/>
+        </w:rPr>
+        <w:t>Ridge, возраст и тема: MSE 0.92, RMSE 0.959, MAE 0.821, MAPE 0.292, R2 0.215</w:t>
+      </w:r>
+    </w:p>
+    <w:p>
+      <w:r>
+        <w:rPr>
+          <w:rFonts w:ascii="Times New Roman" w:hAnsi="Times New Roman" w:eastAsia="Times New Roman"/>
+          <w:b w:val="0"/>
+          <w:sz w:val="24"/>
+        </w:rPr>
+        <w:t>Lasso, все четыре: MSE 0.981, RMSE 0.99, MAE 0.848, MAPE 0.309, R2 0.163</w:t>
+      </w:r>
+    </w:p>
+    <w:p>
+      <w:r>
+        <w:rPr>
+          <w:rFonts w:ascii="Times New Roman" w:hAnsi="Times New Roman" w:eastAsia="Times New Roman"/>
+          <w:b w:val="0"/>
+          <w:sz w:val="24"/>
+        </w:rPr>
+        <w:t>Ridge, все четыре: MSE 1.069, RMSE 1.034, MAE 0.895, MAPE 0.319, R2 0.088</w:t>
+      </w:r>
+    </w:p>
+    <w:p>
+      <w:r>
+        <w:rPr>
+          <w:rFonts w:ascii="Times New Roman" w:hAnsi="Times New Roman" w:eastAsia="Times New Roman"/>
+          <w:b w:val="0"/>
+          <w:sz w:val="24"/>
+        </w:rPr>
+        <w:t>Lasso, ln(возраст): MSE 1.182, RMSE 1.087, MAE 0.944, MAPE 0.337, R2 -0.009</w:t>
+      </w:r>
+    </w:p>
+    <w:p>
+      <w:r>
+        <w:rPr>
+          <w:rFonts w:ascii="Times New Roman" w:hAnsi="Times New Roman" w:eastAsia="Times New Roman"/>
+          <w:b w:val="0"/>
+          <w:sz w:val="24"/>
+        </w:rPr>
+        <w:t>Ridge, ln(возраст): MSE 1.236, RMSE 1.112, MAE 0.962, MAPE 0.337, R2 -0.055</w:t>
+      </w:r>
+    </w:p>
+    <w:p>
+      <w:r>
+        <w:rPr>
+          <w:rFonts w:ascii="Times New Roman" w:hAnsi="Times New Roman" w:eastAsia="Times New Roman"/>
+          <w:b w:val="0"/>
+          <w:sz w:val="24"/>
+        </w:rPr>
+        <w:t>Lasso, возраст^2: MSE 1.151, RMSE 1.073, MAE 0.922, MAPE 0.34, R2 0.018</w:t>
+      </w:r>
+    </w:p>
+    <w:p>
+      <w:r>
+        <w:rPr>
+          <w:rFonts w:ascii="Times New Roman" w:hAnsi="Times New Roman" w:eastAsia="Times New Roman"/>
+          <w:b w:val="0"/>
+          <w:sz w:val="24"/>
+        </w:rPr>
+        <w:t>Ridge, возраст^2: MSE 1.171, RMSE 1.082, MAE 0.929, MAPE 0.339, R2 0.001</w:t>
+      </w:r>
+    </w:p>
+    <w:p>
+      <w:r>
+        <w:rPr>
+          <w:rFonts w:ascii="Times New Roman" w:hAnsi="Times New Roman" w:eastAsia="Times New Roman"/>
+          <w:b w:val="0"/>
+          <w:sz w:val="24"/>
+        </w:rPr>
+        <w:t>Lasso, 1/возраст: MSE 1.205, RMSE 1.098, MAE 0.956, MAPE 0.335, R2 -0.029</w:t>
+      </w:r>
+    </w:p>
+    <w:p>
+      <w:r>
+        <w:rPr>
+          <w:rFonts w:ascii="Times New Roman" w:hAnsi="Times New Roman" w:eastAsia="Times New Roman"/>
+          <w:b w:val="0"/>
+          <w:sz w:val="24"/>
+        </w:rPr>
+        <w:t>Ridge, 1/возраст: MSE 1.277, RMSE 1.13, MAE 0.979, MAPE 0.334, R2 -0.09</w:t>
+      </w:r>
+    </w:p>
+    <w:p/>
+    <w:p>
+      <w:r>
+        <w:rPr>
+          <w:rFonts w:ascii="Times New Roman" w:hAnsi="Times New Roman" w:eastAsia="Times New Roman"/>
+          <w:b/>
+          <w:sz w:val="24"/>
+        </w:rPr>
+        <w:t>Вопрос:</w:t>
+      </w:r>
+    </w:p>
+    <w:p>
+      <w:r>
+        <w:rPr>
+          <w:rFonts w:ascii="Times New Roman" w:hAnsi="Times New Roman" w:eastAsia="Times New Roman"/>
+          <w:b w:val="0"/>
+          <w:sz w:val="24"/>
+        </w:rPr>
+        <w:t>Выберите спецификацию модели с наилучшим качеством.</w:t>
+      </w:r>
+    </w:p>
+    <w:p>
+      <w:r>
+        <w:rPr>
+          <w:rFonts w:ascii="Times New Roman" w:hAnsi="Times New Roman" w:eastAsia="Times New Roman"/>
+          <w:b/>
+          <w:sz w:val="24"/>
+        </w:rPr>
+        <w:t>Решение:</w:t>
+      </w:r>
+    </w:p>
+    <w:p>
+      <w:r>
+        <w:rPr>
+          <w:rFonts w:ascii="Times New Roman" w:hAnsi="Times New Roman" w:eastAsia="Times New Roman"/>
+          <w:b w:val="0"/>
+          <w:sz w:val="24"/>
+        </w:rPr>
+        <w:t>Смотрел R2 на тесте. Чем выше, тем лучше.</w:t>
+      </w:r>
+    </w:p>
+    <w:p>
+      <w:r>
+        <w:rPr>
+          <w:rFonts w:ascii="Times New Roman" w:hAnsi="Times New Roman" w:eastAsia="Times New Roman"/>
+          <w:b/>
+          <w:sz w:val="24"/>
+        </w:rPr>
+        <w:t>Ответ:</w:t>
+      </w:r>
+    </w:p>
+    <w:p>
+      <w:r>
+        <w:rPr>
+          <w:rFonts w:ascii="Times New Roman" w:hAnsi="Times New Roman" w:eastAsia="Times New Roman"/>
+          <w:b w:val="0"/>
+          <w:sz w:val="24"/>
+        </w:rPr>
+        <w:t>Лучше Ridge, «возраст и тема». R2 0.215, MSE 0.92.</w:t>
+      </w:r>
+    </w:p>
+    <w:p>
+      <w:r>
+        <w:rPr>
+          <w:rFonts w:ascii="Times New Roman" w:hAnsi="Times New Roman" w:eastAsia="Times New Roman"/>
+          <w:b w:val="0"/>
+          <w:sz w:val="24"/>
+        </w:rPr>
+        <w:t>Lasso на тех же признаках: R2 0.196.</w:t>
+      </w:r>
+    </w:p>
+    <w:p>
+      <w:r>
+        <w:rPr>
+          <w:rFonts w:ascii="Times New Roman" w:hAnsi="Times New Roman" w:eastAsia="Times New Roman"/>
+          <w:b w:val="0"/>
+          <w:sz w:val="24"/>
+        </w:rPr>
+        <w:t>Логарифм, квадрат и 1/возраст на тесте хуже прямой. Все четыре признака тоже хуже. У Lasso на всех четырёх вес числа выдач 0.0.</w:t>
+      </w:r>
+    </w:p>
+    <w:p/>
+    <w:p>
+      <w:r>
+        <w:rPr>
+          <w:rFonts w:ascii="Times New Roman" w:hAnsi="Times New Roman" w:eastAsia="Times New Roman"/>
+          <w:b/>
+          <w:sz w:val="24"/>
+        </w:rPr>
+        <w:t>Вопрос:</w:t>
+      </w:r>
+    </w:p>
+    <w:p>
+      <w:r>
+        <w:rPr>
+          <w:rFonts w:ascii="Times New Roman" w:hAnsi="Times New Roman" w:eastAsia="Times New Roman"/>
+          <w:b w:val="0"/>
+          <w:sz w:val="24"/>
+        </w:rPr>
+        <w:t>Сделайте выводы относительно полученной модели и ее качества.</w:t>
+      </w:r>
+    </w:p>
+    <w:p>
+      <w:r>
+        <w:rPr>
+          <w:rFonts w:ascii="Times New Roman" w:hAnsi="Times New Roman" w:eastAsia="Times New Roman"/>
+          <w:b/>
+          <w:sz w:val="24"/>
+        </w:rPr>
+        <w:t>Решение:</w:t>
+      </w:r>
+    </w:p>
+    <w:p>
+      <w:r>
+        <w:rPr>
+          <w:rFonts w:ascii="Times New Roman" w:hAnsi="Times New Roman" w:eastAsia="Times New Roman"/>
+          <w:b w:val="0"/>
+          <w:sz w:val="24"/>
+        </w:rPr>
+        <w:t>Смотрел R2 и MAE лучшей модели на тесте.</w:t>
+      </w:r>
+    </w:p>
+    <w:p>
+      <w:r>
+        <w:rPr>
+          <w:rFonts w:ascii="Times New Roman" w:hAnsi="Times New Roman" w:eastAsia="Times New Roman"/>
+          <w:b/>
+          <w:sz w:val="24"/>
+        </w:rPr>
+        <w:t>Ответ:</w:t>
+      </w:r>
+    </w:p>
+    <w:p>
+      <w:r>
+        <w:rPr>
+          <w:rFonts w:ascii="Times New Roman" w:hAnsi="Times New Roman" w:eastAsia="Times New Roman"/>
+          <w:b w:val="0"/>
+          <w:sz w:val="24"/>
+        </w:rPr>
+        <w:t>Модель слабая. R2 0.215, большую часть разброса оценок она не объясняет. MAE 0.821, промах меньше балла. Для точной оценки книги этого мало.</w:t>
+      </w:r>
+    </w:p>
+    <w:p/>
+    <w:p>
+      <w:r>
+        <w:rPr>
+          <w:rFonts w:ascii="Times New Roman" w:hAnsi="Times New Roman" w:eastAsia="Times New Roman"/>
+          <w:b/>
+          <w:sz w:val="24"/>
+        </w:rPr>
+        <w:t>Вопрос:</w:t>
+      </w:r>
+    </w:p>
+    <w:p>
+      <w:r>
+        <w:rPr>
+          <w:rFonts w:ascii="Times New Roman" w:hAnsi="Times New Roman" w:eastAsia="Times New Roman"/>
+          <w:b w:val="0"/>
+          <w:sz w:val="24"/>
+        </w:rPr>
+        <w:t>Разместите блокнот в GitHub и прикрепите ссылку.</w:t>
+      </w:r>
+    </w:p>
+    <w:p>
+      <w:r>
+        <w:rPr>
+          <w:rFonts w:ascii="Times New Roman" w:hAnsi="Times New Roman" w:eastAsia="Times New Roman"/>
+          <w:b/>
+          <w:sz w:val="24"/>
+        </w:rPr>
+        <w:t>Ответ:</w:t>
+      </w:r>
+    </w:p>
+    <w:p>
+      <w:r>
+        <w:rPr>
+          <w:rFonts w:ascii="Times New Roman" w:hAnsi="Times New Roman" w:eastAsia="Times New Roman"/>
+          <w:b w:val="0"/>
           <w:sz w:val="24"/>
         </w:rPr>
         <w:t>Ссылка на блокнот: https://github.com/ubersk-debug/pg-kruchinin/blob/master/дз17/dz17_lasso_ridge.ipynb</w:t>

--- a/дз17/Домашнее задание №17 КручининС.В..docx
+++ b/дз17/Домашнее задание №17 КручининС.В..docx
@@ -212,7 +212,46 @@
           <w:b w:val="0"/>
           <w:sz w:val="24"/>
         </w:rPr>
-        <w:t>Четыре графика, по вертикали оценка. Рисунок dz17_scatter.png.</w:t>
+        <w:t>Четыре графика, по вертикали оценка. График ниже.</w:t>
+      </w:r>
+    </w:p>
+    <w:p>
+      <w:pPr>
+        <w:jc w:val="center"/>
+      </w:pPr>
+      <w:r>
+        <w:drawing>
+          <wp:inline xmlns:a="http://schemas.openxmlformats.org/drawingml/2006/main" xmlns:pic="http://schemas.openxmlformats.org/drawingml/2006/picture">
+            <wp:extent cx="5040000" cy="3780000"/>
+            <wp:docPr id="1" name="Picture 1"/>
+            <wp:cNvGraphicFramePr>
+              <a:graphicFrameLocks noChangeAspect="1"/>
+            </wp:cNvGraphicFramePr>
+            <a:graphic>
+              <a:graphicData uri="http://schemas.openxmlformats.org/drawingml/2006/picture">
+                <pic:pic>
+                  <pic:nvPicPr>
+                    <pic:cNvPr id="0" name="dz17_scatter.png"/>
+                    <pic:cNvPicPr/>
+                  </pic:nvPicPr>
+                  <pic:blipFill>
+                    <a:blip r:embed="rId9"/>
+                    <a:stretch>
+                      <a:fillRect/>
+                    </a:stretch>
+                  </pic:blipFill>
+                  <pic:spPr>
+                    <a:xfrm>
+                      <a:off x="0" y="0"/>
+                      <a:ext cx="5040000" cy="3780000"/>
+                    </a:xfrm>
+                    <a:prstGeom prst="rect"/>
+                  </pic:spPr>
+                </pic:pic>
+              </a:graphicData>
+            </a:graphic>
+          </wp:inline>
+        </w:drawing>
       </w:r>
     </w:p>
     <w:p>
